--- a/S1-CL3-Cloud-Infrastructure-Improvement/assessments/AT3/AT3-Implement-Student.docx
+++ b/S1-CL3-Cloud-Infrastructure-Improvement/assessments/AT3/AT3-Implement-Student.docx
@@ -236,7 +236,7 @@
           </w:tcPr>
           <w:p>
             <w:r>
-              <w:t>ICTCLD504 Improve cloud-based infrastructure</w:t>
+              <w:t>ICTCLD504 Improve cloud infrastructure</w:t>
             </w:r>
           </w:p>
         </w:tc>
@@ -273,7 +273,7 @@
           </w:tcPr>
           <w:p>
             <w:r>
-              <w:t>AT3 – Implement</w:t>
+              <w:t>AT3 — Cloud Infrastructure Improvement: Implement</w:t>
             </w:r>
           </w:p>
         </w:tc>
@@ -506,7 +506,55 @@
               <w:pStyle w:val="Assessortext"/>
             </w:pPr>
             <w:r>
-              <w:t>Students are assessed individually on deploying and operating the approved Ledgerline cloud-infrastructure improvement. Each student deploys the existing-state baseline and applies the approved improvement as a CloudFormation change-set in their own AWS Academy lab, then monitors, tests and demonstrates the whole improved system across all four optimisation concerns — security, reliability, scalability and cost — applies short-term refinements from the results, documents the as-deployed result and a long-term improvement strategy, and obtains final sign-off. The deliverable is a Deployment Report. AT3 is completed individually.</w:t>
+              <w:t>Students are assessed on deploying the approved Ledgerline improvement, demonstrating it against the metrics and business goals they set in AT1, refining it from their own test results, documenting the as-deployed environment and obtaining final sign-off. AT3 is the third and final assessment task in the S1-CL3 Cloud Infrastructure Improvement cluster.</w:t>
+            </w:r>
+          </w:p>
+          <w:p>
+            <w:pPr>
+              <w:pStyle w:val="Assessortext"/>
+            </w:pPr>
+            <w:r>
+              <w:t>The assessment is one guided workbook of thirteen tasks and two knowledge questions, submitted as a single document. The student deploys the assessor-provided baseline, records the scope their AT1 sign-off actually approved, applies the improvement as an update to the running environment, measures against their own metrics, demonstrates reliability, security, scalability and cost optimisation one at a time, applies refinements traced to test results, documents the as-deployed result and a long-term strategy, obtains sign-off, and tears the environment down.</w:t>
+            </w:r>
+          </w:p>
+          <w:p>
+            <w:pPr>
+              <w:pStyle w:val="Assessortext"/>
+            </w:pPr>
+            <w:r>
+              <w:t>YOU DEPLOY WHAT WAS APPROVED. Your AT1 sign-off recorded which improvements YAT approved — that list is your scope here, not everything you proposed and not everything the team wrote.</w:t>
+            </w:r>
+          </w:p>
+          <w:p>
+            <w:pPr>
+              <w:pStyle w:val="Assessortext"/>
+            </w:pPr>
+            <w:r>
+              <w:t>TASKS 5 TO 8 ASK YOU TO DEMONSTRATE, NOT ASSERT. Make something happen and record what you observed. A test with no observation is not a test.</w:t>
+            </w:r>
+          </w:p>
+          <w:p>
+            <w:pPr>
+              <w:pStyle w:val="Assessortext"/>
+            </w:pPr>
+            <w:r>
+              <w:t>This is an open-book practical assessment. Students may use the YAT intranet, AWS documentation, course materials and external research (which must be cited). They may not use another student.</w:t>
+            </w:r>
+          </w:p>
+          <w:p>
+            <w:pPr>
+              <w:pStyle w:val="Assessortext"/>
+            </w:pPr>
+            <w:r>
+              <w:t>The assessment will not proceed if for any reason it is not safe to do so. You must advise the student of the reason for suspending the assessment, and what safety action should be taken. Advise the student of revised arrangements when it is safe to do so.</w:t>
+            </w:r>
+          </w:p>
+          <w:p>
+            <w:pPr>
+              <w:pStyle w:val="Assessortext"/>
+            </w:pPr>
+            <w:r>
+              <w:t>There is a zero tolerance for plagiarism, cheating and collusion. Students will be expected to make a declaration that all work is their own prior to submission. Refer to the Training and Assessment Policy for further information.</w:t>
             </w:r>
           </w:p>
         </w:tc>
@@ -545,7 +593,7 @@
               <w:pStyle w:val="Assessortext"/>
             </w:pPr>
             <w:r>
-              <w:t>In this project the student is an MP Tech Solutions (MTS) engineer deploying the approved Ledgerline cloud-infrastructure improvement for YAT College. AT3 is completed individually, in the student's own lab, and has one deliverable — a Deployment Report — produced by:</w:t>
+              <w:t>The improvement design was approved and the team has encoded it as infrastructure as code. This is the deployment phase: the student stands the environment up, applies the approved improvement, proves it does what they said it would, and hands it over.</w:t>
             </w:r>
           </w:p>
           <w:p>
@@ -553,7 +601,7 @@
               <w:pStyle w:val="Assessortext"/>
             </w:pPr>
             <w:r>
-              <w:t>• Deploying the existing-state baseline, then applying the approved improvement as a CloudFormation change-set to the running stack (deploying the approved architecture).</w:t>
+              <w:t>Tasks 1–3 deploy the baseline, record the approved scope, and apply the improvement as an update to the running environment rather than a rebuild.</w:t>
             </w:r>
           </w:p>
           <w:p>
@@ -561,7 +609,7 @@
               <w:pStyle w:val="Assessortext"/>
             </w:pPr>
             <w:r>
-              <w:t>• Monitoring and measuring the deployed architecture against the performance metrics and business goals; testing and demonstrating security, reliability, scalability and cost optimisation on the whole deployed system (including, for reliability, an application-tier failover demonstration and a database backup/restore and DR demonstration, and a scale-out demonstration for scalability).</w:t>
+              <w:t>Tasks 4–8 measure and demonstrate: the metrics and business goals set in AT1, then reliability (by inducing a real failure), security (by testing a control rather than listing it), scalability (by causing a scaling event), and cost optimisation (against the AT1 estimate, with a cost measure shown working).</w:t>
             </w:r>
           </w:p>
           <w:p>
@@ -569,7 +617,7 @@
               <w:pStyle w:val="Assessortext"/>
             </w:pPr>
             <w:r>
-              <w:t>• Applying short-term refinements to the deployed resources according to the test results.</w:t>
+              <w:t>Tasks 9–13 close the engagement: refinements traced to specific test results, documentation of the as-deployed architecture and test results with every difference from the approved design highlighted, a prioritised long-term improvement strategy, handover and final sign-off, and teardown through the tooling.</w:t>
             </w:r>
           </w:p>
           <w:p>
@@ -577,7 +625,7 @@
               <w:pStyle w:val="Assessortext"/>
             </w:pPr>
             <w:r>
-              <w:t>• Documenting the as-deployed architecture and test results (highlighting the changes from the approved design), describing a long-term improvement strategy, and obtaining final sign-off.</w:t>
+              <w:t>Lab environment: AWS Academy Learner Lab. The scenario places Ledgerline in Sydney — [scenario: ap-southeast-2 | deploy: us-east-1].</w:t>
             </w:r>
           </w:p>
           <w:p>
@@ -585,7 +633,7 @@
               <w:pStyle w:val="Assessortext"/>
             </w:pPr>
             <w:r>
-              <w:t>The approved design was produced in AT1 and written as code by the team in AT2; AT3 is each engineer's own deployment, demonstration and finalisation of the whole system.</w:t>
+              <w:t>MTS scope: cloud infrastructure only. The Ledgerline application and its financial data are out of scope, and no financial data may be lost.</w:t>
             </w:r>
           </w:p>
         </w:tc>
@@ -625,7 +673,7 @@
               <w:pStyle w:val="Assessortext"/>
             </w:pPr>
             <w:r>
-              <w:t>Insert the timeframe or time allowed for the assessment task.</w:t>
+              <w:t>A 12-hour deployment and testing window across sessions, plus the handover session.</w:t>
             </w:r>
           </w:p>
           <w:p>
@@ -633,16 +681,7 @@
               <w:pStyle w:val="Assessortext"/>
             </w:pPr>
             <w:r>
-              <w:t xml:space="preserve">e.g. </w:t>
-            </w:r>
-            <w:r>
-              <w:t>‘</w:t>
-            </w:r>
-            <w:r>
-              <w:t>8 weeks</w:t>
-            </w:r>
-            <w:r>
-              <w:t>’</w:t>
+              <w:t>Deployments fail and get fixed — that is the work, not lost time. Time is indicative.</w:t>
             </w:r>
           </w:p>
         </w:tc>
@@ -737,7 +776,7 @@
               <w:pStyle w:val="Assessortext"/>
             </w:pPr>
             <w:r>
-              <w:t>Teacher/assessor supplied resources / Access to:</w:t>
+              <w:t>AWS Academy Learner Lab access</w:t>
             </w:r>
           </w:p>
           <w:p>
@@ -745,7 +784,7 @@
               <w:pStyle w:val="Assessortext"/>
             </w:pPr>
             <w:r>
-              <w:t>• The baseline lab-pack — the existing-state CloudFormation (single-AZ Ledgerline) the student deploys and then upgrades.</w:t>
+              <w:t>The baseline lab-pack from your assessor — you deploy it as task 1</w:t>
             </w:r>
           </w:p>
           <w:p>
@@ -753,7 +792,7 @@
               <w:pStyle w:val="Assessortext"/>
             </w:pPr>
             <w:r>
-              <w:t>• The approved improvement design and the team's validated implementation (the CloudFormation change-set applied to the baseline).</w:t>
+              <w:t>Your team's integrated template from AT2, or the assessor's reference template</w:t>
             </w:r>
           </w:p>
           <w:p>
@@ -761,7 +800,7 @@
               <w:pStyle w:val="Assessortext"/>
             </w:pPr>
             <w:r>
-              <w:t>• The YAT Deployment Report template (intranet Templates section).</w:t>
+              <w:t>Your own AT1 workbook — you need the approved scope, the goals and the metrics from it</w:t>
             </w:r>
           </w:p>
           <w:p>
@@ -769,7 +808,15 @@
               <w:pStyle w:val="Assessortext"/>
             </w:pPr>
             <w:r>
-              <w:t>• The AWS Academy lab environment specified in the lab-pack, with the console / CLI access and the resources the deployment requires.</w:t>
+              <w:t>Access to the YAT scenario site / intranet</w:t>
+            </w:r>
+          </w:p>
+          <w:p>
+            <w:pPr>
+              <w:pStyle w:val="Assessortext"/>
+            </w:pPr>
+            <w:r>
+              <w:t>Computer with web browser, and a screenshot tool</w:t>
             </w:r>
           </w:p>
         </w:tc>
@@ -808,7 +855,25 @@
           </w:tcPr>
           <w:p>
             <w:r>
-              <w:t>To receive a Satisfactory outcome for this assessment task, the student must complete every criterion in the marking guide below to a satisfactory standard. Where a criterion is not yet satisfactory, the student is given feedback and a further attempt per the Second attempt provisions.</w:t>
+              <w:t>To receive a Satisfactory outcome for this assessment the student must:</w:t>
+            </w:r>
+          </w:p>
+          <w:p>
+            <w:pPr/>
+            <w:r>
+              <w:t>Achieve Satisfactory on every criterion in the Marking Guide below</w:t>
+            </w:r>
+          </w:p>
+          <w:p>
+            <w:pPr/>
+            <w:r>
+              <w:t>Submit the completed workbook (.docx) with every task and question answered and every evidence box populated</w:t>
+            </w:r>
+          </w:p>
+          <w:p>
+            <w:pPr/>
+            <w:r>
+              <w:t>Obtain final sign-off at task 12</w:t>
             </w:r>
           </w:p>
         </w:tc>
@@ -1008,10 +1073,7 @@
           </w:tcPr>
           <w:p>
             <w:r>
-              <w:rPr>
-                <w:b/>
-              </w:rPr>
-              <w:t>Part A — Deploy and operate</w:t>
+              <w:t>I1 Baseline deployed and approved scope recorded (tasks 1–2) — the student deploys the baseline with the infrastructure-as-code tooling and confirms it before changing anything, and records what their own AT1 sign-off actually approved, including anything proposed but not approved</w:t>
             </w:r>
           </w:p>
         </w:tc>
@@ -1020,7 +1082,9 @@
             <w:tcW w:type="dxa" w:w="1943"/>
           </w:tcPr>
           <w:p>
-            <w:r/>
+            <w:r>
+              <w:t>☐ Yes  ☐ No</w:t>
+            </w:r>
           </w:p>
         </w:tc>
       </w:tr>
@@ -1031,7 +1095,7 @@
           </w:tcPr>
           <w:p>
             <w:r>
-              <w:t>E1 — Deploy: deploys the existing-state baseline and applies the approved improvement as a CloudFormation change-set to the running stack, using the console / CLI (deploying the approved architecture).</w:t>
+              <w:t>I2 Approved architecture deployed (task 3) — the improvement is applied to the running baseline as an update rather than a rebuild, and the student records what the update did to existing resources</w:t>
             </w:r>
           </w:p>
         </w:tc>
@@ -1041,7 +1105,7 @@
           </w:tcPr>
           <w:p>
             <w:r>
-              <w:t>Yes        No</w:t>
+              <w:t>☐ Yes  ☐ No</w:t>
             </w:r>
           </w:p>
         </w:tc>
@@ -1053,7 +1117,7 @@
           </w:tcPr>
           <w:p>
             <w:r>
-              <w:t>E2 — Monitor and measure: monitors and measures the deployed architecture against the performance metrics and business goals (e.g. CloudWatch metrics and alarms).</w:t>
+              <w:t>I3 Measured against the metrics (task 4) — the student's own AT1 metrics, each with an observed value against its target; a metric recorded as met with no observed value has not met the item</w:t>
             </w:r>
           </w:p>
         </w:tc>
@@ -1063,7 +1127,7 @@
           </w:tcPr>
           <w:p>
             <w:r>
-              <w:t>Yes        No</w:t>
+              <w:t>☐ Yes  ☐ No</w:t>
             </w:r>
           </w:p>
         </w:tc>
@@ -1075,7 +1139,7 @@
           </w:tcPr>
           <w:p>
             <w:r>
-              <w:t>E3 — Test and demonstrate: tests and demonstrates security, reliability, scalability and cost optimisation on the deployed resources — for reliability, an application-tier failover demonstration (terminate an instance; the Auto Scaling group recovers across AZs) and a database backup/restore and cross-Region DR demonstration (the database is single-instance — no Multi-AZ failover); and a scalability (scale-out) demonstration on the whole system.</w:t>
+              <w:t>I4 All four concerns tested and demonstrated (tasks 5–8) — a real failure induced and the service behaviour observed; a security control tested rather than listed; a scaling event caused and timed; and the cost position compared against the AT1 estimate with a cost measure shown working</w:t>
             </w:r>
           </w:p>
         </w:tc>
@@ -1085,7 +1149,7 @@
           </w:tcPr>
           <w:p>
             <w:r>
-              <w:t>Yes        No</w:t>
+              <w:t>☐ Yes  ☐ No</w:t>
             </w:r>
           </w:p>
         </w:tc>
@@ -1097,7 +1161,7 @@
           </w:tcPr>
           <w:p>
             <w:r>
-              <w:t>E4 — Refine: applies short-term refinements to the deployed resources according to the test results (e.g. tunes a scaling policy, an alarm threshold, a security group, or a size).</w:t>
+              <w:t>I5 Short-term refinements applied (task 9) — at least one refinement, each traced to a specific observation from the tests, with the chain from observation to change visible</w:t>
             </w:r>
           </w:p>
         </w:tc>
@@ -1107,7 +1171,7 @@
           </w:tcPr>
           <w:p>
             <w:r>
-              <w:t>Yes        No</w:t>
+              <w:t>☐ Yes  ☐ No</w:t>
             </w:r>
           </w:p>
         </w:tc>
@@ -1119,10 +1183,7 @@
           </w:tcPr>
           <w:p>
             <w:r>
-              <w:rPr>
-                <w:b/>
-              </w:rPr>
-              <w:t>Part B — Finalise</w:t>
+              <w:t>I6 As-deployed architecture and test results documented (task 10) — the environment as it actually stands, the deployment and testing steps in enough detail to repeat, the test results, and every difference from the approved design highlighted with its reason</w:t>
             </w:r>
           </w:p>
         </w:tc>
@@ -1131,7 +1192,9 @@
             <w:tcW w:type="dxa" w:w="1943"/>
           </w:tcPr>
           <w:p>
-            <w:r/>
+            <w:r>
+              <w:t>☐ Yes  ☐ No</w:t>
+            </w:r>
           </w:p>
         </w:tc>
       </w:tr>
@@ -1142,7 +1205,7 @@
           </w:tcPr>
           <w:p>
             <w:r>
-              <w:t>E5 — As-deployed documentation: documents the as-deployed architecture and the test results, highlighting the changes and improvements from the approved design.</w:t>
+              <w:t>I7 Long-term improvement strategy described (task 11) — prioritised, specific to Ledgerline's position after this deployment, each with a benefit</w:t>
             </w:r>
           </w:p>
         </w:tc>
@@ -1152,7 +1215,7 @@
           </w:tcPr>
           <w:p>
             <w:r>
-              <w:t>Yes        No</w:t>
+              <w:t>☐ Yes  ☐ No</w:t>
             </w:r>
           </w:p>
         </w:tc>
@@ -1164,7 +1227,7 @@
           </w:tcPr>
           <w:p>
             <w:r>
-              <w:t>E6 — Long-term strategy: describes long-term improvement strategies and their benefits as applied to the deployed resources.</w:t>
+              <w:t>I8 Handover and final sign-off (task 12) — the documentation filed per YAT's Records Management Policy and final sign-off obtained, recorded with a decision, a name and a date</w:t>
             </w:r>
           </w:p>
         </w:tc>
@@ -1174,7 +1237,7 @@
           </w:tcPr>
           <w:p>
             <w:r>
-              <w:t>Yes        No</w:t>
+              <w:t>☐ Yes  ☐ No</w:t>
             </w:r>
           </w:p>
         </w:tc>
@@ -1186,7 +1249,7 @@
           </w:tcPr>
           <w:p>
             <w:r>
-              <w:t>E7 — Final sign-off: obtains final sign-off from the required personnel.</w:t>
+              <w:t>I9 Environment removed (task 13) — torn down through the infrastructure-as-code tooling and confirmed gone</w:t>
             </w:r>
           </w:p>
         </w:tc>
@@ -1196,7 +1259,7 @@
           </w:tcPr>
           <w:p>
             <w:r>
-              <w:t>Yes        No</w:t>
+              <w:t>☐ Yes  ☐ No</w:t>
             </w:r>
           </w:p>
         </w:tc>
@@ -1208,10 +1271,7 @@
           </w:tcPr>
           <w:p>
             <w:r>
-              <w:rPr>
-                <w:b/>
-              </w:rPr>
-              <w:t>Document quality</w:t>
+              <w:t>I10 Knowledge (questions 1–2) — the testing and debugging techniques actually used and the techniques for avoiding single points of failure in their own environment, and the metrics they would leave in place for YAT to run it day to day</w:t>
             </w:r>
           </w:p>
         </w:tc>
@@ -1220,28 +1280,8 @@
             <w:tcW w:type="dxa" w:w="1943"/>
           </w:tcPr>
           <w:p>
-            <w:r/>
-          </w:p>
-        </w:tc>
-      </w:tr>
-      <w:tr>
-        <w:tc>
-          <w:tcPr>
-            <w:tcW w:type="dxa" w:w="8797"/>
-          </w:tcPr>
-          <w:p>
-            <w:r>
-              <w:t>E8 — Document quality: the Deployment Report uses the YAT Deployment Report template, plain professional English, is complete and internally consistent, and includes the evidence (screenshots / logs / test output) of the deployment and the demonstrations.</w:t>
-            </w:r>
-          </w:p>
-        </w:tc>
-        <w:tc>
-          <w:tcPr>
-            <w:tcW w:type="dxa" w:w="1943"/>
-          </w:tcPr>
-          <w:p>
-            <w:r>
-              <w:t>Yes        No</w:t>
+            <w:r>
+              <w:t>☐ Yes  ☐ No</w:t>
             </w:r>
           </w:p>
         </w:tc>
@@ -1251,39 +1291,166 @@
       <w:pPr>
         <w:pStyle w:val="Assessortext"/>
       </w:pPr>
+    </w:p>
+    <w:bookmarkEnd w:id="5"/>
+    <w:p/>
+    <w:p>
+      <w:pPr>
+        <w:pStyle w:val="Heading1"/>
+      </w:pPr>
       <w:r>
-        <w:br/>
-        <w:t>Add or delete rows as required</w:t>
+        <w:t>Scenario</w:t>
       </w:r>
     </w:p>
     <w:p>
       <w:pPr>
-        <w:pStyle w:val="Assessortext"/>
-      </w:pPr>
+        <w:spacing w:after="160"/>
+      </w:pPr>
+      <w:r>
+        <w:rPr>
+          <w:b w:val="0"/>
+          <w:i w:val="0"/>
+          <w:sz w:val="21"/>
+        </w:rPr>
+        <w:t>Your improvement design was approved and the team has encoded it as infrastructure as code. This is the deployment phase: you stand the environment up, apply the approved improvement, prove it does what you said it would, and hand it over.</w:t>
+      </w:r>
     </w:p>
     <w:p>
       <w:pPr>
-        <w:pStyle w:val="Assessortext"/>
-      </w:pPr>
-      <w:r>
-        <w:t>If questioning or observation is incorporated into this assessme</w:t>
-      </w:r>
-      <w:r>
-        <w:t xml:space="preserve">nt task, you can incorporate a </w:t>
-      </w:r>
+        <w:spacing w:after="160"/>
+      </w:pPr>
       <w:r>
         <w:rPr>
-          <w:b/>
-          <w:i/>
+          <w:b w:val="0"/>
+          <w:i w:val="0"/>
+          <w:sz w:val="21"/>
         </w:rPr>
-        <w:t>Practical Observation Checklist</w:t>
-      </w:r>
-      <w:r>
-        <w:t>.</w:t>
+        <w:t>You are an MTS Consultant reporting to Pat Lin (MTS Senior Consultant). Sam Walker (YAT ICT Manager) accepts the completed work. YAT Finance depend on Ledgerline during business hours, so your work happens inside a maintenance window and outside the Restricted Period.</w:t>
       </w:r>
     </w:p>
-    <w:bookmarkEnd w:id="5"/>
-    <w:p/>
+    <w:p>
+      <w:pPr>
+        <w:spacing w:after="160"/>
+      </w:pPr>
+      <w:r>
+        <w:rPr>
+          <w:b w:val="0"/>
+          <w:i w:val="0"/>
+          <w:sz w:val="21"/>
+        </w:rPr>
+        <w:t>You deploy what was approved — not a new design, and not everything the team wrote. If your sign-off in AT1 approved some improvements and not others, that approved list is your scope.</w:t>
+      </w:r>
+    </w:p>
+    <w:p>
+      <w:pPr>
+        <w:pStyle w:val="Heading1"/>
+      </w:pPr>
+      <w:r>
+        <w:t>Required resources (assessment conditions)</w:t>
+      </w:r>
+    </w:p>
+    <w:p>
+      <w:pPr>
+        <w:spacing w:after="120"/>
+        <w:ind w:left="340"/>
+      </w:pPr>
+      <w:r>
+        <w:rPr>
+          <w:sz w:val="21"/>
+        </w:rPr>
+        <w:t xml:space="preserve">•  </w:t>
+      </w:r>
+      <w:hyperlink r:id="rId17">
+        <w:r>
+          <w:rPr>
+            <w:sz w:val="21"/>
+            <w:color w:val="0563C1"/>
+            <w:u w:val="single"/>
+          </w:rPr>
+          <w:t>Improvement Requirements — the outcomes IR-1 to IR-7 the deployed result is judged against</w:t>
+        </w:r>
+      </w:hyperlink>
+    </w:p>
+    <w:p>
+      <w:pPr>
+        <w:spacing w:after="120"/>
+        <w:ind w:left="340"/>
+      </w:pPr>
+      <w:r>
+        <w:rPr>
+          <w:sz w:val="21"/>
+        </w:rPr>
+        <w:t xml:space="preserve">•  </w:t>
+      </w:r>
+      <w:hyperlink r:id="rId18">
+        <w:r>
+          <w:rPr>
+            <w:sz w:val="21"/>
+            <w:color w:val="0563C1"/>
+            <w:u w:val="single"/>
+          </w:rPr>
+          <w:t>Accounting System Infrastructure Specifications — the baseline you are deploying and improving</w:t>
+        </w:r>
+      </w:hyperlink>
+    </w:p>
+    <w:p>
+      <w:pPr>
+        <w:spacing w:after="120"/>
+        <w:ind w:left="340"/>
+      </w:pPr>
+      <w:r>
+        <w:rPr>
+          <w:sz w:val="21"/>
+        </w:rPr>
+        <w:t xml:space="preserve">•  </w:t>
+      </w:r>
+      <w:hyperlink r:id="rId19">
+        <w:r>
+          <w:rPr>
+            <w:sz w:val="21"/>
+            <w:color w:val="0563C1"/>
+            <w:u w:val="single"/>
+          </w:rPr>
+          <w:t>Change Management Procedure — the governance a production-affecting change sits under, and the Restricted Period</w:t>
+        </w:r>
+      </w:hyperlink>
+    </w:p>
+    <w:p>
+      <w:pPr>
+        <w:spacing w:after="120"/>
+        <w:ind w:left="340"/>
+      </w:pPr>
+      <w:r>
+        <w:rPr>
+          <w:sz w:val="21"/>
+        </w:rPr>
+        <w:t xml:space="preserve">•  </w:t>
+      </w:r>
+      <w:hyperlink r:id="rId20">
+        <w:r>
+          <w:rPr>
+            <w:sz w:val="21"/>
+            <w:color w:val="0563C1"/>
+            <w:u w:val="single"/>
+          </w:rPr>
+          <w:t>Records Management Policy — where completed engagement documentation is filed</w:t>
+        </w:r>
+      </w:hyperlink>
+    </w:p>
+    <w:p>
+      <w:pPr>
+        <w:spacing w:after="160"/>
+      </w:pPr>
+      <w:r>
+        <w:rPr>
+          <w:b w:val="0"/>
+          <w:i/>
+          <w:color w:val="6B6660"/>
+          <w:sz w:val="19"/>
+        </w:rPr>
+        <w:t>Your assessor will provide the baseline lab-pack — the infrastructure-as-code template that builds the current single-AZ environment — and, if your team's integrated template is not usable, a reference improvement template so you are not blocked by someone else's work. Ask your assessor for both.</w:t>
+      </w:r>
+    </w:p>
     <w:p>
       <w:pPr>
         <w:pStyle w:val="Heading1"/>
@@ -1294,98 +1461,966 @@
     </w:p>
     <w:p>
       <w:pPr>
-        <w:pStyle w:val="Heading2"/>
+        <w:spacing w:after="160"/>
       </w:pPr>
       <w:r>
-        <w:t>The engagement and your role</w:t>
+        <w:rPr>
+          <w:b w:val="0"/>
+          <w:i w:val="0"/>
+          <w:sz w:val="21"/>
+        </w:rPr>
+        <w:t>This is an open-book assessment. You may use the YAT intranet, AWS documentation, and anything you have from class. What you may not use is another student.</w:t>
       </w:r>
     </w:p>
     <w:p>
       <w:pPr>
-        <w:pStyle w:val="Assessortext"/>
+        <w:spacing w:after="160"/>
       </w:pPr>
       <w:r>
-        <w:t>YAT College has approved the improvement to the cloud infrastructure of its Ledgerline (Accounting) system, and your team has written the infrastructure-as-code for it. In AT3 you deploy it: you bring up the existing-state baseline and apply the approved improvement, then show that the improved system meets its goals.</w:t>
+        <w:rPr>
+          <w:b w:val="0"/>
+          <w:i w:val="0"/>
+          <w:sz w:val="21"/>
+        </w:rPr>
+        <w:t>Work the tasks in order. Task 1 deploys the baseline; everything after it improves and proves that environment.</w:t>
       </w:r>
     </w:p>
     <w:p>
       <w:pPr>
-        <w:pStyle w:val="Assessortext"/>
+        <w:spacing w:after="160"/>
       </w:pPr>
       <w:r>
-        <w:t>You are an MP Tech Solutions (MTS) engineer. AT3 is your own individual work, in your own AWS Academy lab: you deploy and operate the whole system, demonstrate all four optimisation concerns on it, refine it from what your tests show, and document and finalise the result.</w:t>
+        <w:rPr>
+          <w:b w:val="0"/>
+          <w:i w:val="0"/>
+          <w:sz w:val="21"/>
+        </w:rPr>
+        <w:t>Take each screenshot as you finish the task, not at the end. Recreating a screen after you have moved on is painful and sometimes impossible. A task you cannot evidence cannot be assessed as satisfactory.</w:t>
       </w:r>
     </w:p>
     <w:p>
       <w:pPr>
-        <w:pStyle w:val="Assessortext"/>
+        <w:spacing w:after="160"/>
       </w:pPr>
       <w:r>
-        <w:t>The baseline, the approved design and your team's validated implementation are provided. The system's data is not your concern — the database deploys empty; you are improving and proving the infrastructure.</w:t>
+        <w:rPr>
+          <w:b w:val="0"/>
+          <w:i w:val="0"/>
+          <w:sz w:val="21"/>
+        </w:rPr>
+        <w:t>Tasks 5 to 8 ask you to demonstrate, not to assert. Make something happen and record what you observed. A test with no observation is not a test.</w:t>
       </w:r>
     </w:p>
     <w:p>
       <w:pPr>
-        <w:pStyle w:val="Heading2"/>
+        <w:spacing w:after="160"/>
       </w:pPr>
       <w:r>
-        <w:t>Your task — deploy, demonstrate and finalise</w:t>
+        <w:rPr>
+          <w:b w:val="0"/>
+          <w:i w:val="0"/>
+          <w:sz w:val="21"/>
+        </w:rPr>
+        <w:t>Things will fail. Record what broke and what you did about it — there is a task for exactly that, and troubleshooting is part of what is assessed.</w:t>
       </w:r>
     </w:p>
     <w:p>
       <w:pPr>
-        <w:pStyle w:val="Assessortext"/>
+        <w:spacing w:before="80" w:after="160"/>
+        <w:ind w:left="227"/>
       </w:pPr>
       <w:r>
-        <w:t>In your own AWS Academy lab, produce a Deployment Report (using the YAT Deployment Report template) that shows you have:</w:t>
+        <w:rPr>
+          <w:b/>
+          <w:color w:val="C5613B"/>
+          <w:sz w:val="19"/>
+        </w:rPr>
+        <w:t xml:space="preserve">Environment constraint </w:t>
+      </w:r>
+      <w:r>
+        <w:rPr>
+          <w:i/>
+          <w:color w:val="C5613B"/>
+          <w:sz w:val="19"/>
+        </w:rPr>
+        <w:t>The scenario places Ledgerline in Sydney — [scenario: ap-southeast-2 | deploy: us-east-1]. Build in us-east-1 in the AWS Academy Learner Lab. Where a task refers to availability zones, read the first two zones of whichever region you are in.</w:t>
       </w:r>
     </w:p>
     <w:p>
       <w:pPr>
-        <w:pStyle w:val="Assessortext"/>
+        <w:pStyle w:val="Heading1"/>
       </w:pPr>
       <w:r>
-        <w:t>• Deployed the existing-state baseline, then applied the approved improvement as a CloudFormation change-set to the running stack (preview the change-set, then apply it).</w:t>
+        <w:t>The deployment</w:t>
       </w:r>
     </w:p>
     <w:p>
       <w:pPr>
-        <w:pStyle w:val="Assessortext"/>
+        <w:spacing w:before="200" w:after="0"/>
       </w:pPr>
       <w:r>
-        <w:t>• Monitored and measured the deployed system against its performance metrics and business goals.</w:t>
+        <w:rPr>
+          <w:b/>
+          <w:color w:val="1F5A5C"/>
+          <w:sz w:val="16"/>
+        </w:rPr>
+        <w:t>TASK 1</w:t>
       </w:r>
     </w:p>
     <w:p>
       <w:pPr>
-        <w:pStyle w:val="Assessortext"/>
+        <w:pStyle w:val="Heading2"/>
       </w:pPr>
       <w:r>
-        <w:t>• Tested and demonstrated all four optimisation concerns on the whole system — security, reliability (an application-tier failover demonstration plus a database backup/restore and DR demonstration), scalability (a scale-out demonstration), and cost optimisation.</w:t>
+        <w:rPr>
+          <w:color w:val="1F5A5C"/>
+        </w:rPr>
+        <w:t>Deploy the baseline environment</w:t>
       </w:r>
     </w:p>
     <w:p>
       <w:pPr>
-        <w:pStyle w:val="Assessortext"/>
+        <w:spacing w:after="120"/>
       </w:pPr>
       <w:r>
-        <w:t>• Applied short-term refinements to the deployed resources based on what your tests showed.</w:t>
+        <w:rPr>
+          <w:b w:val="0"/>
+          <w:i w:val="0"/>
+          <w:sz w:val="21"/>
+        </w:rPr>
+        <w:t>Deploy the assessor-provided baseline template. This builds the current single-AZ Ledgerline environment — the state your AT1 analysis was written against. Confirm it came up before you change anything, because everything after this is measured against it.</w:t>
+      </w:r>
+    </w:p>
+    <w:tbl>
+      <w:tblPr>
+        <w:tblW w:type="auto" w:w="0"/>
+        <w:tblLook w:firstColumn="1" w:firstRow="1" w:lastColumn="0" w:lastRow="0" w:noHBand="0" w:noVBand="1" w:val="04A0"/>
+      </w:tblPr>
+      <w:tblGrid>
+        <w:gridCol w:w="3489"/>
+        <w:gridCol w:w="3489"/>
+        <w:gridCol w:w="3489"/>
+      </w:tblGrid>
+      <w:tr>
+        <w:tc>
+          <w:tcPr>
+            <w:tcW w:type="dxa" w:w="3489"/>
+            <w:tcBorders>
+              <w:top w:val="single" w:sz="4" w:space="0" w:color="E4DED3"/>
+              <w:left w:val="single" w:sz="4" w:space="0" w:color="E4DED3"/>
+              <w:bottom w:val="single" w:sz="4" w:space="0" w:color="E4DED3"/>
+              <w:right w:val="single" w:sz="4" w:space="0" w:color="E4DED3"/>
+            </w:tcBorders>
+            <w:shd w:val="clear" w:color="auto" w:fill="F8F4ED"/>
+          </w:tcPr>
+          <w:p>
+            <w:r>
+              <w:rPr>
+                <w:b/>
+                <w:sz w:val="18"/>
+              </w:rPr>
+              <w:t>Step</w:t>
+            </w:r>
+          </w:p>
+        </w:tc>
+        <w:tc>
+          <w:tcPr>
+            <w:tcW w:type="dxa" w:w="3489"/>
+            <w:tcBorders>
+              <w:top w:val="single" w:sz="4" w:space="0" w:color="E4DED3"/>
+              <w:left w:val="single" w:sz="4" w:space="0" w:color="E4DED3"/>
+              <w:bottom w:val="single" w:sz="4" w:space="0" w:color="E4DED3"/>
+              <w:right w:val="single" w:sz="4" w:space="0" w:color="E4DED3"/>
+            </w:tcBorders>
+            <w:shd w:val="clear" w:color="auto" w:fill="F8F4ED"/>
+          </w:tcPr>
+          <w:p>
+            <w:r>
+              <w:rPr>
+                <w:b/>
+                <w:sz w:val="18"/>
+              </w:rPr>
+              <w:t>What you did</w:t>
+            </w:r>
+          </w:p>
+        </w:tc>
+        <w:tc>
+          <w:tcPr>
+            <w:tcW w:type="dxa" w:w="3489"/>
+            <w:tcBorders>
+              <w:top w:val="single" w:sz="4" w:space="0" w:color="E4DED3"/>
+              <w:left w:val="single" w:sz="4" w:space="0" w:color="E4DED3"/>
+              <w:bottom w:val="single" w:sz="4" w:space="0" w:color="E4DED3"/>
+              <w:right w:val="single" w:sz="4" w:space="0" w:color="E4DED3"/>
+            </w:tcBorders>
+            <w:shd w:val="clear" w:color="auto" w:fill="F8F4ED"/>
+          </w:tcPr>
+          <w:p>
+            <w:r>
+              <w:rPr>
+                <w:b/>
+                <w:sz w:val="18"/>
+              </w:rPr>
+              <w:t>Result</w:t>
+            </w:r>
+          </w:p>
+        </w:tc>
+      </w:tr>
+      <w:tr>
+        <w:tc>
+          <w:tcPr>
+            <w:tcW w:type="dxa" w:w="3489"/>
+            <w:tcBorders>
+              <w:top w:val="single" w:sz="4" w:space="0" w:color="E4DED3"/>
+              <w:left w:val="single" w:sz="4" w:space="0" w:color="E4DED3"/>
+              <w:bottom w:val="single" w:sz="4" w:space="0" w:color="E4DED3"/>
+              <w:right w:val="single" w:sz="4" w:space="0" w:color="E4DED3"/>
+            </w:tcBorders>
+          </w:tcPr>
+          <w:p>
+            <w:r>
+              <w:rPr>
+                <w:sz w:val="18"/>
+              </w:rPr>
+              <w:t>Deployed the baseline template</w:t>
+            </w:r>
+          </w:p>
+        </w:tc>
+        <w:tc>
+          <w:tcPr>
+            <w:tcW w:type="dxa" w:w="3489"/>
+            <w:tcBorders>
+              <w:top w:val="single" w:sz="4" w:space="0" w:color="E4DED3"/>
+              <w:left w:val="single" w:sz="4" w:space="0" w:color="E4DED3"/>
+              <w:bottom w:val="single" w:sz="4" w:space="0" w:color="E4DED3"/>
+              <w:right w:val="single" w:sz="4" w:space="0" w:color="E4DED3"/>
+            </w:tcBorders>
+          </w:tcPr>
+          <w:p>
+            <w:r>
+              <w:rPr>
+                <w:sz w:val="18"/>
+              </w:rPr>
+            </w:r>
+          </w:p>
+        </w:tc>
+        <w:tc>
+          <w:tcPr>
+            <w:tcW w:type="dxa" w:w="3489"/>
+            <w:tcBorders>
+              <w:top w:val="single" w:sz="4" w:space="0" w:color="E4DED3"/>
+              <w:left w:val="single" w:sz="4" w:space="0" w:color="E4DED3"/>
+              <w:bottom w:val="single" w:sz="4" w:space="0" w:color="E4DED3"/>
+              <w:right w:val="single" w:sz="4" w:space="0" w:color="E4DED3"/>
+            </w:tcBorders>
+          </w:tcPr>
+          <w:p>
+            <w:r>
+              <w:rPr>
+                <w:sz w:val="18"/>
+              </w:rPr>
+            </w:r>
+          </w:p>
+        </w:tc>
+      </w:tr>
+      <w:tr>
+        <w:tc>
+          <w:tcPr>
+            <w:tcW w:type="dxa" w:w="3489"/>
+            <w:tcBorders>
+              <w:top w:val="single" w:sz="4" w:space="0" w:color="E4DED3"/>
+              <w:left w:val="single" w:sz="4" w:space="0" w:color="E4DED3"/>
+              <w:bottom w:val="single" w:sz="4" w:space="0" w:color="E4DED3"/>
+              <w:right w:val="single" w:sz="4" w:space="0" w:color="E4DED3"/>
+            </w:tcBorders>
+          </w:tcPr>
+          <w:p>
+            <w:r>
+              <w:rPr>
+                <w:sz w:val="18"/>
+              </w:rPr>
+              <w:t>Tooling used</w:t>
+            </w:r>
+          </w:p>
+        </w:tc>
+        <w:tc>
+          <w:tcPr>
+            <w:tcW w:type="dxa" w:w="3489"/>
+            <w:tcBorders>
+              <w:top w:val="single" w:sz="4" w:space="0" w:color="E4DED3"/>
+              <w:left w:val="single" w:sz="4" w:space="0" w:color="E4DED3"/>
+              <w:bottom w:val="single" w:sz="4" w:space="0" w:color="E4DED3"/>
+              <w:right w:val="single" w:sz="4" w:space="0" w:color="E4DED3"/>
+            </w:tcBorders>
+          </w:tcPr>
+          <w:p>
+            <w:r>
+              <w:rPr>
+                <w:sz w:val="18"/>
+              </w:rPr>
+            </w:r>
+          </w:p>
+        </w:tc>
+        <w:tc>
+          <w:tcPr>
+            <w:tcW w:type="dxa" w:w="3489"/>
+            <w:tcBorders>
+              <w:top w:val="single" w:sz="4" w:space="0" w:color="E4DED3"/>
+              <w:left w:val="single" w:sz="4" w:space="0" w:color="E4DED3"/>
+              <w:bottom w:val="single" w:sz="4" w:space="0" w:color="E4DED3"/>
+              <w:right w:val="single" w:sz="4" w:space="0" w:color="E4DED3"/>
+            </w:tcBorders>
+          </w:tcPr>
+          <w:p>
+            <w:r>
+              <w:rPr>
+                <w:sz w:val="18"/>
+              </w:rPr>
+            </w:r>
+          </w:p>
+        </w:tc>
+      </w:tr>
+      <w:tr>
+        <w:tc>
+          <w:tcPr>
+            <w:tcW w:type="dxa" w:w="3489"/>
+            <w:tcBorders>
+              <w:top w:val="single" w:sz="4" w:space="0" w:color="E4DED3"/>
+              <w:left w:val="single" w:sz="4" w:space="0" w:color="E4DED3"/>
+              <w:bottom w:val="single" w:sz="4" w:space="0" w:color="E4DED3"/>
+              <w:right w:val="single" w:sz="4" w:space="0" w:color="E4DED3"/>
+            </w:tcBorders>
+          </w:tcPr>
+          <w:p>
+            <w:r>
+              <w:rPr>
+                <w:sz w:val="18"/>
+              </w:rPr>
+              <w:t>Confirmed the application responds</w:t>
+            </w:r>
+          </w:p>
+        </w:tc>
+        <w:tc>
+          <w:tcPr>
+            <w:tcW w:type="dxa" w:w="3489"/>
+            <w:tcBorders>
+              <w:top w:val="single" w:sz="4" w:space="0" w:color="E4DED3"/>
+              <w:left w:val="single" w:sz="4" w:space="0" w:color="E4DED3"/>
+              <w:bottom w:val="single" w:sz="4" w:space="0" w:color="E4DED3"/>
+              <w:right w:val="single" w:sz="4" w:space="0" w:color="E4DED3"/>
+            </w:tcBorders>
+          </w:tcPr>
+          <w:p>
+            <w:r>
+              <w:rPr>
+                <w:sz w:val="18"/>
+              </w:rPr>
+            </w:r>
+          </w:p>
+        </w:tc>
+        <w:tc>
+          <w:tcPr>
+            <w:tcW w:type="dxa" w:w="3489"/>
+            <w:tcBorders>
+              <w:top w:val="single" w:sz="4" w:space="0" w:color="E4DED3"/>
+              <w:left w:val="single" w:sz="4" w:space="0" w:color="E4DED3"/>
+              <w:bottom w:val="single" w:sz="4" w:space="0" w:color="E4DED3"/>
+              <w:right w:val="single" w:sz="4" w:space="0" w:color="E4DED3"/>
+            </w:tcBorders>
+          </w:tcPr>
+          <w:p>
+            <w:r>
+              <w:rPr>
+                <w:sz w:val="18"/>
+              </w:rPr>
+            </w:r>
+          </w:p>
+        </w:tc>
+      </w:tr>
+      <w:tr>
+        <w:tc>
+          <w:tcPr>
+            <w:tcW w:type="dxa" w:w="3489"/>
+            <w:tcBorders>
+              <w:top w:val="single" w:sz="4" w:space="0" w:color="E4DED3"/>
+              <w:left w:val="single" w:sz="4" w:space="0" w:color="E4DED3"/>
+              <w:bottom w:val="single" w:sz="4" w:space="0" w:color="E4DED3"/>
+              <w:right w:val="single" w:sz="4" w:space="0" w:color="E4DED3"/>
+            </w:tcBorders>
+          </w:tcPr>
+          <w:p>
+            <w:r>
+              <w:rPr>
+                <w:sz w:val="18"/>
+              </w:rPr>
+              <w:t>Recorded the before state</w:t>
+            </w:r>
+          </w:p>
+        </w:tc>
+        <w:tc>
+          <w:tcPr>
+            <w:tcW w:type="dxa" w:w="3489"/>
+            <w:tcBorders>
+              <w:top w:val="single" w:sz="4" w:space="0" w:color="E4DED3"/>
+              <w:left w:val="single" w:sz="4" w:space="0" w:color="E4DED3"/>
+              <w:bottom w:val="single" w:sz="4" w:space="0" w:color="E4DED3"/>
+              <w:right w:val="single" w:sz="4" w:space="0" w:color="E4DED3"/>
+            </w:tcBorders>
+          </w:tcPr>
+          <w:p>
+            <w:r>
+              <w:rPr>
+                <w:sz w:val="18"/>
+              </w:rPr>
+            </w:r>
+          </w:p>
+        </w:tc>
+        <w:tc>
+          <w:tcPr>
+            <w:tcW w:type="dxa" w:w="3489"/>
+            <w:tcBorders>
+              <w:top w:val="single" w:sz="4" w:space="0" w:color="E4DED3"/>
+              <w:left w:val="single" w:sz="4" w:space="0" w:color="E4DED3"/>
+              <w:bottom w:val="single" w:sz="4" w:space="0" w:color="E4DED3"/>
+              <w:right w:val="single" w:sz="4" w:space="0" w:color="E4DED3"/>
+            </w:tcBorders>
+          </w:tcPr>
+          <w:p>
+            <w:r>
+              <w:rPr>
+                <w:sz w:val="18"/>
+              </w:rPr>
+            </w:r>
+          </w:p>
+        </w:tc>
+      </w:tr>
+    </w:tbl>
+    <w:p/>
+    <w:p>
+      <w:pPr>
+        <w:spacing w:after="60"/>
+      </w:pPr>
+      <w:r>
+        <w:rPr>
+          <w:b/>
+          <w:i w:val="0"/>
+          <w:sz w:val="19"/>
+        </w:rPr>
+        <w:t>Evidence</w:t>
+      </w:r>
+    </w:p>
+    <w:tbl>
+      <w:tblPr>
+        <w:tblW w:type="auto" w:w="0"/>
+        <w:tblLook w:firstColumn="1" w:firstRow="1" w:lastColumn="0" w:lastRow="0" w:noHBand="0" w:noVBand="1" w:val="04A0"/>
+      </w:tblPr>
+      <w:tblGrid>
+        <w:gridCol w:w="10466"/>
+      </w:tblGrid>
+      <w:tr>
+        <w:tc>
+          <w:tcPr>
+            <w:tcW w:type="dxa" w:w="9411"/>
+            <w:tcBorders>
+              <w:top w:val="single" w:sz="4" w:space="0" w:color="E4DED3"/>
+              <w:left w:val="single" w:sz="4" w:space="0" w:color="E4DED3"/>
+              <w:bottom w:val="single" w:sz="4" w:space="0" w:color="E4DED3"/>
+              <w:right w:val="single" w:sz="4" w:space="0" w:color="E4DED3"/>
+            </w:tcBorders>
+            <w:shd w:val="clear" w:color="auto" w:fill="F8F4ED"/>
+          </w:tcPr>
+          <w:p>
+            <w:pPr>
+              <w:jc w:val="center"/>
+            </w:pPr>
+            <w:r>
+              <w:rPr>
+                <w:b/>
+                <w:i w:val="0"/>
+                <w:sz w:val="20"/>
+              </w:rPr>
+              <w:t>[ PASTE YOUR SCREENSHOT HERE ]</w:t>
+            </w:r>
+          </w:p>
+          <w:p>
+            <w:pPr>
+              <w:jc w:val="left"/>
+            </w:pPr>
+            <w:r>
+              <w:rPr>
+                <w:b w:val="0"/>
+                <w:i/>
+                <w:color w:val="6B6660"/>
+                <w:sz w:val="19"/>
+              </w:rPr>
+              <w:t>the baseline stack deployed, and the application responding</w:t>
+            </w:r>
+          </w:p>
+        </w:tc>
+      </w:tr>
+    </w:tbl>
+    <w:p/>
+    <w:p>
+      <w:pPr>
+        <w:spacing w:before="200" w:after="0"/>
+      </w:pPr>
+      <w:r>
+        <w:rPr>
+          <w:b/>
+          <w:color w:val="1F5A5C"/>
+          <w:sz w:val="16"/>
+        </w:rPr>
+        <w:t>TASK 2</w:t>
       </w:r>
     </w:p>
     <w:p>
       <w:pPr>
-        <w:pStyle w:val="Assessortext"/>
+        <w:pStyle w:val="Heading2"/>
       </w:pPr>
       <w:r>
-        <w:t>• Documented the as-deployed architecture and test results (highlighting the changes from the approved design), described a long-term improvement strategy, and obtained final sign-off.</w:t>
+        <w:rPr>
+          <w:color w:val="1F5A5C"/>
+        </w:rPr>
+        <w:t>Record your approved scope</w:t>
       </w:r>
     </w:p>
     <w:p>
       <w:pPr>
-        <w:pStyle w:val="Assessortext"/>
+        <w:spacing w:after="120"/>
       </w:pPr>
       <w:r>
-        <w:t>Submit the Deployment Report with the evidence (screenshots, logs, test output) of the deployment and the demonstrations.</w:t>
+        <w:rPr>
+          <w:b w:val="0"/>
+          <w:i w:val="0"/>
+          <w:sz w:val="21"/>
+        </w:rPr>
+        <w:t>Before you deploy anything else, write down what you are actually authorised to build. Copy the approved improvements from your AT1 sign-off. If something you proposed was not approved, it does not get deployed here — record it as out of scope so the difference is deliberate rather than forgotten.</w:t>
+      </w:r>
+    </w:p>
+    <w:tbl>
+      <w:tblPr>
+        <w:tblW w:type="auto" w:w="0"/>
+        <w:tblLook w:firstColumn="1" w:firstRow="1" w:lastColumn="0" w:lastRow="0" w:noHBand="0" w:noVBand="1" w:val="04A0"/>
+      </w:tblPr>
+      <w:tblGrid>
+        <w:gridCol w:w="3489"/>
+        <w:gridCol w:w="3489"/>
+        <w:gridCol w:w="3489"/>
+      </w:tblGrid>
+      <w:tr>
+        <w:tc>
+          <w:tcPr>
+            <w:tcW w:type="dxa" w:w="3489"/>
+            <w:tcBorders>
+              <w:top w:val="single" w:sz="4" w:space="0" w:color="E4DED3"/>
+              <w:left w:val="single" w:sz="4" w:space="0" w:color="E4DED3"/>
+              <w:bottom w:val="single" w:sz="4" w:space="0" w:color="E4DED3"/>
+              <w:right w:val="single" w:sz="4" w:space="0" w:color="E4DED3"/>
+            </w:tcBorders>
+            <w:shd w:val="clear" w:color="auto" w:fill="F8F4ED"/>
+          </w:tcPr>
+          <w:p>
+            <w:r>
+              <w:rPr>
+                <w:b/>
+                <w:sz w:val="18"/>
+              </w:rPr>
+              <w:t>Improvement</w:t>
+            </w:r>
+          </w:p>
+        </w:tc>
+        <w:tc>
+          <w:tcPr>
+            <w:tcW w:type="dxa" w:w="3489"/>
+            <w:tcBorders>
+              <w:top w:val="single" w:sz="4" w:space="0" w:color="E4DED3"/>
+              <w:left w:val="single" w:sz="4" w:space="0" w:color="E4DED3"/>
+              <w:bottom w:val="single" w:sz="4" w:space="0" w:color="E4DED3"/>
+              <w:right w:val="single" w:sz="4" w:space="0" w:color="E4DED3"/>
+            </w:tcBorders>
+            <w:shd w:val="clear" w:color="auto" w:fill="F8F4ED"/>
+          </w:tcPr>
+          <w:p>
+            <w:r>
+              <w:rPr>
+                <w:b/>
+                <w:sz w:val="18"/>
+              </w:rPr>
+              <w:t>Approved?</w:t>
+            </w:r>
+          </w:p>
+        </w:tc>
+        <w:tc>
+          <w:tcPr>
+            <w:tcW w:type="dxa" w:w="3489"/>
+            <w:tcBorders>
+              <w:top w:val="single" w:sz="4" w:space="0" w:color="E4DED3"/>
+              <w:left w:val="single" w:sz="4" w:space="0" w:color="E4DED3"/>
+              <w:bottom w:val="single" w:sz="4" w:space="0" w:color="E4DED3"/>
+              <w:right w:val="single" w:sz="4" w:space="0" w:color="E4DED3"/>
+            </w:tcBorders>
+            <w:shd w:val="clear" w:color="auto" w:fill="F8F4ED"/>
+          </w:tcPr>
+          <w:p>
+            <w:r>
+              <w:rPr>
+                <w:b/>
+                <w:sz w:val="18"/>
+              </w:rPr>
+              <w:t>In scope for this deployment</w:t>
+            </w:r>
+          </w:p>
+        </w:tc>
+      </w:tr>
+      <w:tr>
+        <w:tc>
+          <w:tcPr>
+            <w:tcW w:type="dxa" w:w="3489"/>
+            <w:tcBorders>
+              <w:top w:val="single" w:sz="4" w:space="0" w:color="E4DED3"/>
+              <w:left w:val="single" w:sz="4" w:space="0" w:color="E4DED3"/>
+              <w:bottom w:val="single" w:sz="4" w:space="0" w:color="E4DED3"/>
+              <w:right w:val="single" w:sz="4" w:space="0" w:color="E4DED3"/>
+            </w:tcBorders>
+          </w:tcPr>
+          <w:p>
+            <w:r>
+              <w:rPr>
+                <w:sz w:val="18"/>
+              </w:rPr>
+            </w:r>
+          </w:p>
+        </w:tc>
+        <w:tc>
+          <w:tcPr>
+            <w:tcW w:type="dxa" w:w="3489"/>
+            <w:tcBorders>
+              <w:top w:val="single" w:sz="4" w:space="0" w:color="E4DED3"/>
+              <w:left w:val="single" w:sz="4" w:space="0" w:color="E4DED3"/>
+              <w:bottom w:val="single" w:sz="4" w:space="0" w:color="E4DED3"/>
+              <w:right w:val="single" w:sz="4" w:space="0" w:color="E4DED3"/>
+            </w:tcBorders>
+          </w:tcPr>
+          <w:p>
+            <w:r>
+              <w:rPr>
+                <w:sz w:val="18"/>
+              </w:rPr>
+            </w:r>
+          </w:p>
+        </w:tc>
+        <w:tc>
+          <w:tcPr>
+            <w:tcW w:type="dxa" w:w="3489"/>
+            <w:tcBorders>
+              <w:top w:val="single" w:sz="4" w:space="0" w:color="E4DED3"/>
+              <w:left w:val="single" w:sz="4" w:space="0" w:color="E4DED3"/>
+              <w:bottom w:val="single" w:sz="4" w:space="0" w:color="E4DED3"/>
+              <w:right w:val="single" w:sz="4" w:space="0" w:color="E4DED3"/>
+            </w:tcBorders>
+          </w:tcPr>
+          <w:p>
+            <w:r>
+              <w:rPr>
+                <w:sz w:val="18"/>
+              </w:rPr>
+            </w:r>
+          </w:p>
+        </w:tc>
+      </w:tr>
+      <w:tr>
+        <w:tc>
+          <w:tcPr>
+            <w:tcW w:type="dxa" w:w="3489"/>
+            <w:tcBorders>
+              <w:top w:val="single" w:sz="4" w:space="0" w:color="E4DED3"/>
+              <w:left w:val="single" w:sz="4" w:space="0" w:color="E4DED3"/>
+              <w:bottom w:val="single" w:sz="4" w:space="0" w:color="E4DED3"/>
+              <w:right w:val="single" w:sz="4" w:space="0" w:color="E4DED3"/>
+            </w:tcBorders>
+          </w:tcPr>
+          <w:p>
+            <w:r>
+              <w:rPr>
+                <w:sz w:val="18"/>
+              </w:rPr>
+            </w:r>
+          </w:p>
+        </w:tc>
+        <w:tc>
+          <w:tcPr>
+            <w:tcW w:type="dxa" w:w="3489"/>
+            <w:tcBorders>
+              <w:top w:val="single" w:sz="4" w:space="0" w:color="E4DED3"/>
+              <w:left w:val="single" w:sz="4" w:space="0" w:color="E4DED3"/>
+              <w:bottom w:val="single" w:sz="4" w:space="0" w:color="E4DED3"/>
+              <w:right w:val="single" w:sz="4" w:space="0" w:color="E4DED3"/>
+            </w:tcBorders>
+          </w:tcPr>
+          <w:p>
+            <w:r>
+              <w:rPr>
+                <w:sz w:val="18"/>
+              </w:rPr>
+            </w:r>
+          </w:p>
+        </w:tc>
+        <w:tc>
+          <w:tcPr>
+            <w:tcW w:type="dxa" w:w="3489"/>
+            <w:tcBorders>
+              <w:top w:val="single" w:sz="4" w:space="0" w:color="E4DED3"/>
+              <w:left w:val="single" w:sz="4" w:space="0" w:color="E4DED3"/>
+              <w:bottom w:val="single" w:sz="4" w:space="0" w:color="E4DED3"/>
+              <w:right w:val="single" w:sz="4" w:space="0" w:color="E4DED3"/>
+            </w:tcBorders>
+          </w:tcPr>
+          <w:p>
+            <w:r>
+              <w:rPr>
+                <w:sz w:val="18"/>
+              </w:rPr>
+            </w:r>
+          </w:p>
+        </w:tc>
+      </w:tr>
+      <w:tr>
+        <w:tc>
+          <w:tcPr>
+            <w:tcW w:type="dxa" w:w="3489"/>
+            <w:tcBorders>
+              <w:top w:val="single" w:sz="4" w:space="0" w:color="E4DED3"/>
+              <w:left w:val="single" w:sz="4" w:space="0" w:color="E4DED3"/>
+              <w:bottom w:val="single" w:sz="4" w:space="0" w:color="E4DED3"/>
+              <w:right w:val="single" w:sz="4" w:space="0" w:color="E4DED3"/>
+            </w:tcBorders>
+          </w:tcPr>
+          <w:p>
+            <w:r>
+              <w:rPr>
+                <w:sz w:val="18"/>
+              </w:rPr>
+            </w:r>
+          </w:p>
+        </w:tc>
+        <w:tc>
+          <w:tcPr>
+            <w:tcW w:type="dxa" w:w="3489"/>
+            <w:tcBorders>
+              <w:top w:val="single" w:sz="4" w:space="0" w:color="E4DED3"/>
+              <w:left w:val="single" w:sz="4" w:space="0" w:color="E4DED3"/>
+              <w:bottom w:val="single" w:sz="4" w:space="0" w:color="E4DED3"/>
+              <w:right w:val="single" w:sz="4" w:space="0" w:color="E4DED3"/>
+            </w:tcBorders>
+          </w:tcPr>
+          <w:p>
+            <w:r>
+              <w:rPr>
+                <w:sz w:val="18"/>
+              </w:rPr>
+            </w:r>
+          </w:p>
+        </w:tc>
+        <w:tc>
+          <w:tcPr>
+            <w:tcW w:type="dxa" w:w="3489"/>
+            <w:tcBorders>
+              <w:top w:val="single" w:sz="4" w:space="0" w:color="E4DED3"/>
+              <w:left w:val="single" w:sz="4" w:space="0" w:color="E4DED3"/>
+              <w:bottom w:val="single" w:sz="4" w:space="0" w:color="E4DED3"/>
+              <w:right w:val="single" w:sz="4" w:space="0" w:color="E4DED3"/>
+            </w:tcBorders>
+          </w:tcPr>
+          <w:p>
+            <w:r>
+              <w:rPr>
+                <w:sz w:val="18"/>
+              </w:rPr>
+            </w:r>
+          </w:p>
+        </w:tc>
+      </w:tr>
+      <w:tr>
+        <w:tc>
+          <w:tcPr>
+            <w:tcW w:type="dxa" w:w="3489"/>
+            <w:tcBorders>
+              <w:top w:val="single" w:sz="4" w:space="0" w:color="E4DED3"/>
+              <w:left w:val="single" w:sz="4" w:space="0" w:color="E4DED3"/>
+              <w:bottom w:val="single" w:sz="4" w:space="0" w:color="E4DED3"/>
+              <w:right w:val="single" w:sz="4" w:space="0" w:color="E4DED3"/>
+            </w:tcBorders>
+          </w:tcPr>
+          <w:p>
+            <w:r>
+              <w:rPr>
+                <w:sz w:val="18"/>
+              </w:rPr>
+            </w:r>
+          </w:p>
+        </w:tc>
+        <w:tc>
+          <w:tcPr>
+            <w:tcW w:type="dxa" w:w="3489"/>
+            <w:tcBorders>
+              <w:top w:val="single" w:sz="4" w:space="0" w:color="E4DED3"/>
+              <w:left w:val="single" w:sz="4" w:space="0" w:color="E4DED3"/>
+              <w:bottom w:val="single" w:sz="4" w:space="0" w:color="E4DED3"/>
+              <w:right w:val="single" w:sz="4" w:space="0" w:color="E4DED3"/>
+            </w:tcBorders>
+          </w:tcPr>
+          <w:p>
+            <w:r>
+              <w:rPr>
+                <w:sz w:val="18"/>
+              </w:rPr>
+            </w:r>
+          </w:p>
+        </w:tc>
+        <w:tc>
+          <w:tcPr>
+            <w:tcW w:type="dxa" w:w="3489"/>
+            <w:tcBorders>
+              <w:top w:val="single" w:sz="4" w:space="0" w:color="E4DED3"/>
+              <w:left w:val="single" w:sz="4" w:space="0" w:color="E4DED3"/>
+              <w:bottom w:val="single" w:sz="4" w:space="0" w:color="E4DED3"/>
+              <w:right w:val="single" w:sz="4" w:space="0" w:color="E4DED3"/>
+            </w:tcBorders>
+          </w:tcPr>
+          <w:p>
+            <w:r>
+              <w:rPr>
+                <w:sz w:val="18"/>
+              </w:rPr>
+            </w:r>
+          </w:p>
+        </w:tc>
+      </w:tr>
+      <w:tr>
+        <w:tc>
+          <w:tcPr>
+            <w:tcW w:type="dxa" w:w="3489"/>
+            <w:tcBorders>
+              <w:top w:val="single" w:sz="4" w:space="0" w:color="E4DED3"/>
+              <w:left w:val="single" w:sz="4" w:space="0" w:color="E4DED3"/>
+              <w:bottom w:val="single" w:sz="4" w:space="0" w:color="E4DED3"/>
+              <w:right w:val="single" w:sz="4" w:space="0" w:color="E4DED3"/>
+            </w:tcBorders>
+          </w:tcPr>
+          <w:p>
+            <w:r>
+              <w:rPr>
+                <w:sz w:val="18"/>
+              </w:rPr>
+            </w:r>
+          </w:p>
+        </w:tc>
+        <w:tc>
+          <w:tcPr>
+            <w:tcW w:type="dxa" w:w="3489"/>
+            <w:tcBorders>
+              <w:top w:val="single" w:sz="4" w:space="0" w:color="E4DED3"/>
+              <w:left w:val="single" w:sz="4" w:space="0" w:color="E4DED3"/>
+              <w:bottom w:val="single" w:sz="4" w:space="0" w:color="E4DED3"/>
+              <w:right w:val="single" w:sz="4" w:space="0" w:color="E4DED3"/>
+            </w:tcBorders>
+          </w:tcPr>
+          <w:p>
+            <w:r>
+              <w:rPr>
+                <w:sz w:val="18"/>
+              </w:rPr>
+            </w:r>
+          </w:p>
+        </w:tc>
+        <w:tc>
+          <w:tcPr>
+            <w:tcW w:type="dxa" w:w="3489"/>
+            <w:tcBorders>
+              <w:top w:val="single" w:sz="4" w:space="0" w:color="E4DED3"/>
+              <w:left w:val="single" w:sz="4" w:space="0" w:color="E4DED3"/>
+              <w:bottom w:val="single" w:sz="4" w:space="0" w:color="E4DED3"/>
+              <w:right w:val="single" w:sz="4" w:space="0" w:color="E4DED3"/>
+            </w:tcBorders>
+          </w:tcPr>
+          <w:p>
+            <w:r>
+              <w:rPr>
+                <w:sz w:val="18"/>
+              </w:rPr>
+            </w:r>
+          </w:p>
+        </w:tc>
+      </w:tr>
+      <w:tr>
+        <w:tc>
+          <w:tcPr>
+            <w:tcW w:type="dxa" w:w="3489"/>
+            <w:tcBorders>
+              <w:top w:val="single" w:sz="4" w:space="0" w:color="E4DED3"/>
+              <w:left w:val="single" w:sz="4" w:space="0" w:color="E4DED3"/>
+              <w:bottom w:val="single" w:sz="4" w:space="0" w:color="E4DED3"/>
+              <w:right w:val="single" w:sz="4" w:space="0" w:color="E4DED3"/>
+            </w:tcBorders>
+          </w:tcPr>
+          <w:p>
+            <w:r>
+              <w:rPr>
+                <w:sz w:val="18"/>
+              </w:rPr>
+            </w:r>
+          </w:p>
+        </w:tc>
+        <w:tc>
+          <w:tcPr>
+            <w:tcW w:type="dxa" w:w="3489"/>
+            <w:tcBorders>
+              <w:top w:val="single" w:sz="4" w:space="0" w:color="E4DED3"/>
+              <w:left w:val="single" w:sz="4" w:space="0" w:color="E4DED3"/>
+              <w:bottom w:val="single" w:sz="4" w:space="0" w:color="E4DED3"/>
+              <w:right w:val="single" w:sz="4" w:space="0" w:color="E4DED3"/>
+            </w:tcBorders>
+          </w:tcPr>
+          <w:p>
+            <w:r>
+              <w:rPr>
+                <w:sz w:val="18"/>
+              </w:rPr>
+            </w:r>
+          </w:p>
+        </w:tc>
+        <w:tc>
+          <w:tcPr>
+            <w:tcW w:type="dxa" w:w="3489"/>
+            <w:tcBorders>
+              <w:top w:val="single" w:sz="4" w:space="0" w:color="E4DED3"/>
+              <w:left w:val="single" w:sz="4" w:space="0" w:color="E4DED3"/>
+              <w:bottom w:val="single" w:sz="4" w:space="0" w:color="E4DED3"/>
+              <w:right w:val="single" w:sz="4" w:space="0" w:color="E4DED3"/>
+            </w:tcBorders>
+          </w:tcPr>
+          <w:p>
+            <w:r>
+              <w:rPr>
+                <w:sz w:val="18"/>
+              </w:rPr>
+            </w:r>
+          </w:p>
+        </w:tc>
+      </w:tr>
+    </w:tbl>
+    <w:p/>
+    <w:p>
+      <w:pPr>
+        <w:spacing w:before="200" w:after="0"/>
+      </w:pPr>
+      <w:r>
+        <w:rPr>
+          <w:b/>
+          <w:color w:val="1F5A5C"/>
+          <w:sz w:val="16"/>
+        </w:rPr>
+        <w:t>TASK 3</w:t>
       </w:r>
     </w:p>
     <w:p>
@@ -1393,41 +2428,5249 @@
         <w:pStyle w:val="Heading2"/>
       </w:pPr>
       <w:r>
-        <w:t>Tips for success</w:t>
+        <w:rPr>
+          <w:color w:val="1F5A5C"/>
+        </w:rPr>
+        <w:t>Apply the approved improvement</w:t>
       </w:r>
     </w:p>
     <w:p>
       <w:pPr>
-        <w:pStyle w:val="Assessortext"/>
+        <w:spacing w:after="120"/>
       </w:pPr>
       <w:r>
-        <w:t>Deploy the whole system, demonstrate the whole system. You are assessed on the improved infrastructure end to end, across all four concerns — not just one part of it.</w:t>
+        <w:rPr>
+          <w:b w:val="0"/>
+          <w:i w:val="0"/>
+          <w:sz w:val="21"/>
+        </w:rPr>
+        <w:t>Apply your approved improvement to the running baseline as an update — not by tearing it down and rebuilding. Updating a live environment is what YAT would actually experience, and it is where the interesting problems are. Record each attempt.</w:t>
+      </w:r>
+    </w:p>
+    <w:tbl>
+      <w:tblPr>
+        <w:tblW w:type="auto" w:w="0"/>
+        <w:tblLook w:firstColumn="1" w:firstRow="1" w:lastColumn="0" w:lastRow="0" w:noHBand="0" w:noVBand="1" w:val="04A0"/>
+      </w:tblPr>
+      <w:tblGrid>
+        <w:gridCol w:w="2616"/>
+        <w:gridCol w:w="2616"/>
+        <w:gridCol w:w="2616"/>
+        <w:gridCol w:w="2616"/>
+      </w:tblGrid>
+      <w:tr>
+        <w:tc>
+          <w:tcPr>
+            <w:tcW w:type="dxa" w:w="2616"/>
+            <w:tcBorders>
+              <w:top w:val="single" w:sz="4" w:space="0" w:color="E4DED3"/>
+              <w:left w:val="single" w:sz="4" w:space="0" w:color="E4DED3"/>
+              <w:bottom w:val="single" w:sz="4" w:space="0" w:color="E4DED3"/>
+              <w:right w:val="single" w:sz="4" w:space="0" w:color="E4DED3"/>
+            </w:tcBorders>
+            <w:shd w:val="clear" w:color="auto" w:fill="F8F4ED"/>
+          </w:tcPr>
+          <w:p>
+            <w:r>
+              <w:rPr>
+                <w:b/>
+                <w:sz w:val="18"/>
+              </w:rPr>
+              <w:t>Attempt</w:t>
+            </w:r>
+          </w:p>
+        </w:tc>
+        <w:tc>
+          <w:tcPr>
+            <w:tcW w:type="dxa" w:w="2616"/>
+            <w:tcBorders>
+              <w:top w:val="single" w:sz="4" w:space="0" w:color="E4DED3"/>
+              <w:left w:val="single" w:sz="4" w:space="0" w:color="E4DED3"/>
+              <w:bottom w:val="single" w:sz="4" w:space="0" w:color="E4DED3"/>
+              <w:right w:val="single" w:sz="4" w:space="0" w:color="E4DED3"/>
+            </w:tcBorders>
+            <w:shd w:val="clear" w:color="auto" w:fill="F8F4ED"/>
+          </w:tcPr>
+          <w:p>
+            <w:r>
+              <w:rPr>
+                <w:b/>
+                <w:sz w:val="18"/>
+              </w:rPr>
+              <w:t>What you applied</w:t>
+            </w:r>
+          </w:p>
+        </w:tc>
+        <w:tc>
+          <w:tcPr>
+            <w:tcW w:type="dxa" w:w="2616"/>
+            <w:tcBorders>
+              <w:top w:val="single" w:sz="4" w:space="0" w:color="E4DED3"/>
+              <w:left w:val="single" w:sz="4" w:space="0" w:color="E4DED3"/>
+              <w:bottom w:val="single" w:sz="4" w:space="0" w:color="E4DED3"/>
+              <w:right w:val="single" w:sz="4" w:space="0" w:color="E4DED3"/>
+            </w:tcBorders>
+            <w:shd w:val="clear" w:color="auto" w:fill="F8F4ED"/>
+          </w:tcPr>
+          <w:p>
+            <w:r>
+              <w:rPr>
+                <w:b/>
+                <w:sz w:val="18"/>
+              </w:rPr>
+              <w:t>What happened</w:t>
+            </w:r>
+          </w:p>
+        </w:tc>
+        <w:tc>
+          <w:tcPr>
+            <w:tcW w:type="dxa" w:w="2616"/>
+            <w:tcBorders>
+              <w:top w:val="single" w:sz="4" w:space="0" w:color="E4DED3"/>
+              <w:left w:val="single" w:sz="4" w:space="0" w:color="E4DED3"/>
+              <w:bottom w:val="single" w:sz="4" w:space="0" w:color="E4DED3"/>
+              <w:right w:val="single" w:sz="4" w:space="0" w:color="E4DED3"/>
+            </w:tcBorders>
+            <w:shd w:val="clear" w:color="auto" w:fill="F8F4ED"/>
+          </w:tcPr>
+          <w:p>
+            <w:r>
+              <w:rPr>
+                <w:b/>
+                <w:sz w:val="18"/>
+              </w:rPr>
+              <w:t>What you changed</w:t>
+            </w:r>
+          </w:p>
+        </w:tc>
+      </w:tr>
+      <w:tr>
+        <w:tc>
+          <w:tcPr>
+            <w:tcW w:type="dxa" w:w="2616"/>
+            <w:tcBorders>
+              <w:top w:val="single" w:sz="4" w:space="0" w:color="E4DED3"/>
+              <w:left w:val="single" w:sz="4" w:space="0" w:color="E4DED3"/>
+              <w:bottom w:val="single" w:sz="4" w:space="0" w:color="E4DED3"/>
+              <w:right w:val="single" w:sz="4" w:space="0" w:color="E4DED3"/>
+            </w:tcBorders>
+          </w:tcPr>
+          <w:p>
+            <w:r>
+              <w:rPr>
+                <w:sz w:val="18"/>
+              </w:rPr>
+              <w:t>1</w:t>
+            </w:r>
+          </w:p>
+        </w:tc>
+        <w:tc>
+          <w:tcPr>
+            <w:tcW w:type="dxa" w:w="2616"/>
+            <w:tcBorders>
+              <w:top w:val="single" w:sz="4" w:space="0" w:color="E4DED3"/>
+              <w:left w:val="single" w:sz="4" w:space="0" w:color="E4DED3"/>
+              <w:bottom w:val="single" w:sz="4" w:space="0" w:color="E4DED3"/>
+              <w:right w:val="single" w:sz="4" w:space="0" w:color="E4DED3"/>
+            </w:tcBorders>
+          </w:tcPr>
+          <w:p>
+            <w:r>
+              <w:rPr>
+                <w:sz w:val="18"/>
+              </w:rPr>
+            </w:r>
+          </w:p>
+        </w:tc>
+        <w:tc>
+          <w:tcPr>
+            <w:tcW w:type="dxa" w:w="2616"/>
+            <w:tcBorders>
+              <w:top w:val="single" w:sz="4" w:space="0" w:color="E4DED3"/>
+              <w:left w:val="single" w:sz="4" w:space="0" w:color="E4DED3"/>
+              <w:bottom w:val="single" w:sz="4" w:space="0" w:color="E4DED3"/>
+              <w:right w:val="single" w:sz="4" w:space="0" w:color="E4DED3"/>
+            </w:tcBorders>
+          </w:tcPr>
+          <w:p>
+            <w:r>
+              <w:rPr>
+                <w:sz w:val="18"/>
+              </w:rPr>
+            </w:r>
+          </w:p>
+        </w:tc>
+        <w:tc>
+          <w:tcPr>
+            <w:tcW w:type="dxa" w:w="2616"/>
+            <w:tcBorders>
+              <w:top w:val="single" w:sz="4" w:space="0" w:color="E4DED3"/>
+              <w:left w:val="single" w:sz="4" w:space="0" w:color="E4DED3"/>
+              <w:bottom w:val="single" w:sz="4" w:space="0" w:color="E4DED3"/>
+              <w:right w:val="single" w:sz="4" w:space="0" w:color="E4DED3"/>
+            </w:tcBorders>
+          </w:tcPr>
+          <w:p>
+            <w:r>
+              <w:rPr>
+                <w:sz w:val="18"/>
+              </w:rPr>
+            </w:r>
+          </w:p>
+        </w:tc>
+      </w:tr>
+      <w:tr>
+        <w:tc>
+          <w:tcPr>
+            <w:tcW w:type="dxa" w:w="2616"/>
+            <w:tcBorders>
+              <w:top w:val="single" w:sz="4" w:space="0" w:color="E4DED3"/>
+              <w:left w:val="single" w:sz="4" w:space="0" w:color="E4DED3"/>
+              <w:bottom w:val="single" w:sz="4" w:space="0" w:color="E4DED3"/>
+              <w:right w:val="single" w:sz="4" w:space="0" w:color="E4DED3"/>
+            </w:tcBorders>
+          </w:tcPr>
+          <w:p>
+            <w:r>
+              <w:rPr>
+                <w:sz w:val="18"/>
+              </w:rPr>
+              <w:t>2</w:t>
+            </w:r>
+          </w:p>
+        </w:tc>
+        <w:tc>
+          <w:tcPr>
+            <w:tcW w:type="dxa" w:w="2616"/>
+            <w:tcBorders>
+              <w:top w:val="single" w:sz="4" w:space="0" w:color="E4DED3"/>
+              <w:left w:val="single" w:sz="4" w:space="0" w:color="E4DED3"/>
+              <w:bottom w:val="single" w:sz="4" w:space="0" w:color="E4DED3"/>
+              <w:right w:val="single" w:sz="4" w:space="0" w:color="E4DED3"/>
+            </w:tcBorders>
+          </w:tcPr>
+          <w:p>
+            <w:r>
+              <w:rPr>
+                <w:sz w:val="18"/>
+              </w:rPr>
+            </w:r>
+          </w:p>
+        </w:tc>
+        <w:tc>
+          <w:tcPr>
+            <w:tcW w:type="dxa" w:w="2616"/>
+            <w:tcBorders>
+              <w:top w:val="single" w:sz="4" w:space="0" w:color="E4DED3"/>
+              <w:left w:val="single" w:sz="4" w:space="0" w:color="E4DED3"/>
+              <w:bottom w:val="single" w:sz="4" w:space="0" w:color="E4DED3"/>
+              <w:right w:val="single" w:sz="4" w:space="0" w:color="E4DED3"/>
+            </w:tcBorders>
+          </w:tcPr>
+          <w:p>
+            <w:r>
+              <w:rPr>
+                <w:sz w:val="18"/>
+              </w:rPr>
+            </w:r>
+          </w:p>
+        </w:tc>
+        <w:tc>
+          <w:tcPr>
+            <w:tcW w:type="dxa" w:w="2616"/>
+            <w:tcBorders>
+              <w:top w:val="single" w:sz="4" w:space="0" w:color="E4DED3"/>
+              <w:left w:val="single" w:sz="4" w:space="0" w:color="E4DED3"/>
+              <w:bottom w:val="single" w:sz="4" w:space="0" w:color="E4DED3"/>
+              <w:right w:val="single" w:sz="4" w:space="0" w:color="E4DED3"/>
+            </w:tcBorders>
+          </w:tcPr>
+          <w:p>
+            <w:r>
+              <w:rPr>
+                <w:sz w:val="18"/>
+              </w:rPr>
+            </w:r>
+          </w:p>
+        </w:tc>
+      </w:tr>
+      <w:tr>
+        <w:tc>
+          <w:tcPr>
+            <w:tcW w:type="dxa" w:w="2616"/>
+            <w:tcBorders>
+              <w:top w:val="single" w:sz="4" w:space="0" w:color="E4DED3"/>
+              <w:left w:val="single" w:sz="4" w:space="0" w:color="E4DED3"/>
+              <w:bottom w:val="single" w:sz="4" w:space="0" w:color="E4DED3"/>
+              <w:right w:val="single" w:sz="4" w:space="0" w:color="E4DED3"/>
+            </w:tcBorders>
+          </w:tcPr>
+          <w:p>
+            <w:r>
+              <w:rPr>
+                <w:sz w:val="18"/>
+              </w:rPr>
+              <w:t>3</w:t>
+            </w:r>
+          </w:p>
+        </w:tc>
+        <w:tc>
+          <w:tcPr>
+            <w:tcW w:type="dxa" w:w="2616"/>
+            <w:tcBorders>
+              <w:top w:val="single" w:sz="4" w:space="0" w:color="E4DED3"/>
+              <w:left w:val="single" w:sz="4" w:space="0" w:color="E4DED3"/>
+              <w:bottom w:val="single" w:sz="4" w:space="0" w:color="E4DED3"/>
+              <w:right w:val="single" w:sz="4" w:space="0" w:color="E4DED3"/>
+            </w:tcBorders>
+          </w:tcPr>
+          <w:p>
+            <w:r>
+              <w:rPr>
+                <w:sz w:val="18"/>
+              </w:rPr>
+            </w:r>
+          </w:p>
+        </w:tc>
+        <w:tc>
+          <w:tcPr>
+            <w:tcW w:type="dxa" w:w="2616"/>
+            <w:tcBorders>
+              <w:top w:val="single" w:sz="4" w:space="0" w:color="E4DED3"/>
+              <w:left w:val="single" w:sz="4" w:space="0" w:color="E4DED3"/>
+              <w:bottom w:val="single" w:sz="4" w:space="0" w:color="E4DED3"/>
+              <w:right w:val="single" w:sz="4" w:space="0" w:color="E4DED3"/>
+            </w:tcBorders>
+          </w:tcPr>
+          <w:p>
+            <w:r>
+              <w:rPr>
+                <w:sz w:val="18"/>
+              </w:rPr>
+            </w:r>
+          </w:p>
+        </w:tc>
+        <w:tc>
+          <w:tcPr>
+            <w:tcW w:type="dxa" w:w="2616"/>
+            <w:tcBorders>
+              <w:top w:val="single" w:sz="4" w:space="0" w:color="E4DED3"/>
+              <w:left w:val="single" w:sz="4" w:space="0" w:color="E4DED3"/>
+              <w:bottom w:val="single" w:sz="4" w:space="0" w:color="E4DED3"/>
+              <w:right w:val="single" w:sz="4" w:space="0" w:color="E4DED3"/>
+            </w:tcBorders>
+          </w:tcPr>
+          <w:p>
+            <w:r>
+              <w:rPr>
+                <w:sz w:val="18"/>
+              </w:rPr>
+            </w:r>
+          </w:p>
+        </w:tc>
+      </w:tr>
+      <w:tr>
+        <w:tc>
+          <w:tcPr>
+            <w:tcW w:type="dxa" w:w="2616"/>
+            <w:tcBorders>
+              <w:top w:val="single" w:sz="4" w:space="0" w:color="E4DED3"/>
+              <w:left w:val="single" w:sz="4" w:space="0" w:color="E4DED3"/>
+              <w:bottom w:val="single" w:sz="4" w:space="0" w:color="E4DED3"/>
+              <w:right w:val="single" w:sz="4" w:space="0" w:color="E4DED3"/>
+            </w:tcBorders>
+          </w:tcPr>
+          <w:p>
+            <w:r>
+              <w:rPr>
+                <w:sz w:val="18"/>
+              </w:rPr>
+              <w:t>Final</w:t>
+            </w:r>
+          </w:p>
+        </w:tc>
+        <w:tc>
+          <w:tcPr>
+            <w:tcW w:type="dxa" w:w="2616"/>
+            <w:tcBorders>
+              <w:top w:val="single" w:sz="4" w:space="0" w:color="E4DED3"/>
+              <w:left w:val="single" w:sz="4" w:space="0" w:color="E4DED3"/>
+              <w:bottom w:val="single" w:sz="4" w:space="0" w:color="E4DED3"/>
+              <w:right w:val="single" w:sz="4" w:space="0" w:color="E4DED3"/>
+            </w:tcBorders>
+          </w:tcPr>
+          <w:p>
+            <w:r>
+              <w:rPr>
+                <w:sz w:val="18"/>
+              </w:rPr>
+            </w:r>
+          </w:p>
+        </w:tc>
+        <w:tc>
+          <w:tcPr>
+            <w:tcW w:type="dxa" w:w="2616"/>
+            <w:tcBorders>
+              <w:top w:val="single" w:sz="4" w:space="0" w:color="E4DED3"/>
+              <w:left w:val="single" w:sz="4" w:space="0" w:color="E4DED3"/>
+              <w:bottom w:val="single" w:sz="4" w:space="0" w:color="E4DED3"/>
+              <w:right w:val="single" w:sz="4" w:space="0" w:color="E4DED3"/>
+            </w:tcBorders>
+          </w:tcPr>
+          <w:p>
+            <w:r>
+              <w:rPr>
+                <w:sz w:val="18"/>
+              </w:rPr>
+            </w:r>
+          </w:p>
+        </w:tc>
+        <w:tc>
+          <w:tcPr>
+            <w:tcW w:type="dxa" w:w="2616"/>
+            <w:tcBorders>
+              <w:top w:val="single" w:sz="4" w:space="0" w:color="E4DED3"/>
+              <w:left w:val="single" w:sz="4" w:space="0" w:color="E4DED3"/>
+              <w:bottom w:val="single" w:sz="4" w:space="0" w:color="E4DED3"/>
+              <w:right w:val="single" w:sz="4" w:space="0" w:color="E4DED3"/>
+            </w:tcBorders>
+          </w:tcPr>
+          <w:p>
+            <w:r>
+              <w:rPr>
+                <w:sz w:val="18"/>
+              </w:rPr>
+            </w:r>
+          </w:p>
+        </w:tc>
+      </w:tr>
+      <w:tr>
+        <w:tc>
+          <w:tcPr>
+            <w:tcW w:type="dxa" w:w="2616"/>
+            <w:tcBorders>
+              <w:top w:val="single" w:sz="4" w:space="0" w:color="E4DED3"/>
+              <w:left w:val="single" w:sz="4" w:space="0" w:color="E4DED3"/>
+              <w:bottom w:val="single" w:sz="4" w:space="0" w:color="E4DED3"/>
+              <w:right w:val="single" w:sz="4" w:space="0" w:color="E4DED3"/>
+            </w:tcBorders>
+          </w:tcPr>
+          <w:p>
+            <w:r>
+              <w:rPr>
+                <w:sz w:val="18"/>
+              </w:rPr>
+              <w:t>What the update did to existing resources</w:t>
+            </w:r>
+          </w:p>
+        </w:tc>
+        <w:tc>
+          <w:tcPr>
+            <w:tcW w:type="dxa" w:w="2616"/>
+            <w:tcBorders>
+              <w:top w:val="single" w:sz="4" w:space="0" w:color="E4DED3"/>
+              <w:left w:val="single" w:sz="4" w:space="0" w:color="E4DED3"/>
+              <w:bottom w:val="single" w:sz="4" w:space="0" w:color="E4DED3"/>
+              <w:right w:val="single" w:sz="4" w:space="0" w:color="E4DED3"/>
+            </w:tcBorders>
+          </w:tcPr>
+          <w:p>
+            <w:r>
+              <w:rPr>
+                <w:sz w:val="18"/>
+              </w:rPr>
+            </w:r>
+          </w:p>
+        </w:tc>
+        <w:tc>
+          <w:tcPr>
+            <w:tcW w:type="dxa" w:w="2616"/>
+            <w:tcBorders>
+              <w:top w:val="single" w:sz="4" w:space="0" w:color="E4DED3"/>
+              <w:left w:val="single" w:sz="4" w:space="0" w:color="E4DED3"/>
+              <w:bottom w:val="single" w:sz="4" w:space="0" w:color="E4DED3"/>
+              <w:right w:val="single" w:sz="4" w:space="0" w:color="E4DED3"/>
+            </w:tcBorders>
+          </w:tcPr>
+          <w:p>
+            <w:r>
+              <w:rPr>
+                <w:sz w:val="18"/>
+              </w:rPr>
+            </w:r>
+          </w:p>
+        </w:tc>
+        <w:tc>
+          <w:tcPr>
+            <w:tcW w:type="dxa" w:w="2616"/>
+            <w:tcBorders>
+              <w:top w:val="single" w:sz="4" w:space="0" w:color="E4DED3"/>
+              <w:left w:val="single" w:sz="4" w:space="0" w:color="E4DED3"/>
+              <w:bottom w:val="single" w:sz="4" w:space="0" w:color="E4DED3"/>
+              <w:right w:val="single" w:sz="4" w:space="0" w:color="E4DED3"/>
+            </w:tcBorders>
+          </w:tcPr>
+          <w:p>
+            <w:r>
+              <w:rPr>
+                <w:sz w:val="18"/>
+              </w:rPr>
+            </w:r>
+          </w:p>
+        </w:tc>
+      </w:tr>
+    </w:tbl>
+    <w:p/>
+    <w:p>
+      <w:pPr>
+        <w:spacing w:after="60"/>
+      </w:pPr>
+      <w:r>
+        <w:rPr>
+          <w:b/>
+          <w:i w:val="0"/>
+          <w:sz w:val="19"/>
+        </w:rPr>
+        <w:t>Evidence</w:t>
+      </w:r>
+    </w:p>
+    <w:tbl>
+      <w:tblPr>
+        <w:tblW w:type="auto" w:w="0"/>
+        <w:tblLook w:firstColumn="1" w:firstRow="1" w:lastColumn="0" w:lastRow="0" w:noHBand="0" w:noVBand="1" w:val="04A0"/>
+      </w:tblPr>
+      <w:tblGrid>
+        <w:gridCol w:w="10466"/>
+      </w:tblGrid>
+      <w:tr>
+        <w:tc>
+          <w:tcPr>
+            <w:tcW w:type="dxa" w:w="9411"/>
+            <w:tcBorders>
+              <w:top w:val="single" w:sz="4" w:space="0" w:color="E4DED3"/>
+              <w:left w:val="single" w:sz="4" w:space="0" w:color="E4DED3"/>
+              <w:bottom w:val="single" w:sz="4" w:space="0" w:color="E4DED3"/>
+              <w:right w:val="single" w:sz="4" w:space="0" w:color="E4DED3"/>
+            </w:tcBorders>
+            <w:shd w:val="clear" w:color="auto" w:fill="F8F4ED"/>
+          </w:tcPr>
+          <w:p>
+            <w:pPr>
+              <w:jc w:val="center"/>
+            </w:pPr>
+            <w:r>
+              <w:rPr>
+                <w:b/>
+                <w:i w:val="0"/>
+                <w:sz w:val="20"/>
+              </w:rPr>
+              <w:t>[ PASTE YOUR SCREENSHOT HERE ]</w:t>
+            </w:r>
+          </w:p>
+          <w:p>
+            <w:pPr>
+              <w:jc w:val="left"/>
+            </w:pPr>
+            <w:r>
+              <w:rPr>
+                <w:b w:val="0"/>
+                <w:i/>
+                <w:color w:val="6B6660"/>
+                <w:sz w:val="19"/>
+              </w:rPr>
+              <w:t>the update completing, and the resources it changed</w:t>
+            </w:r>
+          </w:p>
+        </w:tc>
+      </w:tr>
+    </w:tbl>
+    <w:p/>
+    <w:p>
+      <w:pPr>
+        <w:spacing w:before="200" w:after="0"/>
+      </w:pPr>
+      <w:r>
+        <w:rPr>
+          <w:b/>
+          <w:color w:val="1F5A5C"/>
+          <w:sz w:val="16"/>
+        </w:rPr>
+        <w:t>TASK 4</w:t>
       </w:r>
     </w:p>
     <w:p>
       <w:pPr>
-        <w:pStyle w:val="Assessortext"/>
+        <w:pStyle w:val="Heading2"/>
       </w:pPr>
       <w:r>
-        <w:t>Demonstrate, don't just describe. Reliability and scalability need to be shown — trigger an application-tier failover (terminate an instance and watch the ASG recover across AZs), run a database restore / DR drill, and trigger a scale-out, capturing the evidence for each.</w:t>
+        <w:rPr>
+          <w:color w:val="1F5A5C"/>
+        </w:rPr>
+        <w:t>Monitor and measure against your metrics</w:t>
       </w:r>
     </w:p>
     <w:p>
       <w:pPr>
-        <w:pStyle w:val="Assessortext"/>
+        <w:spacing w:after="120"/>
       </w:pPr>
       <w:r>
-        <w:t>Refine from your results. Your tests will show something worth tuning — make the refinement and record why.</w:t>
+        <w:rPr>
+          <w:b w:val="0"/>
+          <w:i w:val="0"/>
+          <w:sz w:val="21"/>
+        </w:rPr>
+        <w:t>Measure the improved environment against the performance metrics and business goals you set in AT1. For each metric, record what you measured, what the target was, and whether it is met. Where a metric cannot be measured yet, say what would be needed — that is a finding, not a failure.</w:t>
+      </w:r>
+    </w:p>
+    <w:tbl>
+      <w:tblPr>
+        <w:tblW w:type="auto" w:w="0"/>
+        <w:tblLook w:firstColumn="1" w:firstRow="1" w:lastColumn="0" w:lastRow="0" w:noHBand="0" w:noVBand="1" w:val="04A0"/>
+      </w:tblPr>
+      <w:tblGrid>
+        <w:gridCol w:w="2616"/>
+        <w:gridCol w:w="2616"/>
+        <w:gridCol w:w="2616"/>
+        <w:gridCol w:w="2616"/>
+      </w:tblGrid>
+      <w:tr>
+        <w:tc>
+          <w:tcPr>
+            <w:tcW w:type="dxa" w:w="2616"/>
+            <w:tcBorders>
+              <w:top w:val="single" w:sz="4" w:space="0" w:color="E4DED3"/>
+              <w:left w:val="single" w:sz="4" w:space="0" w:color="E4DED3"/>
+              <w:bottom w:val="single" w:sz="4" w:space="0" w:color="E4DED3"/>
+              <w:right w:val="single" w:sz="4" w:space="0" w:color="E4DED3"/>
+            </w:tcBorders>
+            <w:shd w:val="clear" w:color="auto" w:fill="F8F4ED"/>
+          </w:tcPr>
+          <w:p>
+            <w:r>
+              <w:rPr>
+                <w:b/>
+                <w:sz w:val="18"/>
+              </w:rPr>
+              <w:t>Metric (from your AT1 design)</w:t>
+            </w:r>
+          </w:p>
+        </w:tc>
+        <w:tc>
+          <w:tcPr>
+            <w:tcW w:type="dxa" w:w="2616"/>
+            <w:tcBorders>
+              <w:top w:val="single" w:sz="4" w:space="0" w:color="E4DED3"/>
+              <w:left w:val="single" w:sz="4" w:space="0" w:color="E4DED3"/>
+              <w:bottom w:val="single" w:sz="4" w:space="0" w:color="E4DED3"/>
+              <w:right w:val="single" w:sz="4" w:space="0" w:color="E4DED3"/>
+            </w:tcBorders>
+            <w:shd w:val="clear" w:color="auto" w:fill="F8F4ED"/>
+          </w:tcPr>
+          <w:p>
+            <w:r>
+              <w:rPr>
+                <w:b/>
+                <w:sz w:val="18"/>
+              </w:rPr>
+              <w:t>Target</w:t>
+            </w:r>
+          </w:p>
+        </w:tc>
+        <w:tc>
+          <w:tcPr>
+            <w:tcW w:type="dxa" w:w="2616"/>
+            <w:tcBorders>
+              <w:top w:val="single" w:sz="4" w:space="0" w:color="E4DED3"/>
+              <w:left w:val="single" w:sz="4" w:space="0" w:color="E4DED3"/>
+              <w:bottom w:val="single" w:sz="4" w:space="0" w:color="E4DED3"/>
+              <w:right w:val="single" w:sz="4" w:space="0" w:color="E4DED3"/>
+            </w:tcBorders>
+            <w:shd w:val="clear" w:color="auto" w:fill="F8F4ED"/>
+          </w:tcPr>
+          <w:p>
+            <w:r>
+              <w:rPr>
+                <w:b/>
+                <w:sz w:val="18"/>
+              </w:rPr>
+              <w:t>What you measured</w:t>
+            </w:r>
+          </w:p>
+        </w:tc>
+        <w:tc>
+          <w:tcPr>
+            <w:tcW w:type="dxa" w:w="2616"/>
+            <w:tcBorders>
+              <w:top w:val="single" w:sz="4" w:space="0" w:color="E4DED3"/>
+              <w:left w:val="single" w:sz="4" w:space="0" w:color="E4DED3"/>
+              <w:bottom w:val="single" w:sz="4" w:space="0" w:color="E4DED3"/>
+              <w:right w:val="single" w:sz="4" w:space="0" w:color="E4DED3"/>
+            </w:tcBorders>
+            <w:shd w:val="clear" w:color="auto" w:fill="F8F4ED"/>
+          </w:tcPr>
+          <w:p>
+            <w:r>
+              <w:rPr>
+                <w:b/>
+                <w:sz w:val="18"/>
+              </w:rPr>
+              <w:t>Met?</w:t>
+            </w:r>
+          </w:p>
+        </w:tc>
+      </w:tr>
+      <w:tr>
+        <w:tc>
+          <w:tcPr>
+            <w:tcW w:type="dxa" w:w="2616"/>
+            <w:tcBorders>
+              <w:top w:val="single" w:sz="4" w:space="0" w:color="E4DED3"/>
+              <w:left w:val="single" w:sz="4" w:space="0" w:color="E4DED3"/>
+              <w:bottom w:val="single" w:sz="4" w:space="0" w:color="E4DED3"/>
+              <w:right w:val="single" w:sz="4" w:space="0" w:color="E4DED3"/>
+            </w:tcBorders>
+          </w:tcPr>
+          <w:p>
+            <w:r>
+              <w:rPr>
+                <w:sz w:val="18"/>
+              </w:rPr>
+            </w:r>
+          </w:p>
+        </w:tc>
+        <w:tc>
+          <w:tcPr>
+            <w:tcW w:type="dxa" w:w="2616"/>
+            <w:tcBorders>
+              <w:top w:val="single" w:sz="4" w:space="0" w:color="E4DED3"/>
+              <w:left w:val="single" w:sz="4" w:space="0" w:color="E4DED3"/>
+              <w:bottom w:val="single" w:sz="4" w:space="0" w:color="E4DED3"/>
+              <w:right w:val="single" w:sz="4" w:space="0" w:color="E4DED3"/>
+            </w:tcBorders>
+          </w:tcPr>
+          <w:p>
+            <w:r>
+              <w:rPr>
+                <w:sz w:val="18"/>
+              </w:rPr>
+            </w:r>
+          </w:p>
+        </w:tc>
+        <w:tc>
+          <w:tcPr>
+            <w:tcW w:type="dxa" w:w="2616"/>
+            <w:tcBorders>
+              <w:top w:val="single" w:sz="4" w:space="0" w:color="E4DED3"/>
+              <w:left w:val="single" w:sz="4" w:space="0" w:color="E4DED3"/>
+              <w:bottom w:val="single" w:sz="4" w:space="0" w:color="E4DED3"/>
+              <w:right w:val="single" w:sz="4" w:space="0" w:color="E4DED3"/>
+            </w:tcBorders>
+          </w:tcPr>
+          <w:p>
+            <w:r>
+              <w:rPr>
+                <w:sz w:val="18"/>
+              </w:rPr>
+            </w:r>
+          </w:p>
+        </w:tc>
+        <w:tc>
+          <w:tcPr>
+            <w:tcW w:type="dxa" w:w="2616"/>
+            <w:tcBorders>
+              <w:top w:val="single" w:sz="4" w:space="0" w:color="E4DED3"/>
+              <w:left w:val="single" w:sz="4" w:space="0" w:color="E4DED3"/>
+              <w:bottom w:val="single" w:sz="4" w:space="0" w:color="E4DED3"/>
+              <w:right w:val="single" w:sz="4" w:space="0" w:color="E4DED3"/>
+            </w:tcBorders>
+          </w:tcPr>
+          <w:p>
+            <w:r>
+              <w:rPr>
+                <w:sz w:val="18"/>
+              </w:rPr>
+            </w:r>
+          </w:p>
+        </w:tc>
+      </w:tr>
+      <w:tr>
+        <w:tc>
+          <w:tcPr>
+            <w:tcW w:type="dxa" w:w="2616"/>
+            <w:tcBorders>
+              <w:top w:val="single" w:sz="4" w:space="0" w:color="E4DED3"/>
+              <w:left w:val="single" w:sz="4" w:space="0" w:color="E4DED3"/>
+              <w:bottom w:val="single" w:sz="4" w:space="0" w:color="E4DED3"/>
+              <w:right w:val="single" w:sz="4" w:space="0" w:color="E4DED3"/>
+            </w:tcBorders>
+          </w:tcPr>
+          <w:p>
+            <w:r>
+              <w:rPr>
+                <w:sz w:val="18"/>
+              </w:rPr>
+            </w:r>
+          </w:p>
+        </w:tc>
+        <w:tc>
+          <w:tcPr>
+            <w:tcW w:type="dxa" w:w="2616"/>
+            <w:tcBorders>
+              <w:top w:val="single" w:sz="4" w:space="0" w:color="E4DED3"/>
+              <w:left w:val="single" w:sz="4" w:space="0" w:color="E4DED3"/>
+              <w:bottom w:val="single" w:sz="4" w:space="0" w:color="E4DED3"/>
+              <w:right w:val="single" w:sz="4" w:space="0" w:color="E4DED3"/>
+            </w:tcBorders>
+          </w:tcPr>
+          <w:p>
+            <w:r>
+              <w:rPr>
+                <w:sz w:val="18"/>
+              </w:rPr>
+            </w:r>
+          </w:p>
+        </w:tc>
+        <w:tc>
+          <w:tcPr>
+            <w:tcW w:type="dxa" w:w="2616"/>
+            <w:tcBorders>
+              <w:top w:val="single" w:sz="4" w:space="0" w:color="E4DED3"/>
+              <w:left w:val="single" w:sz="4" w:space="0" w:color="E4DED3"/>
+              <w:bottom w:val="single" w:sz="4" w:space="0" w:color="E4DED3"/>
+              <w:right w:val="single" w:sz="4" w:space="0" w:color="E4DED3"/>
+            </w:tcBorders>
+          </w:tcPr>
+          <w:p>
+            <w:r>
+              <w:rPr>
+                <w:sz w:val="18"/>
+              </w:rPr>
+            </w:r>
+          </w:p>
+        </w:tc>
+        <w:tc>
+          <w:tcPr>
+            <w:tcW w:type="dxa" w:w="2616"/>
+            <w:tcBorders>
+              <w:top w:val="single" w:sz="4" w:space="0" w:color="E4DED3"/>
+              <w:left w:val="single" w:sz="4" w:space="0" w:color="E4DED3"/>
+              <w:bottom w:val="single" w:sz="4" w:space="0" w:color="E4DED3"/>
+              <w:right w:val="single" w:sz="4" w:space="0" w:color="E4DED3"/>
+            </w:tcBorders>
+          </w:tcPr>
+          <w:p>
+            <w:r>
+              <w:rPr>
+                <w:sz w:val="18"/>
+              </w:rPr>
+            </w:r>
+          </w:p>
+        </w:tc>
+      </w:tr>
+      <w:tr>
+        <w:tc>
+          <w:tcPr>
+            <w:tcW w:type="dxa" w:w="2616"/>
+            <w:tcBorders>
+              <w:top w:val="single" w:sz="4" w:space="0" w:color="E4DED3"/>
+              <w:left w:val="single" w:sz="4" w:space="0" w:color="E4DED3"/>
+              <w:bottom w:val="single" w:sz="4" w:space="0" w:color="E4DED3"/>
+              <w:right w:val="single" w:sz="4" w:space="0" w:color="E4DED3"/>
+            </w:tcBorders>
+          </w:tcPr>
+          <w:p>
+            <w:r>
+              <w:rPr>
+                <w:sz w:val="18"/>
+              </w:rPr>
+            </w:r>
+          </w:p>
+        </w:tc>
+        <w:tc>
+          <w:tcPr>
+            <w:tcW w:type="dxa" w:w="2616"/>
+            <w:tcBorders>
+              <w:top w:val="single" w:sz="4" w:space="0" w:color="E4DED3"/>
+              <w:left w:val="single" w:sz="4" w:space="0" w:color="E4DED3"/>
+              <w:bottom w:val="single" w:sz="4" w:space="0" w:color="E4DED3"/>
+              <w:right w:val="single" w:sz="4" w:space="0" w:color="E4DED3"/>
+            </w:tcBorders>
+          </w:tcPr>
+          <w:p>
+            <w:r>
+              <w:rPr>
+                <w:sz w:val="18"/>
+              </w:rPr>
+            </w:r>
+          </w:p>
+        </w:tc>
+        <w:tc>
+          <w:tcPr>
+            <w:tcW w:type="dxa" w:w="2616"/>
+            <w:tcBorders>
+              <w:top w:val="single" w:sz="4" w:space="0" w:color="E4DED3"/>
+              <w:left w:val="single" w:sz="4" w:space="0" w:color="E4DED3"/>
+              <w:bottom w:val="single" w:sz="4" w:space="0" w:color="E4DED3"/>
+              <w:right w:val="single" w:sz="4" w:space="0" w:color="E4DED3"/>
+            </w:tcBorders>
+          </w:tcPr>
+          <w:p>
+            <w:r>
+              <w:rPr>
+                <w:sz w:val="18"/>
+              </w:rPr>
+            </w:r>
+          </w:p>
+        </w:tc>
+        <w:tc>
+          <w:tcPr>
+            <w:tcW w:type="dxa" w:w="2616"/>
+            <w:tcBorders>
+              <w:top w:val="single" w:sz="4" w:space="0" w:color="E4DED3"/>
+              <w:left w:val="single" w:sz="4" w:space="0" w:color="E4DED3"/>
+              <w:bottom w:val="single" w:sz="4" w:space="0" w:color="E4DED3"/>
+              <w:right w:val="single" w:sz="4" w:space="0" w:color="E4DED3"/>
+            </w:tcBorders>
+          </w:tcPr>
+          <w:p>
+            <w:r>
+              <w:rPr>
+                <w:sz w:val="18"/>
+              </w:rPr>
+            </w:r>
+          </w:p>
+        </w:tc>
+      </w:tr>
+      <w:tr>
+        <w:tc>
+          <w:tcPr>
+            <w:tcW w:type="dxa" w:w="2616"/>
+            <w:tcBorders>
+              <w:top w:val="single" w:sz="4" w:space="0" w:color="E4DED3"/>
+              <w:left w:val="single" w:sz="4" w:space="0" w:color="E4DED3"/>
+              <w:bottom w:val="single" w:sz="4" w:space="0" w:color="E4DED3"/>
+              <w:right w:val="single" w:sz="4" w:space="0" w:color="E4DED3"/>
+            </w:tcBorders>
+          </w:tcPr>
+          <w:p>
+            <w:r>
+              <w:rPr>
+                <w:sz w:val="18"/>
+              </w:rPr>
+            </w:r>
+          </w:p>
+        </w:tc>
+        <w:tc>
+          <w:tcPr>
+            <w:tcW w:type="dxa" w:w="2616"/>
+            <w:tcBorders>
+              <w:top w:val="single" w:sz="4" w:space="0" w:color="E4DED3"/>
+              <w:left w:val="single" w:sz="4" w:space="0" w:color="E4DED3"/>
+              <w:bottom w:val="single" w:sz="4" w:space="0" w:color="E4DED3"/>
+              <w:right w:val="single" w:sz="4" w:space="0" w:color="E4DED3"/>
+            </w:tcBorders>
+          </w:tcPr>
+          <w:p>
+            <w:r>
+              <w:rPr>
+                <w:sz w:val="18"/>
+              </w:rPr>
+            </w:r>
+          </w:p>
+        </w:tc>
+        <w:tc>
+          <w:tcPr>
+            <w:tcW w:type="dxa" w:w="2616"/>
+            <w:tcBorders>
+              <w:top w:val="single" w:sz="4" w:space="0" w:color="E4DED3"/>
+              <w:left w:val="single" w:sz="4" w:space="0" w:color="E4DED3"/>
+              <w:bottom w:val="single" w:sz="4" w:space="0" w:color="E4DED3"/>
+              <w:right w:val="single" w:sz="4" w:space="0" w:color="E4DED3"/>
+            </w:tcBorders>
+          </w:tcPr>
+          <w:p>
+            <w:r>
+              <w:rPr>
+                <w:sz w:val="18"/>
+              </w:rPr>
+            </w:r>
+          </w:p>
+        </w:tc>
+        <w:tc>
+          <w:tcPr>
+            <w:tcW w:type="dxa" w:w="2616"/>
+            <w:tcBorders>
+              <w:top w:val="single" w:sz="4" w:space="0" w:color="E4DED3"/>
+              <w:left w:val="single" w:sz="4" w:space="0" w:color="E4DED3"/>
+              <w:bottom w:val="single" w:sz="4" w:space="0" w:color="E4DED3"/>
+              <w:right w:val="single" w:sz="4" w:space="0" w:color="E4DED3"/>
+            </w:tcBorders>
+          </w:tcPr>
+          <w:p>
+            <w:r>
+              <w:rPr>
+                <w:sz w:val="18"/>
+              </w:rPr>
+            </w:r>
+          </w:p>
+        </w:tc>
+      </w:tr>
+      <w:tr>
+        <w:tc>
+          <w:tcPr>
+            <w:tcW w:type="dxa" w:w="2616"/>
+            <w:tcBorders>
+              <w:top w:val="single" w:sz="4" w:space="0" w:color="E4DED3"/>
+              <w:left w:val="single" w:sz="4" w:space="0" w:color="E4DED3"/>
+              <w:bottom w:val="single" w:sz="4" w:space="0" w:color="E4DED3"/>
+              <w:right w:val="single" w:sz="4" w:space="0" w:color="E4DED3"/>
+            </w:tcBorders>
+          </w:tcPr>
+          <w:p>
+            <w:r>
+              <w:rPr>
+                <w:sz w:val="18"/>
+              </w:rPr>
+            </w:r>
+          </w:p>
+        </w:tc>
+        <w:tc>
+          <w:tcPr>
+            <w:tcW w:type="dxa" w:w="2616"/>
+            <w:tcBorders>
+              <w:top w:val="single" w:sz="4" w:space="0" w:color="E4DED3"/>
+              <w:left w:val="single" w:sz="4" w:space="0" w:color="E4DED3"/>
+              <w:bottom w:val="single" w:sz="4" w:space="0" w:color="E4DED3"/>
+              <w:right w:val="single" w:sz="4" w:space="0" w:color="E4DED3"/>
+            </w:tcBorders>
+          </w:tcPr>
+          <w:p>
+            <w:r>
+              <w:rPr>
+                <w:sz w:val="18"/>
+              </w:rPr>
+            </w:r>
+          </w:p>
+        </w:tc>
+        <w:tc>
+          <w:tcPr>
+            <w:tcW w:type="dxa" w:w="2616"/>
+            <w:tcBorders>
+              <w:top w:val="single" w:sz="4" w:space="0" w:color="E4DED3"/>
+              <w:left w:val="single" w:sz="4" w:space="0" w:color="E4DED3"/>
+              <w:bottom w:val="single" w:sz="4" w:space="0" w:color="E4DED3"/>
+              <w:right w:val="single" w:sz="4" w:space="0" w:color="E4DED3"/>
+            </w:tcBorders>
+          </w:tcPr>
+          <w:p>
+            <w:r>
+              <w:rPr>
+                <w:sz w:val="18"/>
+              </w:rPr>
+            </w:r>
+          </w:p>
+        </w:tc>
+        <w:tc>
+          <w:tcPr>
+            <w:tcW w:type="dxa" w:w="2616"/>
+            <w:tcBorders>
+              <w:top w:val="single" w:sz="4" w:space="0" w:color="E4DED3"/>
+              <w:left w:val="single" w:sz="4" w:space="0" w:color="E4DED3"/>
+              <w:bottom w:val="single" w:sz="4" w:space="0" w:color="E4DED3"/>
+              <w:right w:val="single" w:sz="4" w:space="0" w:color="E4DED3"/>
+            </w:tcBorders>
+          </w:tcPr>
+          <w:p>
+            <w:r>
+              <w:rPr>
+                <w:sz w:val="18"/>
+              </w:rPr>
+            </w:r>
+          </w:p>
+        </w:tc>
+      </w:tr>
+      <w:tr>
+        <w:tc>
+          <w:tcPr>
+            <w:tcW w:type="dxa" w:w="2616"/>
+            <w:tcBorders>
+              <w:top w:val="single" w:sz="4" w:space="0" w:color="E4DED3"/>
+              <w:left w:val="single" w:sz="4" w:space="0" w:color="E4DED3"/>
+              <w:bottom w:val="single" w:sz="4" w:space="0" w:color="E4DED3"/>
+              <w:right w:val="single" w:sz="4" w:space="0" w:color="E4DED3"/>
+            </w:tcBorders>
+          </w:tcPr>
+          <w:p>
+            <w:r>
+              <w:rPr>
+                <w:sz w:val="18"/>
+              </w:rPr>
+            </w:r>
+          </w:p>
+        </w:tc>
+        <w:tc>
+          <w:tcPr>
+            <w:tcW w:type="dxa" w:w="2616"/>
+            <w:tcBorders>
+              <w:top w:val="single" w:sz="4" w:space="0" w:color="E4DED3"/>
+              <w:left w:val="single" w:sz="4" w:space="0" w:color="E4DED3"/>
+              <w:bottom w:val="single" w:sz="4" w:space="0" w:color="E4DED3"/>
+              <w:right w:val="single" w:sz="4" w:space="0" w:color="E4DED3"/>
+            </w:tcBorders>
+          </w:tcPr>
+          <w:p>
+            <w:r>
+              <w:rPr>
+                <w:sz w:val="18"/>
+              </w:rPr>
+            </w:r>
+          </w:p>
+        </w:tc>
+        <w:tc>
+          <w:tcPr>
+            <w:tcW w:type="dxa" w:w="2616"/>
+            <w:tcBorders>
+              <w:top w:val="single" w:sz="4" w:space="0" w:color="E4DED3"/>
+              <w:left w:val="single" w:sz="4" w:space="0" w:color="E4DED3"/>
+              <w:bottom w:val="single" w:sz="4" w:space="0" w:color="E4DED3"/>
+              <w:right w:val="single" w:sz="4" w:space="0" w:color="E4DED3"/>
+            </w:tcBorders>
+          </w:tcPr>
+          <w:p>
+            <w:r>
+              <w:rPr>
+                <w:sz w:val="18"/>
+              </w:rPr>
+            </w:r>
+          </w:p>
+        </w:tc>
+        <w:tc>
+          <w:tcPr>
+            <w:tcW w:type="dxa" w:w="2616"/>
+            <w:tcBorders>
+              <w:top w:val="single" w:sz="4" w:space="0" w:color="E4DED3"/>
+              <w:left w:val="single" w:sz="4" w:space="0" w:color="E4DED3"/>
+              <w:bottom w:val="single" w:sz="4" w:space="0" w:color="E4DED3"/>
+              <w:right w:val="single" w:sz="4" w:space="0" w:color="E4DED3"/>
+            </w:tcBorders>
+          </w:tcPr>
+          <w:p>
+            <w:r>
+              <w:rPr>
+                <w:sz w:val="18"/>
+              </w:rPr>
+            </w:r>
+          </w:p>
+        </w:tc>
+      </w:tr>
+    </w:tbl>
+    <w:p/>
+    <w:p>
+      <w:pPr>
+        <w:spacing w:after="60"/>
+      </w:pPr>
+      <w:r>
+        <w:rPr>
+          <w:b/>
+          <w:i w:val="0"/>
+          <w:sz w:val="19"/>
+        </w:rPr>
+        <w:t>Evidence</w:t>
+      </w:r>
+    </w:p>
+    <w:tbl>
+      <w:tblPr>
+        <w:tblW w:type="auto" w:w="0"/>
+        <w:tblLook w:firstColumn="1" w:firstRow="1" w:lastColumn="0" w:lastRow="0" w:noHBand="0" w:noVBand="1" w:val="04A0"/>
+      </w:tblPr>
+      <w:tblGrid>
+        <w:gridCol w:w="10466"/>
+      </w:tblGrid>
+      <w:tr>
+        <w:tc>
+          <w:tcPr>
+            <w:tcW w:type="dxa" w:w="9411"/>
+            <w:tcBorders>
+              <w:top w:val="single" w:sz="4" w:space="0" w:color="E4DED3"/>
+              <w:left w:val="single" w:sz="4" w:space="0" w:color="E4DED3"/>
+              <w:bottom w:val="single" w:sz="4" w:space="0" w:color="E4DED3"/>
+              <w:right w:val="single" w:sz="4" w:space="0" w:color="E4DED3"/>
+            </w:tcBorders>
+            <w:shd w:val="clear" w:color="auto" w:fill="F8F4ED"/>
+          </w:tcPr>
+          <w:p>
+            <w:pPr>
+              <w:jc w:val="center"/>
+            </w:pPr>
+            <w:r>
+              <w:rPr>
+                <w:b/>
+                <w:i w:val="0"/>
+                <w:sz w:val="20"/>
+              </w:rPr>
+              <w:t>[ PASTE YOUR SCREENSHOT HERE ]</w:t>
+            </w:r>
+          </w:p>
+          <w:p>
+            <w:pPr>
+              <w:jc w:val="left"/>
+            </w:pPr>
+            <w:r>
+              <w:rPr>
+                <w:b w:val="0"/>
+                <w:i/>
+                <w:color w:val="6B6660"/>
+                <w:sz w:val="19"/>
+              </w:rPr>
+              <w:t>your monitoring showing the measurements you recorded</w:t>
+            </w:r>
+          </w:p>
+        </w:tc>
+      </w:tr>
+    </w:tbl>
+    <w:p/>
+    <w:p>
+      <w:pPr>
+        <w:spacing w:before="200" w:after="0"/>
+      </w:pPr>
+      <w:r>
+        <w:rPr>
+          <w:b/>
+          <w:color w:val="1F5A5C"/>
+          <w:sz w:val="16"/>
+        </w:rPr>
+        <w:t>TASK 5</w:t>
       </w:r>
     </w:p>
     <w:p>
       <w:pPr>
-        <w:pStyle w:val="Assessortext"/>
+        <w:pStyle w:val="Heading2"/>
       </w:pPr>
       <w:r>
-        <w:t>Tear down cleanly. Delete your stack and end the lab when you are done, to free the lab credits.</w:t>
+        <w:rPr>
+          <w:color w:val="1F5A5C"/>
+        </w:rPr>
+        <w:t>Test and demonstrate reliability</w:t>
       </w:r>
     </w:p>
+    <w:p>
+      <w:pPr>
+        <w:spacing w:after="120"/>
+      </w:pPr>
+      <w:r>
+        <w:rPr>
+          <w:b w:val="0"/>
+          <w:i w:val="0"/>
+          <w:sz w:val="21"/>
+        </w:rPr>
+        <w:t>Demonstrate that the environment is more reliable than the baseline was. Make a failure happen — terminate an instance, or fail over whatever you improved — and record what the service did while it was happening. If your approved improvement did not touch reliability, test the reliability you have and say so.</w:t>
+      </w:r>
+    </w:p>
+    <w:tbl>
+      <w:tblPr>
+        <w:tblW w:type="auto" w:w="0"/>
+        <w:tblLook w:firstColumn="1" w:firstRow="1" w:lastColumn="0" w:lastRow="0" w:noHBand="0" w:noVBand="1" w:val="04A0"/>
+      </w:tblPr>
+      <w:tblGrid>
+        <w:gridCol w:w="2616"/>
+        <w:gridCol w:w="2616"/>
+        <w:gridCol w:w="2616"/>
+        <w:gridCol w:w="2616"/>
+      </w:tblGrid>
+      <w:tr>
+        <w:tc>
+          <w:tcPr>
+            <w:tcW w:type="dxa" w:w="2616"/>
+            <w:tcBorders>
+              <w:top w:val="single" w:sz="4" w:space="0" w:color="E4DED3"/>
+              <w:left w:val="single" w:sz="4" w:space="0" w:color="E4DED3"/>
+              <w:bottom w:val="single" w:sz="4" w:space="0" w:color="E4DED3"/>
+              <w:right w:val="single" w:sz="4" w:space="0" w:color="E4DED3"/>
+            </w:tcBorders>
+            <w:shd w:val="clear" w:color="auto" w:fill="F8F4ED"/>
+          </w:tcPr>
+          <w:p>
+            <w:r>
+              <w:rPr>
+                <w:b/>
+                <w:sz w:val="18"/>
+              </w:rPr>
+              <w:t>Test</w:t>
+            </w:r>
+          </w:p>
+        </w:tc>
+        <w:tc>
+          <w:tcPr>
+            <w:tcW w:type="dxa" w:w="2616"/>
+            <w:tcBorders>
+              <w:top w:val="single" w:sz="4" w:space="0" w:color="E4DED3"/>
+              <w:left w:val="single" w:sz="4" w:space="0" w:color="E4DED3"/>
+              <w:bottom w:val="single" w:sz="4" w:space="0" w:color="E4DED3"/>
+              <w:right w:val="single" w:sz="4" w:space="0" w:color="E4DED3"/>
+            </w:tcBorders>
+            <w:shd w:val="clear" w:color="auto" w:fill="F8F4ED"/>
+          </w:tcPr>
+          <w:p>
+            <w:r>
+              <w:rPr>
+                <w:b/>
+                <w:sz w:val="18"/>
+              </w:rPr>
+              <w:t>What you did</w:t>
+            </w:r>
+          </w:p>
+        </w:tc>
+        <w:tc>
+          <w:tcPr>
+            <w:tcW w:type="dxa" w:w="2616"/>
+            <w:tcBorders>
+              <w:top w:val="single" w:sz="4" w:space="0" w:color="E4DED3"/>
+              <w:left w:val="single" w:sz="4" w:space="0" w:color="E4DED3"/>
+              <w:bottom w:val="single" w:sz="4" w:space="0" w:color="E4DED3"/>
+              <w:right w:val="single" w:sz="4" w:space="0" w:color="E4DED3"/>
+            </w:tcBorders>
+            <w:shd w:val="clear" w:color="auto" w:fill="F8F4ED"/>
+          </w:tcPr>
+          <w:p>
+            <w:r>
+              <w:rPr>
+                <w:b/>
+                <w:sz w:val="18"/>
+              </w:rPr>
+              <w:t>What you expected</w:t>
+            </w:r>
+          </w:p>
+        </w:tc>
+        <w:tc>
+          <w:tcPr>
+            <w:tcW w:type="dxa" w:w="2616"/>
+            <w:tcBorders>
+              <w:top w:val="single" w:sz="4" w:space="0" w:color="E4DED3"/>
+              <w:left w:val="single" w:sz="4" w:space="0" w:color="E4DED3"/>
+              <w:bottom w:val="single" w:sz="4" w:space="0" w:color="E4DED3"/>
+              <w:right w:val="single" w:sz="4" w:space="0" w:color="E4DED3"/>
+            </w:tcBorders>
+            <w:shd w:val="clear" w:color="auto" w:fill="F8F4ED"/>
+          </w:tcPr>
+          <w:p>
+            <w:r>
+              <w:rPr>
+                <w:b/>
+                <w:sz w:val="18"/>
+              </w:rPr>
+              <w:t>What actually happened</w:t>
+            </w:r>
+          </w:p>
+        </w:tc>
+      </w:tr>
+      <w:tr>
+        <w:tc>
+          <w:tcPr>
+            <w:tcW w:type="dxa" w:w="2616"/>
+            <w:tcBorders>
+              <w:top w:val="single" w:sz="4" w:space="0" w:color="E4DED3"/>
+              <w:left w:val="single" w:sz="4" w:space="0" w:color="E4DED3"/>
+              <w:bottom w:val="single" w:sz="4" w:space="0" w:color="E4DED3"/>
+              <w:right w:val="single" w:sz="4" w:space="0" w:color="E4DED3"/>
+            </w:tcBorders>
+          </w:tcPr>
+          <w:p>
+            <w:r>
+              <w:rPr>
+                <w:sz w:val="18"/>
+              </w:rPr>
+              <w:t>Instance failure</w:t>
+            </w:r>
+          </w:p>
+        </w:tc>
+        <w:tc>
+          <w:tcPr>
+            <w:tcW w:type="dxa" w:w="2616"/>
+            <w:tcBorders>
+              <w:top w:val="single" w:sz="4" w:space="0" w:color="E4DED3"/>
+              <w:left w:val="single" w:sz="4" w:space="0" w:color="E4DED3"/>
+              <w:bottom w:val="single" w:sz="4" w:space="0" w:color="E4DED3"/>
+              <w:right w:val="single" w:sz="4" w:space="0" w:color="E4DED3"/>
+            </w:tcBorders>
+          </w:tcPr>
+          <w:p>
+            <w:r>
+              <w:rPr>
+                <w:sz w:val="18"/>
+              </w:rPr>
+            </w:r>
+          </w:p>
+        </w:tc>
+        <w:tc>
+          <w:tcPr>
+            <w:tcW w:type="dxa" w:w="2616"/>
+            <w:tcBorders>
+              <w:top w:val="single" w:sz="4" w:space="0" w:color="E4DED3"/>
+              <w:left w:val="single" w:sz="4" w:space="0" w:color="E4DED3"/>
+              <w:bottom w:val="single" w:sz="4" w:space="0" w:color="E4DED3"/>
+              <w:right w:val="single" w:sz="4" w:space="0" w:color="E4DED3"/>
+            </w:tcBorders>
+          </w:tcPr>
+          <w:p>
+            <w:r>
+              <w:rPr>
+                <w:sz w:val="18"/>
+              </w:rPr>
+            </w:r>
+          </w:p>
+        </w:tc>
+        <w:tc>
+          <w:tcPr>
+            <w:tcW w:type="dxa" w:w="2616"/>
+            <w:tcBorders>
+              <w:top w:val="single" w:sz="4" w:space="0" w:color="E4DED3"/>
+              <w:left w:val="single" w:sz="4" w:space="0" w:color="E4DED3"/>
+              <w:bottom w:val="single" w:sz="4" w:space="0" w:color="E4DED3"/>
+              <w:right w:val="single" w:sz="4" w:space="0" w:color="E4DED3"/>
+            </w:tcBorders>
+          </w:tcPr>
+          <w:p>
+            <w:r>
+              <w:rPr>
+                <w:sz w:val="18"/>
+              </w:rPr>
+            </w:r>
+          </w:p>
+        </w:tc>
+      </w:tr>
+      <w:tr>
+        <w:tc>
+          <w:tcPr>
+            <w:tcW w:type="dxa" w:w="2616"/>
+            <w:tcBorders>
+              <w:top w:val="single" w:sz="4" w:space="0" w:color="E4DED3"/>
+              <w:left w:val="single" w:sz="4" w:space="0" w:color="E4DED3"/>
+              <w:bottom w:val="single" w:sz="4" w:space="0" w:color="E4DED3"/>
+              <w:right w:val="single" w:sz="4" w:space="0" w:color="E4DED3"/>
+            </w:tcBorders>
+          </w:tcPr>
+          <w:p>
+            <w:r>
+              <w:rPr>
+                <w:sz w:val="18"/>
+              </w:rPr>
+              <w:t>Service during the failure</w:t>
+            </w:r>
+          </w:p>
+        </w:tc>
+        <w:tc>
+          <w:tcPr>
+            <w:tcW w:type="dxa" w:w="2616"/>
+            <w:tcBorders>
+              <w:top w:val="single" w:sz="4" w:space="0" w:color="E4DED3"/>
+              <w:left w:val="single" w:sz="4" w:space="0" w:color="E4DED3"/>
+              <w:bottom w:val="single" w:sz="4" w:space="0" w:color="E4DED3"/>
+              <w:right w:val="single" w:sz="4" w:space="0" w:color="E4DED3"/>
+            </w:tcBorders>
+          </w:tcPr>
+          <w:p>
+            <w:r>
+              <w:rPr>
+                <w:sz w:val="18"/>
+              </w:rPr>
+            </w:r>
+          </w:p>
+        </w:tc>
+        <w:tc>
+          <w:tcPr>
+            <w:tcW w:type="dxa" w:w="2616"/>
+            <w:tcBorders>
+              <w:top w:val="single" w:sz="4" w:space="0" w:color="E4DED3"/>
+              <w:left w:val="single" w:sz="4" w:space="0" w:color="E4DED3"/>
+              <w:bottom w:val="single" w:sz="4" w:space="0" w:color="E4DED3"/>
+              <w:right w:val="single" w:sz="4" w:space="0" w:color="E4DED3"/>
+            </w:tcBorders>
+          </w:tcPr>
+          <w:p>
+            <w:r>
+              <w:rPr>
+                <w:sz w:val="18"/>
+              </w:rPr>
+            </w:r>
+          </w:p>
+        </w:tc>
+        <w:tc>
+          <w:tcPr>
+            <w:tcW w:type="dxa" w:w="2616"/>
+            <w:tcBorders>
+              <w:top w:val="single" w:sz="4" w:space="0" w:color="E4DED3"/>
+              <w:left w:val="single" w:sz="4" w:space="0" w:color="E4DED3"/>
+              <w:bottom w:val="single" w:sz="4" w:space="0" w:color="E4DED3"/>
+              <w:right w:val="single" w:sz="4" w:space="0" w:color="E4DED3"/>
+            </w:tcBorders>
+          </w:tcPr>
+          <w:p>
+            <w:r>
+              <w:rPr>
+                <w:sz w:val="18"/>
+              </w:rPr>
+            </w:r>
+          </w:p>
+        </w:tc>
+      </w:tr>
+      <w:tr>
+        <w:tc>
+          <w:tcPr>
+            <w:tcW w:type="dxa" w:w="2616"/>
+            <w:tcBorders>
+              <w:top w:val="single" w:sz="4" w:space="0" w:color="E4DED3"/>
+              <w:left w:val="single" w:sz="4" w:space="0" w:color="E4DED3"/>
+              <w:bottom w:val="single" w:sz="4" w:space="0" w:color="E4DED3"/>
+              <w:right w:val="single" w:sz="4" w:space="0" w:color="E4DED3"/>
+            </w:tcBorders>
+          </w:tcPr>
+          <w:p>
+            <w:r>
+              <w:rPr>
+                <w:sz w:val="18"/>
+              </w:rPr>
+              <w:t>Recovery</w:t>
+            </w:r>
+          </w:p>
+        </w:tc>
+        <w:tc>
+          <w:tcPr>
+            <w:tcW w:type="dxa" w:w="2616"/>
+            <w:tcBorders>
+              <w:top w:val="single" w:sz="4" w:space="0" w:color="E4DED3"/>
+              <w:left w:val="single" w:sz="4" w:space="0" w:color="E4DED3"/>
+              <w:bottom w:val="single" w:sz="4" w:space="0" w:color="E4DED3"/>
+              <w:right w:val="single" w:sz="4" w:space="0" w:color="E4DED3"/>
+            </w:tcBorders>
+          </w:tcPr>
+          <w:p>
+            <w:r>
+              <w:rPr>
+                <w:sz w:val="18"/>
+              </w:rPr>
+            </w:r>
+          </w:p>
+        </w:tc>
+        <w:tc>
+          <w:tcPr>
+            <w:tcW w:type="dxa" w:w="2616"/>
+            <w:tcBorders>
+              <w:top w:val="single" w:sz="4" w:space="0" w:color="E4DED3"/>
+              <w:left w:val="single" w:sz="4" w:space="0" w:color="E4DED3"/>
+              <w:bottom w:val="single" w:sz="4" w:space="0" w:color="E4DED3"/>
+              <w:right w:val="single" w:sz="4" w:space="0" w:color="E4DED3"/>
+            </w:tcBorders>
+          </w:tcPr>
+          <w:p>
+            <w:r>
+              <w:rPr>
+                <w:sz w:val="18"/>
+              </w:rPr>
+            </w:r>
+          </w:p>
+        </w:tc>
+        <w:tc>
+          <w:tcPr>
+            <w:tcW w:type="dxa" w:w="2616"/>
+            <w:tcBorders>
+              <w:top w:val="single" w:sz="4" w:space="0" w:color="E4DED3"/>
+              <w:left w:val="single" w:sz="4" w:space="0" w:color="E4DED3"/>
+              <w:bottom w:val="single" w:sz="4" w:space="0" w:color="E4DED3"/>
+              <w:right w:val="single" w:sz="4" w:space="0" w:color="E4DED3"/>
+            </w:tcBorders>
+          </w:tcPr>
+          <w:p>
+            <w:r>
+              <w:rPr>
+                <w:sz w:val="18"/>
+              </w:rPr>
+            </w:r>
+          </w:p>
+        </w:tc>
+      </w:tr>
+      <w:tr>
+        <w:tc>
+          <w:tcPr>
+            <w:tcW w:type="dxa" w:w="2616"/>
+            <w:tcBorders>
+              <w:top w:val="single" w:sz="4" w:space="0" w:color="E4DED3"/>
+              <w:left w:val="single" w:sz="4" w:space="0" w:color="E4DED3"/>
+              <w:bottom w:val="single" w:sz="4" w:space="0" w:color="E4DED3"/>
+              <w:right w:val="single" w:sz="4" w:space="0" w:color="E4DED3"/>
+            </w:tcBorders>
+          </w:tcPr>
+          <w:p>
+            <w:r>
+              <w:rPr>
+                <w:sz w:val="18"/>
+              </w:rPr>
+              <w:t>Zone-level behaviour</w:t>
+            </w:r>
+          </w:p>
+        </w:tc>
+        <w:tc>
+          <w:tcPr>
+            <w:tcW w:type="dxa" w:w="2616"/>
+            <w:tcBorders>
+              <w:top w:val="single" w:sz="4" w:space="0" w:color="E4DED3"/>
+              <w:left w:val="single" w:sz="4" w:space="0" w:color="E4DED3"/>
+              <w:bottom w:val="single" w:sz="4" w:space="0" w:color="E4DED3"/>
+              <w:right w:val="single" w:sz="4" w:space="0" w:color="E4DED3"/>
+            </w:tcBorders>
+          </w:tcPr>
+          <w:p>
+            <w:r>
+              <w:rPr>
+                <w:sz w:val="18"/>
+              </w:rPr>
+            </w:r>
+          </w:p>
+        </w:tc>
+        <w:tc>
+          <w:tcPr>
+            <w:tcW w:type="dxa" w:w="2616"/>
+            <w:tcBorders>
+              <w:top w:val="single" w:sz="4" w:space="0" w:color="E4DED3"/>
+              <w:left w:val="single" w:sz="4" w:space="0" w:color="E4DED3"/>
+              <w:bottom w:val="single" w:sz="4" w:space="0" w:color="E4DED3"/>
+              <w:right w:val="single" w:sz="4" w:space="0" w:color="E4DED3"/>
+            </w:tcBorders>
+          </w:tcPr>
+          <w:p>
+            <w:r>
+              <w:rPr>
+                <w:sz w:val="18"/>
+              </w:rPr>
+            </w:r>
+          </w:p>
+        </w:tc>
+        <w:tc>
+          <w:tcPr>
+            <w:tcW w:type="dxa" w:w="2616"/>
+            <w:tcBorders>
+              <w:top w:val="single" w:sz="4" w:space="0" w:color="E4DED3"/>
+              <w:left w:val="single" w:sz="4" w:space="0" w:color="E4DED3"/>
+              <w:bottom w:val="single" w:sz="4" w:space="0" w:color="E4DED3"/>
+              <w:right w:val="single" w:sz="4" w:space="0" w:color="E4DED3"/>
+            </w:tcBorders>
+          </w:tcPr>
+          <w:p>
+            <w:r>
+              <w:rPr>
+                <w:sz w:val="18"/>
+              </w:rPr>
+            </w:r>
+          </w:p>
+        </w:tc>
+      </w:tr>
+      <w:tr>
+        <w:tc>
+          <w:tcPr>
+            <w:tcW w:type="dxa" w:w="2616"/>
+            <w:tcBorders>
+              <w:top w:val="single" w:sz="4" w:space="0" w:color="E4DED3"/>
+              <w:left w:val="single" w:sz="4" w:space="0" w:color="E4DED3"/>
+              <w:bottom w:val="single" w:sz="4" w:space="0" w:color="E4DED3"/>
+              <w:right w:val="single" w:sz="4" w:space="0" w:color="E4DED3"/>
+            </w:tcBorders>
+          </w:tcPr>
+          <w:p>
+            <w:r>
+              <w:rPr>
+                <w:sz w:val="18"/>
+              </w:rPr>
+              <w:t>Database behaviour</w:t>
+            </w:r>
+          </w:p>
+        </w:tc>
+        <w:tc>
+          <w:tcPr>
+            <w:tcW w:type="dxa" w:w="2616"/>
+            <w:tcBorders>
+              <w:top w:val="single" w:sz="4" w:space="0" w:color="E4DED3"/>
+              <w:left w:val="single" w:sz="4" w:space="0" w:color="E4DED3"/>
+              <w:bottom w:val="single" w:sz="4" w:space="0" w:color="E4DED3"/>
+              <w:right w:val="single" w:sz="4" w:space="0" w:color="E4DED3"/>
+            </w:tcBorders>
+          </w:tcPr>
+          <w:p>
+            <w:r>
+              <w:rPr>
+                <w:sz w:val="18"/>
+              </w:rPr>
+            </w:r>
+          </w:p>
+        </w:tc>
+        <w:tc>
+          <w:tcPr>
+            <w:tcW w:type="dxa" w:w="2616"/>
+            <w:tcBorders>
+              <w:top w:val="single" w:sz="4" w:space="0" w:color="E4DED3"/>
+              <w:left w:val="single" w:sz="4" w:space="0" w:color="E4DED3"/>
+              <w:bottom w:val="single" w:sz="4" w:space="0" w:color="E4DED3"/>
+              <w:right w:val="single" w:sz="4" w:space="0" w:color="E4DED3"/>
+            </w:tcBorders>
+          </w:tcPr>
+          <w:p>
+            <w:r>
+              <w:rPr>
+                <w:sz w:val="18"/>
+              </w:rPr>
+            </w:r>
+          </w:p>
+        </w:tc>
+        <w:tc>
+          <w:tcPr>
+            <w:tcW w:type="dxa" w:w="2616"/>
+            <w:tcBorders>
+              <w:top w:val="single" w:sz="4" w:space="0" w:color="E4DED3"/>
+              <w:left w:val="single" w:sz="4" w:space="0" w:color="E4DED3"/>
+              <w:bottom w:val="single" w:sz="4" w:space="0" w:color="E4DED3"/>
+              <w:right w:val="single" w:sz="4" w:space="0" w:color="E4DED3"/>
+            </w:tcBorders>
+          </w:tcPr>
+          <w:p>
+            <w:r>
+              <w:rPr>
+                <w:sz w:val="18"/>
+              </w:rPr>
+            </w:r>
+          </w:p>
+        </w:tc>
+      </w:tr>
+    </w:tbl>
+    <w:p/>
+    <w:p>
+      <w:pPr>
+        <w:spacing w:after="60"/>
+      </w:pPr>
+      <w:r>
+        <w:rPr>
+          <w:b/>
+          <w:i w:val="0"/>
+          <w:sz w:val="19"/>
+        </w:rPr>
+        <w:t>Evidence</w:t>
+      </w:r>
+    </w:p>
+    <w:tbl>
+      <w:tblPr>
+        <w:tblW w:type="auto" w:w="0"/>
+        <w:tblLook w:firstColumn="1" w:firstRow="1" w:lastColumn="0" w:lastRow="0" w:noHBand="0" w:noVBand="1" w:val="04A0"/>
+      </w:tblPr>
+      <w:tblGrid>
+        <w:gridCol w:w="10466"/>
+      </w:tblGrid>
+      <w:tr>
+        <w:tc>
+          <w:tcPr>
+            <w:tcW w:type="dxa" w:w="9411"/>
+            <w:tcBorders>
+              <w:top w:val="single" w:sz="4" w:space="0" w:color="E4DED3"/>
+              <w:left w:val="single" w:sz="4" w:space="0" w:color="E4DED3"/>
+              <w:bottom w:val="single" w:sz="4" w:space="0" w:color="E4DED3"/>
+              <w:right w:val="single" w:sz="4" w:space="0" w:color="E4DED3"/>
+            </w:tcBorders>
+            <w:shd w:val="clear" w:color="auto" w:fill="F8F4ED"/>
+          </w:tcPr>
+          <w:p>
+            <w:pPr>
+              <w:jc w:val="center"/>
+            </w:pPr>
+            <w:r>
+              <w:rPr>
+                <w:b/>
+                <w:i w:val="0"/>
+                <w:sz w:val="20"/>
+              </w:rPr>
+              <w:t>[ PASTE YOUR SCREENSHOT HERE ]</w:t>
+            </w:r>
+          </w:p>
+          <w:p>
+            <w:pPr>
+              <w:jc w:val="left"/>
+            </w:pPr>
+            <w:r>
+              <w:rPr>
+                <w:b w:val="0"/>
+                <w:i/>
+                <w:color w:val="6B6660"/>
+                <w:sz w:val="19"/>
+              </w:rPr>
+              <w:t>the failure you induced</w:t>
+            </w:r>
+          </w:p>
+        </w:tc>
+      </w:tr>
+    </w:tbl>
+    <w:p/>
+    <w:tbl>
+      <w:tblPr>
+        <w:tblW w:type="auto" w:w="0"/>
+        <w:tblLook w:firstColumn="1" w:firstRow="1" w:lastColumn="0" w:lastRow="0" w:noHBand="0" w:noVBand="1" w:val="04A0"/>
+      </w:tblPr>
+      <w:tblGrid>
+        <w:gridCol w:w="10466"/>
+      </w:tblGrid>
+      <w:tr>
+        <w:tc>
+          <w:tcPr>
+            <w:tcW w:type="dxa" w:w="9411"/>
+            <w:tcBorders>
+              <w:top w:val="single" w:sz="4" w:space="0" w:color="E4DED3"/>
+              <w:left w:val="single" w:sz="4" w:space="0" w:color="E4DED3"/>
+              <w:bottom w:val="single" w:sz="4" w:space="0" w:color="E4DED3"/>
+              <w:right w:val="single" w:sz="4" w:space="0" w:color="E4DED3"/>
+            </w:tcBorders>
+            <w:shd w:val="clear" w:color="auto" w:fill="F8F4ED"/>
+          </w:tcPr>
+          <w:p>
+            <w:pPr>
+              <w:jc w:val="center"/>
+            </w:pPr>
+            <w:r>
+              <w:rPr>
+                <w:b/>
+                <w:i w:val="0"/>
+                <w:sz w:val="20"/>
+              </w:rPr>
+              <w:t>[ PASTE YOUR SCREENSHOT HERE ]</w:t>
+            </w:r>
+          </w:p>
+          <w:p>
+            <w:pPr>
+              <w:jc w:val="left"/>
+            </w:pPr>
+            <w:r>
+              <w:rPr>
+                <w:b w:val="0"/>
+                <w:i/>
+                <w:color w:val="6B6660"/>
+                <w:sz w:val="19"/>
+              </w:rPr>
+              <w:t>the service continuing during it</w:t>
+            </w:r>
+          </w:p>
+        </w:tc>
+      </w:tr>
+    </w:tbl>
+    <w:p/>
+    <w:tbl>
+      <w:tblPr>
+        <w:tblW w:type="auto" w:w="0"/>
+        <w:tblLook w:firstColumn="1" w:firstRow="1" w:lastColumn="0" w:lastRow="0" w:noHBand="0" w:noVBand="1" w:val="04A0"/>
+      </w:tblPr>
+      <w:tblGrid>
+        <w:gridCol w:w="10466"/>
+      </w:tblGrid>
+      <w:tr>
+        <w:tc>
+          <w:tcPr>
+            <w:tcW w:type="dxa" w:w="9411"/>
+            <w:tcBorders>
+              <w:top w:val="single" w:sz="4" w:space="0" w:color="E4DED3"/>
+              <w:left w:val="single" w:sz="4" w:space="0" w:color="E4DED3"/>
+              <w:bottom w:val="single" w:sz="4" w:space="0" w:color="E4DED3"/>
+              <w:right w:val="single" w:sz="4" w:space="0" w:color="E4DED3"/>
+            </w:tcBorders>
+            <w:shd w:val="clear" w:color="auto" w:fill="F8F4ED"/>
+          </w:tcPr>
+          <w:p>
+            <w:pPr>
+              <w:jc w:val="center"/>
+            </w:pPr>
+            <w:r>
+              <w:rPr>
+                <w:b/>
+                <w:i w:val="0"/>
+                <w:sz w:val="20"/>
+              </w:rPr>
+              <w:t>[ PASTE YOUR SCREENSHOT HERE ]</w:t>
+            </w:r>
+          </w:p>
+          <w:p>
+            <w:pPr>
+              <w:jc w:val="left"/>
+            </w:pPr>
+            <w:r>
+              <w:rPr>
+                <w:b w:val="0"/>
+                <w:i/>
+                <w:color w:val="6B6660"/>
+                <w:sz w:val="19"/>
+              </w:rPr>
+              <w:t>the environment after recovery</w:t>
+            </w:r>
+          </w:p>
+        </w:tc>
+      </w:tr>
+    </w:tbl>
+    <w:p/>
+    <w:p>
+      <w:pPr>
+        <w:spacing w:before="200" w:after="0"/>
+      </w:pPr>
+      <w:r>
+        <w:rPr>
+          <w:b/>
+          <w:color w:val="1F5A5C"/>
+          <w:sz w:val="16"/>
+        </w:rPr>
+        <w:t>TASK 6</w:t>
+      </w:r>
+    </w:p>
+    <w:p>
+      <w:pPr>
+        <w:pStyle w:val="Heading2"/>
+      </w:pPr>
+      <w:r>
+        <w:rPr>
+          <w:color w:val="1F5A5C"/>
+        </w:rPr>
+        <w:t>Test and demonstrate security</w:t>
+      </w:r>
+    </w:p>
+    <w:p>
+      <w:pPr>
+        <w:spacing w:after="120"/>
+      </w:pPr>
+      <w:r>
+        <w:rPr>
+          <w:b w:val="0"/>
+          <w:i w:val="0"/>
+          <w:sz w:val="21"/>
+        </w:rPr>
+        <w:t>Demonstrate the security position of the deployed environment. Show the controls working rather than listing them — that the paths you intended to be closed are closed, and that anything you improved is actually in effect.</w:t>
+      </w:r>
+    </w:p>
+    <w:p>
+      <w:pPr>
+        <w:spacing w:after="60"/>
+      </w:pPr>
+      <w:r>
+        <w:rPr>
+          <w:b/>
+          <w:i w:val="0"/>
+          <w:sz w:val="19"/>
+        </w:rPr>
+        <w:t>Related resources</w:t>
+      </w:r>
+    </w:p>
+    <w:p>
+      <w:pPr>
+        <w:spacing w:after="60"/>
+        <w:ind w:left="340"/>
+      </w:pPr>
+      <w:r>
+        <w:rPr>
+          <w:sz w:val="19"/>
+        </w:rPr>
+        <w:t xml:space="preserve">•  </w:t>
+      </w:r>
+      <w:hyperlink r:id="rId21">
+        <w:r>
+          <w:rPr>
+            <w:sz w:val="19"/>
+            <w:color w:val="0563C1"/>
+            <w:u w:val="single"/>
+          </w:rPr>
+          <w:t>Security &amp; Incident Response Policy — the obligations the environment is held to</w:t>
+        </w:r>
+      </w:hyperlink>
+    </w:p>
+    <w:p/>
+    <w:tbl>
+      <w:tblPr>
+        <w:tblW w:type="auto" w:w="0"/>
+        <w:tblLook w:firstColumn="1" w:firstRow="1" w:lastColumn="0" w:lastRow="0" w:noHBand="0" w:noVBand="1" w:val="04A0"/>
+      </w:tblPr>
+      <w:tblGrid>
+        <w:gridCol w:w="3489"/>
+        <w:gridCol w:w="3489"/>
+        <w:gridCol w:w="3489"/>
+      </w:tblGrid>
+      <w:tr>
+        <w:tc>
+          <w:tcPr>
+            <w:tcW w:type="dxa" w:w="3489"/>
+            <w:tcBorders>
+              <w:top w:val="single" w:sz="4" w:space="0" w:color="E4DED3"/>
+              <w:left w:val="single" w:sz="4" w:space="0" w:color="E4DED3"/>
+              <w:bottom w:val="single" w:sz="4" w:space="0" w:color="E4DED3"/>
+              <w:right w:val="single" w:sz="4" w:space="0" w:color="E4DED3"/>
+            </w:tcBorders>
+            <w:shd w:val="clear" w:color="auto" w:fill="F8F4ED"/>
+          </w:tcPr>
+          <w:p>
+            <w:r>
+              <w:rPr>
+                <w:b/>
+                <w:sz w:val="18"/>
+              </w:rPr>
+              <w:t>Control</w:t>
+            </w:r>
+          </w:p>
+        </w:tc>
+        <w:tc>
+          <w:tcPr>
+            <w:tcW w:type="dxa" w:w="3489"/>
+            <w:tcBorders>
+              <w:top w:val="single" w:sz="4" w:space="0" w:color="E4DED3"/>
+              <w:left w:val="single" w:sz="4" w:space="0" w:color="E4DED3"/>
+              <w:bottom w:val="single" w:sz="4" w:space="0" w:color="E4DED3"/>
+              <w:right w:val="single" w:sz="4" w:space="0" w:color="E4DED3"/>
+            </w:tcBorders>
+            <w:shd w:val="clear" w:color="auto" w:fill="F8F4ED"/>
+          </w:tcPr>
+          <w:p>
+            <w:r>
+              <w:rPr>
+                <w:b/>
+                <w:sz w:val="18"/>
+              </w:rPr>
+              <w:t>How you tested it</w:t>
+            </w:r>
+          </w:p>
+        </w:tc>
+        <w:tc>
+          <w:tcPr>
+            <w:tcW w:type="dxa" w:w="3489"/>
+            <w:tcBorders>
+              <w:top w:val="single" w:sz="4" w:space="0" w:color="E4DED3"/>
+              <w:left w:val="single" w:sz="4" w:space="0" w:color="E4DED3"/>
+              <w:bottom w:val="single" w:sz="4" w:space="0" w:color="E4DED3"/>
+              <w:right w:val="single" w:sz="4" w:space="0" w:color="E4DED3"/>
+            </w:tcBorders>
+            <w:shd w:val="clear" w:color="auto" w:fill="F8F4ED"/>
+          </w:tcPr>
+          <w:p>
+            <w:r>
+              <w:rPr>
+                <w:b/>
+                <w:sz w:val="18"/>
+              </w:rPr>
+              <w:t>What you observed</w:t>
+            </w:r>
+          </w:p>
+        </w:tc>
+      </w:tr>
+      <w:tr>
+        <w:tc>
+          <w:tcPr>
+            <w:tcW w:type="dxa" w:w="3489"/>
+            <w:tcBorders>
+              <w:top w:val="single" w:sz="4" w:space="0" w:color="E4DED3"/>
+              <w:left w:val="single" w:sz="4" w:space="0" w:color="E4DED3"/>
+              <w:bottom w:val="single" w:sz="4" w:space="0" w:color="E4DED3"/>
+              <w:right w:val="single" w:sz="4" w:space="0" w:color="E4DED3"/>
+            </w:tcBorders>
+          </w:tcPr>
+          <w:p>
+            <w:r>
+              <w:rPr>
+                <w:sz w:val="18"/>
+              </w:rPr>
+              <w:t>Database reachable only from the application tier</w:t>
+            </w:r>
+          </w:p>
+        </w:tc>
+        <w:tc>
+          <w:tcPr>
+            <w:tcW w:type="dxa" w:w="3489"/>
+            <w:tcBorders>
+              <w:top w:val="single" w:sz="4" w:space="0" w:color="E4DED3"/>
+              <w:left w:val="single" w:sz="4" w:space="0" w:color="E4DED3"/>
+              <w:bottom w:val="single" w:sz="4" w:space="0" w:color="E4DED3"/>
+              <w:right w:val="single" w:sz="4" w:space="0" w:color="E4DED3"/>
+            </w:tcBorders>
+          </w:tcPr>
+          <w:p>
+            <w:r>
+              <w:rPr>
+                <w:sz w:val="18"/>
+              </w:rPr>
+            </w:r>
+          </w:p>
+        </w:tc>
+        <w:tc>
+          <w:tcPr>
+            <w:tcW w:type="dxa" w:w="3489"/>
+            <w:tcBorders>
+              <w:top w:val="single" w:sz="4" w:space="0" w:color="E4DED3"/>
+              <w:left w:val="single" w:sz="4" w:space="0" w:color="E4DED3"/>
+              <w:bottom w:val="single" w:sz="4" w:space="0" w:color="E4DED3"/>
+              <w:right w:val="single" w:sz="4" w:space="0" w:color="E4DED3"/>
+            </w:tcBorders>
+          </w:tcPr>
+          <w:p>
+            <w:r>
+              <w:rPr>
+                <w:sz w:val="18"/>
+              </w:rPr>
+            </w:r>
+          </w:p>
+        </w:tc>
+      </w:tr>
+      <w:tr>
+        <w:tc>
+          <w:tcPr>
+            <w:tcW w:type="dxa" w:w="3489"/>
+            <w:tcBorders>
+              <w:top w:val="single" w:sz="4" w:space="0" w:color="E4DED3"/>
+              <w:left w:val="single" w:sz="4" w:space="0" w:color="E4DED3"/>
+              <w:bottom w:val="single" w:sz="4" w:space="0" w:color="E4DED3"/>
+              <w:right w:val="single" w:sz="4" w:space="0" w:color="E4DED3"/>
+            </w:tcBorders>
+          </w:tcPr>
+          <w:p>
+            <w:r>
+              <w:rPr>
+                <w:sz w:val="18"/>
+              </w:rPr>
+              <w:t>No public ingress to the application tier</w:t>
+            </w:r>
+          </w:p>
+        </w:tc>
+        <w:tc>
+          <w:tcPr>
+            <w:tcW w:type="dxa" w:w="3489"/>
+            <w:tcBorders>
+              <w:top w:val="single" w:sz="4" w:space="0" w:color="E4DED3"/>
+              <w:left w:val="single" w:sz="4" w:space="0" w:color="E4DED3"/>
+              <w:bottom w:val="single" w:sz="4" w:space="0" w:color="E4DED3"/>
+              <w:right w:val="single" w:sz="4" w:space="0" w:color="E4DED3"/>
+            </w:tcBorders>
+          </w:tcPr>
+          <w:p>
+            <w:r>
+              <w:rPr>
+                <w:sz w:val="18"/>
+              </w:rPr>
+            </w:r>
+          </w:p>
+        </w:tc>
+        <w:tc>
+          <w:tcPr>
+            <w:tcW w:type="dxa" w:w="3489"/>
+            <w:tcBorders>
+              <w:top w:val="single" w:sz="4" w:space="0" w:color="E4DED3"/>
+              <w:left w:val="single" w:sz="4" w:space="0" w:color="E4DED3"/>
+              <w:bottom w:val="single" w:sz="4" w:space="0" w:color="E4DED3"/>
+              <w:right w:val="single" w:sz="4" w:space="0" w:color="E4DED3"/>
+            </w:tcBorders>
+          </w:tcPr>
+          <w:p>
+            <w:r>
+              <w:rPr>
+                <w:sz w:val="18"/>
+              </w:rPr>
+            </w:r>
+          </w:p>
+        </w:tc>
+      </w:tr>
+      <w:tr>
+        <w:tc>
+          <w:tcPr>
+            <w:tcW w:type="dxa" w:w="3489"/>
+            <w:tcBorders>
+              <w:top w:val="single" w:sz="4" w:space="0" w:color="E4DED3"/>
+              <w:left w:val="single" w:sz="4" w:space="0" w:color="E4DED3"/>
+              <w:bottom w:val="single" w:sz="4" w:space="0" w:color="E4DED3"/>
+              <w:right w:val="single" w:sz="4" w:space="0" w:color="E4DED3"/>
+            </w:tcBorders>
+          </w:tcPr>
+          <w:p>
+            <w:r>
+              <w:rPr>
+                <w:sz w:val="18"/>
+              </w:rPr>
+              <w:t>Administrative access without an open management port</w:t>
+            </w:r>
+          </w:p>
+        </w:tc>
+        <w:tc>
+          <w:tcPr>
+            <w:tcW w:type="dxa" w:w="3489"/>
+            <w:tcBorders>
+              <w:top w:val="single" w:sz="4" w:space="0" w:color="E4DED3"/>
+              <w:left w:val="single" w:sz="4" w:space="0" w:color="E4DED3"/>
+              <w:bottom w:val="single" w:sz="4" w:space="0" w:color="E4DED3"/>
+              <w:right w:val="single" w:sz="4" w:space="0" w:color="E4DED3"/>
+            </w:tcBorders>
+          </w:tcPr>
+          <w:p>
+            <w:r>
+              <w:rPr>
+                <w:sz w:val="18"/>
+              </w:rPr>
+            </w:r>
+          </w:p>
+        </w:tc>
+        <w:tc>
+          <w:tcPr>
+            <w:tcW w:type="dxa" w:w="3489"/>
+            <w:tcBorders>
+              <w:top w:val="single" w:sz="4" w:space="0" w:color="E4DED3"/>
+              <w:left w:val="single" w:sz="4" w:space="0" w:color="E4DED3"/>
+              <w:bottom w:val="single" w:sz="4" w:space="0" w:color="E4DED3"/>
+              <w:right w:val="single" w:sz="4" w:space="0" w:color="E4DED3"/>
+            </w:tcBorders>
+          </w:tcPr>
+          <w:p>
+            <w:r>
+              <w:rPr>
+                <w:sz w:val="18"/>
+              </w:rPr>
+            </w:r>
+          </w:p>
+        </w:tc>
+      </w:tr>
+      <w:tr>
+        <w:tc>
+          <w:tcPr>
+            <w:tcW w:type="dxa" w:w="3489"/>
+            <w:tcBorders>
+              <w:top w:val="single" w:sz="4" w:space="0" w:color="E4DED3"/>
+              <w:left w:val="single" w:sz="4" w:space="0" w:color="E4DED3"/>
+              <w:bottom w:val="single" w:sz="4" w:space="0" w:color="E4DED3"/>
+              <w:right w:val="single" w:sz="4" w:space="0" w:color="E4DED3"/>
+            </w:tcBorders>
+          </w:tcPr>
+          <w:p>
+            <w:r>
+              <w:rPr>
+                <w:sz w:val="18"/>
+              </w:rPr>
+              <w:t>Transport encryption, if you improved it</w:t>
+            </w:r>
+          </w:p>
+        </w:tc>
+        <w:tc>
+          <w:tcPr>
+            <w:tcW w:type="dxa" w:w="3489"/>
+            <w:tcBorders>
+              <w:top w:val="single" w:sz="4" w:space="0" w:color="E4DED3"/>
+              <w:left w:val="single" w:sz="4" w:space="0" w:color="E4DED3"/>
+              <w:bottom w:val="single" w:sz="4" w:space="0" w:color="E4DED3"/>
+              <w:right w:val="single" w:sz="4" w:space="0" w:color="E4DED3"/>
+            </w:tcBorders>
+          </w:tcPr>
+          <w:p>
+            <w:r>
+              <w:rPr>
+                <w:sz w:val="18"/>
+              </w:rPr>
+            </w:r>
+          </w:p>
+        </w:tc>
+        <w:tc>
+          <w:tcPr>
+            <w:tcW w:type="dxa" w:w="3489"/>
+            <w:tcBorders>
+              <w:top w:val="single" w:sz="4" w:space="0" w:color="E4DED3"/>
+              <w:left w:val="single" w:sz="4" w:space="0" w:color="E4DED3"/>
+              <w:bottom w:val="single" w:sz="4" w:space="0" w:color="E4DED3"/>
+              <w:right w:val="single" w:sz="4" w:space="0" w:color="E4DED3"/>
+            </w:tcBorders>
+          </w:tcPr>
+          <w:p>
+            <w:r>
+              <w:rPr>
+                <w:sz w:val="18"/>
+              </w:rPr>
+            </w:r>
+          </w:p>
+        </w:tc>
+      </w:tr>
+      <w:tr>
+        <w:tc>
+          <w:tcPr>
+            <w:tcW w:type="dxa" w:w="3489"/>
+            <w:tcBorders>
+              <w:top w:val="single" w:sz="4" w:space="0" w:color="E4DED3"/>
+              <w:left w:val="single" w:sz="4" w:space="0" w:color="E4DED3"/>
+              <w:bottom w:val="single" w:sz="4" w:space="0" w:color="E4DED3"/>
+              <w:right w:val="single" w:sz="4" w:space="0" w:color="E4DED3"/>
+            </w:tcBorders>
+          </w:tcPr>
+          <w:p>
+            <w:r>
+              <w:rPr>
+                <w:sz w:val="18"/>
+              </w:rPr>
+              <w:t>Storage encryption</w:t>
+            </w:r>
+          </w:p>
+        </w:tc>
+        <w:tc>
+          <w:tcPr>
+            <w:tcW w:type="dxa" w:w="3489"/>
+            <w:tcBorders>
+              <w:top w:val="single" w:sz="4" w:space="0" w:color="E4DED3"/>
+              <w:left w:val="single" w:sz="4" w:space="0" w:color="E4DED3"/>
+              <w:bottom w:val="single" w:sz="4" w:space="0" w:color="E4DED3"/>
+              <w:right w:val="single" w:sz="4" w:space="0" w:color="E4DED3"/>
+            </w:tcBorders>
+          </w:tcPr>
+          <w:p>
+            <w:r>
+              <w:rPr>
+                <w:sz w:val="18"/>
+              </w:rPr>
+            </w:r>
+          </w:p>
+        </w:tc>
+        <w:tc>
+          <w:tcPr>
+            <w:tcW w:type="dxa" w:w="3489"/>
+            <w:tcBorders>
+              <w:top w:val="single" w:sz="4" w:space="0" w:color="E4DED3"/>
+              <w:left w:val="single" w:sz="4" w:space="0" w:color="E4DED3"/>
+              <w:bottom w:val="single" w:sz="4" w:space="0" w:color="E4DED3"/>
+              <w:right w:val="single" w:sz="4" w:space="0" w:color="E4DED3"/>
+            </w:tcBorders>
+          </w:tcPr>
+          <w:p>
+            <w:r>
+              <w:rPr>
+                <w:sz w:val="18"/>
+              </w:rPr>
+            </w:r>
+          </w:p>
+        </w:tc>
+      </w:tr>
+    </w:tbl>
+    <w:p/>
+    <w:p>
+      <w:pPr>
+        <w:spacing w:after="60"/>
+      </w:pPr>
+      <w:r>
+        <w:rPr>
+          <w:b/>
+          <w:i w:val="0"/>
+          <w:sz w:val="19"/>
+        </w:rPr>
+        <w:t>Evidence</w:t>
+      </w:r>
+    </w:p>
+    <w:tbl>
+      <w:tblPr>
+        <w:tblW w:type="auto" w:w="0"/>
+        <w:tblLook w:firstColumn="1" w:firstRow="1" w:lastColumn="0" w:lastRow="0" w:noHBand="0" w:noVBand="1" w:val="04A0"/>
+      </w:tblPr>
+      <w:tblGrid>
+        <w:gridCol w:w="10466"/>
+      </w:tblGrid>
+      <w:tr>
+        <w:tc>
+          <w:tcPr>
+            <w:tcW w:type="dxa" w:w="9411"/>
+            <w:tcBorders>
+              <w:top w:val="single" w:sz="4" w:space="0" w:color="E4DED3"/>
+              <w:left w:val="single" w:sz="4" w:space="0" w:color="E4DED3"/>
+              <w:bottom w:val="single" w:sz="4" w:space="0" w:color="E4DED3"/>
+              <w:right w:val="single" w:sz="4" w:space="0" w:color="E4DED3"/>
+            </w:tcBorders>
+            <w:shd w:val="clear" w:color="auto" w:fill="F8F4ED"/>
+          </w:tcPr>
+          <w:p>
+            <w:pPr>
+              <w:jc w:val="center"/>
+            </w:pPr>
+            <w:r>
+              <w:rPr>
+                <w:b/>
+                <w:i w:val="0"/>
+                <w:sz w:val="20"/>
+              </w:rPr>
+              <w:t>[ PASTE YOUR SCREENSHOT HERE ]</w:t>
+            </w:r>
+          </w:p>
+          <w:p>
+            <w:pPr>
+              <w:jc w:val="left"/>
+            </w:pPr>
+            <w:r>
+              <w:rPr>
+                <w:b w:val="0"/>
+                <w:i/>
+                <w:color w:val="6B6660"/>
+                <w:sz w:val="19"/>
+              </w:rPr>
+              <w:t>a connection attempt being refused where it should be</w:t>
+            </w:r>
+          </w:p>
+        </w:tc>
+      </w:tr>
+    </w:tbl>
+    <w:p/>
+    <w:tbl>
+      <w:tblPr>
+        <w:tblW w:type="auto" w:w="0"/>
+        <w:tblLook w:firstColumn="1" w:firstRow="1" w:lastColumn="0" w:lastRow="0" w:noHBand="0" w:noVBand="1" w:val="04A0"/>
+      </w:tblPr>
+      <w:tblGrid>
+        <w:gridCol w:w="10466"/>
+      </w:tblGrid>
+      <w:tr>
+        <w:tc>
+          <w:tcPr>
+            <w:tcW w:type="dxa" w:w="9411"/>
+            <w:tcBorders>
+              <w:top w:val="single" w:sz="4" w:space="0" w:color="E4DED3"/>
+              <w:left w:val="single" w:sz="4" w:space="0" w:color="E4DED3"/>
+              <w:bottom w:val="single" w:sz="4" w:space="0" w:color="E4DED3"/>
+              <w:right w:val="single" w:sz="4" w:space="0" w:color="E4DED3"/>
+            </w:tcBorders>
+            <w:shd w:val="clear" w:color="auto" w:fill="F8F4ED"/>
+          </w:tcPr>
+          <w:p>
+            <w:pPr>
+              <w:jc w:val="center"/>
+            </w:pPr>
+            <w:r>
+              <w:rPr>
+                <w:b/>
+                <w:i w:val="0"/>
+                <w:sz w:val="20"/>
+              </w:rPr>
+              <w:t>[ PASTE YOUR SCREENSHOT HERE ]</w:t>
+            </w:r>
+          </w:p>
+          <w:p>
+            <w:pPr>
+              <w:jc w:val="left"/>
+            </w:pPr>
+            <w:r>
+              <w:rPr>
+                <w:b w:val="0"/>
+                <w:i/>
+                <w:color w:val="6B6660"/>
+                <w:sz w:val="19"/>
+              </w:rPr>
+              <w:t>the security improvement you deployed, in effect</w:t>
+            </w:r>
+          </w:p>
+        </w:tc>
+      </w:tr>
+    </w:tbl>
+    <w:p/>
+    <w:p>
+      <w:pPr>
+        <w:spacing w:before="200" w:after="0"/>
+      </w:pPr>
+      <w:r>
+        <w:rPr>
+          <w:b/>
+          <w:color w:val="1F5A5C"/>
+          <w:sz w:val="16"/>
+        </w:rPr>
+        <w:t>TASK 7</w:t>
+      </w:r>
+    </w:p>
+    <w:p>
+      <w:pPr>
+        <w:pStyle w:val="Heading2"/>
+      </w:pPr>
+      <w:r>
+        <w:rPr>
+          <w:color w:val="1F5A5C"/>
+        </w:rPr>
+        <w:t>Test and demonstrate scalability</w:t>
+      </w:r>
+    </w:p>
+    <w:p>
+      <w:pPr>
+        <w:spacing w:after="120"/>
+      </w:pPr>
+      <w:r>
+        <w:rPr>
+          <w:b w:val="0"/>
+          <w:i w:val="0"/>
+          <w:sz w:val="21"/>
+        </w:rPr>
+        <w:t>Demonstrate that the environment scales. Ledgerline's real scaling event is month-end close, so make the tier scale — generate load, or change the desired capacity — and record what happened and how long it took.</w:t>
+      </w:r>
+    </w:p>
+    <w:tbl>
+      <w:tblPr>
+        <w:tblW w:type="auto" w:w="0"/>
+        <w:tblLook w:firstColumn="1" w:firstRow="1" w:lastColumn="0" w:lastRow="0" w:noHBand="0" w:noVBand="1" w:val="04A0"/>
+      </w:tblPr>
+      <w:tblGrid>
+        <w:gridCol w:w="2616"/>
+        <w:gridCol w:w="2616"/>
+        <w:gridCol w:w="2616"/>
+        <w:gridCol w:w="2616"/>
+      </w:tblGrid>
+      <w:tr>
+        <w:tc>
+          <w:tcPr>
+            <w:tcW w:type="dxa" w:w="2616"/>
+            <w:tcBorders>
+              <w:top w:val="single" w:sz="4" w:space="0" w:color="E4DED3"/>
+              <w:left w:val="single" w:sz="4" w:space="0" w:color="E4DED3"/>
+              <w:bottom w:val="single" w:sz="4" w:space="0" w:color="E4DED3"/>
+              <w:right w:val="single" w:sz="4" w:space="0" w:color="E4DED3"/>
+            </w:tcBorders>
+            <w:shd w:val="clear" w:color="auto" w:fill="F8F4ED"/>
+          </w:tcPr>
+          <w:p>
+            <w:r>
+              <w:rPr>
+                <w:b/>
+                <w:sz w:val="18"/>
+              </w:rPr>
+              <w:t>Test</w:t>
+            </w:r>
+          </w:p>
+        </w:tc>
+        <w:tc>
+          <w:tcPr>
+            <w:tcW w:type="dxa" w:w="2616"/>
+            <w:tcBorders>
+              <w:top w:val="single" w:sz="4" w:space="0" w:color="E4DED3"/>
+              <w:left w:val="single" w:sz="4" w:space="0" w:color="E4DED3"/>
+              <w:bottom w:val="single" w:sz="4" w:space="0" w:color="E4DED3"/>
+              <w:right w:val="single" w:sz="4" w:space="0" w:color="E4DED3"/>
+            </w:tcBorders>
+            <w:shd w:val="clear" w:color="auto" w:fill="F8F4ED"/>
+          </w:tcPr>
+          <w:p>
+            <w:r>
+              <w:rPr>
+                <w:b/>
+                <w:sz w:val="18"/>
+              </w:rPr>
+              <w:t>What you did</w:t>
+            </w:r>
+          </w:p>
+        </w:tc>
+        <w:tc>
+          <w:tcPr>
+            <w:tcW w:type="dxa" w:w="2616"/>
+            <w:tcBorders>
+              <w:top w:val="single" w:sz="4" w:space="0" w:color="E4DED3"/>
+              <w:left w:val="single" w:sz="4" w:space="0" w:color="E4DED3"/>
+              <w:bottom w:val="single" w:sz="4" w:space="0" w:color="E4DED3"/>
+              <w:right w:val="single" w:sz="4" w:space="0" w:color="E4DED3"/>
+            </w:tcBorders>
+            <w:shd w:val="clear" w:color="auto" w:fill="F8F4ED"/>
+          </w:tcPr>
+          <w:p>
+            <w:r>
+              <w:rPr>
+                <w:b/>
+                <w:sz w:val="18"/>
+              </w:rPr>
+              <w:t>What happened</w:t>
+            </w:r>
+          </w:p>
+        </w:tc>
+        <w:tc>
+          <w:tcPr>
+            <w:tcW w:type="dxa" w:w="2616"/>
+            <w:tcBorders>
+              <w:top w:val="single" w:sz="4" w:space="0" w:color="E4DED3"/>
+              <w:left w:val="single" w:sz="4" w:space="0" w:color="E4DED3"/>
+              <w:bottom w:val="single" w:sz="4" w:space="0" w:color="E4DED3"/>
+              <w:right w:val="single" w:sz="4" w:space="0" w:color="E4DED3"/>
+            </w:tcBorders>
+            <w:shd w:val="clear" w:color="auto" w:fill="F8F4ED"/>
+          </w:tcPr>
+          <w:p>
+            <w:r>
+              <w:rPr>
+                <w:b/>
+                <w:sz w:val="18"/>
+              </w:rPr>
+              <w:t>How long it took</w:t>
+            </w:r>
+          </w:p>
+        </w:tc>
+      </w:tr>
+      <w:tr>
+        <w:tc>
+          <w:tcPr>
+            <w:tcW w:type="dxa" w:w="2616"/>
+            <w:tcBorders>
+              <w:top w:val="single" w:sz="4" w:space="0" w:color="E4DED3"/>
+              <w:left w:val="single" w:sz="4" w:space="0" w:color="E4DED3"/>
+              <w:bottom w:val="single" w:sz="4" w:space="0" w:color="E4DED3"/>
+              <w:right w:val="single" w:sz="4" w:space="0" w:color="E4DED3"/>
+            </w:tcBorders>
+          </w:tcPr>
+          <w:p>
+            <w:r>
+              <w:rPr>
+                <w:sz w:val="18"/>
+              </w:rPr>
+              <w:t>Scale out</w:t>
+            </w:r>
+          </w:p>
+        </w:tc>
+        <w:tc>
+          <w:tcPr>
+            <w:tcW w:type="dxa" w:w="2616"/>
+            <w:tcBorders>
+              <w:top w:val="single" w:sz="4" w:space="0" w:color="E4DED3"/>
+              <w:left w:val="single" w:sz="4" w:space="0" w:color="E4DED3"/>
+              <w:bottom w:val="single" w:sz="4" w:space="0" w:color="E4DED3"/>
+              <w:right w:val="single" w:sz="4" w:space="0" w:color="E4DED3"/>
+            </w:tcBorders>
+          </w:tcPr>
+          <w:p>
+            <w:r>
+              <w:rPr>
+                <w:sz w:val="18"/>
+              </w:rPr>
+            </w:r>
+          </w:p>
+        </w:tc>
+        <w:tc>
+          <w:tcPr>
+            <w:tcW w:type="dxa" w:w="2616"/>
+            <w:tcBorders>
+              <w:top w:val="single" w:sz="4" w:space="0" w:color="E4DED3"/>
+              <w:left w:val="single" w:sz="4" w:space="0" w:color="E4DED3"/>
+              <w:bottom w:val="single" w:sz="4" w:space="0" w:color="E4DED3"/>
+              <w:right w:val="single" w:sz="4" w:space="0" w:color="E4DED3"/>
+            </w:tcBorders>
+          </w:tcPr>
+          <w:p>
+            <w:r>
+              <w:rPr>
+                <w:sz w:val="18"/>
+              </w:rPr>
+            </w:r>
+          </w:p>
+        </w:tc>
+        <w:tc>
+          <w:tcPr>
+            <w:tcW w:type="dxa" w:w="2616"/>
+            <w:tcBorders>
+              <w:top w:val="single" w:sz="4" w:space="0" w:color="E4DED3"/>
+              <w:left w:val="single" w:sz="4" w:space="0" w:color="E4DED3"/>
+              <w:bottom w:val="single" w:sz="4" w:space="0" w:color="E4DED3"/>
+              <w:right w:val="single" w:sz="4" w:space="0" w:color="E4DED3"/>
+            </w:tcBorders>
+          </w:tcPr>
+          <w:p>
+            <w:r>
+              <w:rPr>
+                <w:sz w:val="18"/>
+              </w:rPr>
+            </w:r>
+          </w:p>
+        </w:tc>
+      </w:tr>
+      <w:tr>
+        <w:tc>
+          <w:tcPr>
+            <w:tcW w:type="dxa" w:w="2616"/>
+            <w:tcBorders>
+              <w:top w:val="single" w:sz="4" w:space="0" w:color="E4DED3"/>
+              <w:left w:val="single" w:sz="4" w:space="0" w:color="E4DED3"/>
+              <w:bottom w:val="single" w:sz="4" w:space="0" w:color="E4DED3"/>
+              <w:right w:val="single" w:sz="4" w:space="0" w:color="E4DED3"/>
+            </w:tcBorders>
+          </w:tcPr>
+          <w:p>
+            <w:r>
+              <w:rPr>
+                <w:sz w:val="18"/>
+              </w:rPr>
+              <w:t>Service during scale-out</w:t>
+            </w:r>
+          </w:p>
+        </w:tc>
+        <w:tc>
+          <w:tcPr>
+            <w:tcW w:type="dxa" w:w="2616"/>
+            <w:tcBorders>
+              <w:top w:val="single" w:sz="4" w:space="0" w:color="E4DED3"/>
+              <w:left w:val="single" w:sz="4" w:space="0" w:color="E4DED3"/>
+              <w:bottom w:val="single" w:sz="4" w:space="0" w:color="E4DED3"/>
+              <w:right w:val="single" w:sz="4" w:space="0" w:color="E4DED3"/>
+            </w:tcBorders>
+          </w:tcPr>
+          <w:p>
+            <w:r>
+              <w:rPr>
+                <w:sz w:val="18"/>
+              </w:rPr>
+            </w:r>
+          </w:p>
+        </w:tc>
+        <w:tc>
+          <w:tcPr>
+            <w:tcW w:type="dxa" w:w="2616"/>
+            <w:tcBorders>
+              <w:top w:val="single" w:sz="4" w:space="0" w:color="E4DED3"/>
+              <w:left w:val="single" w:sz="4" w:space="0" w:color="E4DED3"/>
+              <w:bottom w:val="single" w:sz="4" w:space="0" w:color="E4DED3"/>
+              <w:right w:val="single" w:sz="4" w:space="0" w:color="E4DED3"/>
+            </w:tcBorders>
+          </w:tcPr>
+          <w:p>
+            <w:r>
+              <w:rPr>
+                <w:sz w:val="18"/>
+              </w:rPr>
+            </w:r>
+          </w:p>
+        </w:tc>
+        <w:tc>
+          <w:tcPr>
+            <w:tcW w:type="dxa" w:w="2616"/>
+            <w:tcBorders>
+              <w:top w:val="single" w:sz="4" w:space="0" w:color="E4DED3"/>
+              <w:left w:val="single" w:sz="4" w:space="0" w:color="E4DED3"/>
+              <w:bottom w:val="single" w:sz="4" w:space="0" w:color="E4DED3"/>
+              <w:right w:val="single" w:sz="4" w:space="0" w:color="E4DED3"/>
+            </w:tcBorders>
+          </w:tcPr>
+          <w:p>
+            <w:r>
+              <w:rPr>
+                <w:sz w:val="18"/>
+              </w:rPr>
+            </w:r>
+          </w:p>
+        </w:tc>
+      </w:tr>
+      <w:tr>
+        <w:tc>
+          <w:tcPr>
+            <w:tcW w:type="dxa" w:w="2616"/>
+            <w:tcBorders>
+              <w:top w:val="single" w:sz="4" w:space="0" w:color="E4DED3"/>
+              <w:left w:val="single" w:sz="4" w:space="0" w:color="E4DED3"/>
+              <w:bottom w:val="single" w:sz="4" w:space="0" w:color="E4DED3"/>
+              <w:right w:val="single" w:sz="4" w:space="0" w:color="E4DED3"/>
+            </w:tcBorders>
+          </w:tcPr>
+          <w:p>
+            <w:r>
+              <w:rPr>
+                <w:sz w:val="18"/>
+              </w:rPr>
+              <w:t>Scale in</w:t>
+            </w:r>
+          </w:p>
+        </w:tc>
+        <w:tc>
+          <w:tcPr>
+            <w:tcW w:type="dxa" w:w="2616"/>
+            <w:tcBorders>
+              <w:top w:val="single" w:sz="4" w:space="0" w:color="E4DED3"/>
+              <w:left w:val="single" w:sz="4" w:space="0" w:color="E4DED3"/>
+              <w:bottom w:val="single" w:sz="4" w:space="0" w:color="E4DED3"/>
+              <w:right w:val="single" w:sz="4" w:space="0" w:color="E4DED3"/>
+            </w:tcBorders>
+          </w:tcPr>
+          <w:p>
+            <w:r>
+              <w:rPr>
+                <w:sz w:val="18"/>
+              </w:rPr>
+            </w:r>
+          </w:p>
+        </w:tc>
+        <w:tc>
+          <w:tcPr>
+            <w:tcW w:type="dxa" w:w="2616"/>
+            <w:tcBorders>
+              <w:top w:val="single" w:sz="4" w:space="0" w:color="E4DED3"/>
+              <w:left w:val="single" w:sz="4" w:space="0" w:color="E4DED3"/>
+              <w:bottom w:val="single" w:sz="4" w:space="0" w:color="E4DED3"/>
+              <w:right w:val="single" w:sz="4" w:space="0" w:color="E4DED3"/>
+            </w:tcBorders>
+          </w:tcPr>
+          <w:p>
+            <w:r>
+              <w:rPr>
+                <w:sz w:val="18"/>
+              </w:rPr>
+            </w:r>
+          </w:p>
+        </w:tc>
+        <w:tc>
+          <w:tcPr>
+            <w:tcW w:type="dxa" w:w="2616"/>
+            <w:tcBorders>
+              <w:top w:val="single" w:sz="4" w:space="0" w:color="E4DED3"/>
+              <w:left w:val="single" w:sz="4" w:space="0" w:color="E4DED3"/>
+              <w:bottom w:val="single" w:sz="4" w:space="0" w:color="E4DED3"/>
+              <w:right w:val="single" w:sz="4" w:space="0" w:color="E4DED3"/>
+            </w:tcBorders>
+          </w:tcPr>
+          <w:p>
+            <w:r>
+              <w:rPr>
+                <w:sz w:val="18"/>
+              </w:rPr>
+            </w:r>
+          </w:p>
+        </w:tc>
+      </w:tr>
+      <w:tr>
+        <w:tc>
+          <w:tcPr>
+            <w:tcW w:type="dxa" w:w="2616"/>
+            <w:tcBorders>
+              <w:top w:val="single" w:sz="4" w:space="0" w:color="E4DED3"/>
+              <w:left w:val="single" w:sz="4" w:space="0" w:color="E4DED3"/>
+              <w:bottom w:val="single" w:sz="4" w:space="0" w:color="E4DED3"/>
+              <w:right w:val="single" w:sz="4" w:space="0" w:color="E4DED3"/>
+            </w:tcBorders>
+          </w:tcPr>
+          <w:p>
+            <w:r>
+              <w:rPr>
+                <w:sz w:val="18"/>
+              </w:rPr>
+              <w:t>Behaviour against the month-end profile</w:t>
+            </w:r>
+          </w:p>
+        </w:tc>
+        <w:tc>
+          <w:tcPr>
+            <w:tcW w:type="dxa" w:w="2616"/>
+            <w:tcBorders>
+              <w:top w:val="single" w:sz="4" w:space="0" w:color="E4DED3"/>
+              <w:left w:val="single" w:sz="4" w:space="0" w:color="E4DED3"/>
+              <w:bottom w:val="single" w:sz="4" w:space="0" w:color="E4DED3"/>
+              <w:right w:val="single" w:sz="4" w:space="0" w:color="E4DED3"/>
+            </w:tcBorders>
+          </w:tcPr>
+          <w:p>
+            <w:r>
+              <w:rPr>
+                <w:sz w:val="18"/>
+              </w:rPr>
+            </w:r>
+          </w:p>
+        </w:tc>
+        <w:tc>
+          <w:tcPr>
+            <w:tcW w:type="dxa" w:w="2616"/>
+            <w:tcBorders>
+              <w:top w:val="single" w:sz="4" w:space="0" w:color="E4DED3"/>
+              <w:left w:val="single" w:sz="4" w:space="0" w:color="E4DED3"/>
+              <w:bottom w:val="single" w:sz="4" w:space="0" w:color="E4DED3"/>
+              <w:right w:val="single" w:sz="4" w:space="0" w:color="E4DED3"/>
+            </w:tcBorders>
+          </w:tcPr>
+          <w:p>
+            <w:r>
+              <w:rPr>
+                <w:sz w:val="18"/>
+              </w:rPr>
+            </w:r>
+          </w:p>
+        </w:tc>
+        <w:tc>
+          <w:tcPr>
+            <w:tcW w:type="dxa" w:w="2616"/>
+            <w:tcBorders>
+              <w:top w:val="single" w:sz="4" w:space="0" w:color="E4DED3"/>
+              <w:left w:val="single" w:sz="4" w:space="0" w:color="E4DED3"/>
+              <w:bottom w:val="single" w:sz="4" w:space="0" w:color="E4DED3"/>
+              <w:right w:val="single" w:sz="4" w:space="0" w:color="E4DED3"/>
+            </w:tcBorders>
+          </w:tcPr>
+          <w:p>
+            <w:r>
+              <w:rPr>
+                <w:sz w:val="18"/>
+              </w:rPr>
+            </w:r>
+          </w:p>
+        </w:tc>
+      </w:tr>
+    </w:tbl>
+    <w:p/>
+    <w:p>
+      <w:pPr>
+        <w:spacing w:after="60"/>
+      </w:pPr>
+      <w:r>
+        <w:rPr>
+          <w:b/>
+          <w:i w:val="0"/>
+          <w:sz w:val="19"/>
+        </w:rPr>
+        <w:t>Evidence</w:t>
+      </w:r>
+    </w:p>
+    <w:tbl>
+      <w:tblPr>
+        <w:tblW w:type="auto" w:w="0"/>
+        <w:tblLook w:firstColumn="1" w:firstRow="1" w:lastColumn="0" w:lastRow="0" w:noHBand="0" w:noVBand="1" w:val="04A0"/>
+      </w:tblPr>
+      <w:tblGrid>
+        <w:gridCol w:w="10466"/>
+      </w:tblGrid>
+      <w:tr>
+        <w:tc>
+          <w:tcPr>
+            <w:tcW w:type="dxa" w:w="9411"/>
+            <w:tcBorders>
+              <w:top w:val="single" w:sz="4" w:space="0" w:color="E4DED3"/>
+              <w:left w:val="single" w:sz="4" w:space="0" w:color="E4DED3"/>
+              <w:bottom w:val="single" w:sz="4" w:space="0" w:color="E4DED3"/>
+              <w:right w:val="single" w:sz="4" w:space="0" w:color="E4DED3"/>
+            </w:tcBorders>
+            <w:shd w:val="clear" w:color="auto" w:fill="F8F4ED"/>
+          </w:tcPr>
+          <w:p>
+            <w:pPr>
+              <w:jc w:val="center"/>
+            </w:pPr>
+            <w:r>
+              <w:rPr>
+                <w:b/>
+                <w:i w:val="0"/>
+                <w:sz w:val="20"/>
+              </w:rPr>
+              <w:t>[ PASTE YOUR SCREENSHOT HERE ]</w:t>
+            </w:r>
+          </w:p>
+          <w:p>
+            <w:pPr>
+              <w:jc w:val="left"/>
+            </w:pPr>
+            <w:r>
+              <w:rPr>
+                <w:b w:val="0"/>
+                <w:i/>
+                <w:color w:val="6B6660"/>
+                <w:sz w:val="19"/>
+              </w:rPr>
+              <w:t>the scaling event, showing the group before and after</w:t>
+            </w:r>
+          </w:p>
+        </w:tc>
+      </w:tr>
+    </w:tbl>
+    <w:p/>
+    <w:p>
+      <w:pPr>
+        <w:spacing w:before="200" w:after="0"/>
+      </w:pPr>
+      <w:r>
+        <w:rPr>
+          <w:b/>
+          <w:color w:val="1F5A5C"/>
+          <w:sz w:val="16"/>
+        </w:rPr>
+        <w:t>TASK 8</w:t>
+      </w:r>
+    </w:p>
+    <w:p>
+      <w:pPr>
+        <w:pStyle w:val="Heading2"/>
+      </w:pPr>
+      <w:r>
+        <w:rPr>
+          <w:color w:val="1F5A5C"/>
+        </w:rPr>
+        <w:t>Test and demonstrate cost optimisation</w:t>
+      </w:r>
+    </w:p>
+    <w:p>
+      <w:pPr>
+        <w:spacing w:after="120"/>
+      </w:pPr>
+      <w:r>
+        <w:rPr>
+          <w:b w:val="0"/>
+          <w:i w:val="0"/>
+          <w:sz w:val="21"/>
+        </w:rPr>
+        <w:t>Demonstrate the cost position of what you deployed. Show what the improvement actually costs to run against what you estimated in AT1, and show any cost measure you designed working — a scheduled scale-down, right-sizing, or a budget alert.</w:t>
+      </w:r>
+    </w:p>
+    <w:p>
+      <w:pPr>
+        <w:spacing w:after="60"/>
+      </w:pPr>
+      <w:r>
+        <w:rPr>
+          <w:b/>
+          <w:i w:val="0"/>
+          <w:sz w:val="19"/>
+        </w:rPr>
+        <w:t>Related resources</w:t>
+      </w:r>
+    </w:p>
+    <w:p>
+      <w:pPr>
+        <w:spacing w:after="60"/>
+        <w:ind w:left="340"/>
+      </w:pPr>
+      <w:r>
+        <w:rPr>
+          <w:sz w:val="19"/>
+        </w:rPr>
+        <w:t xml:space="preserve">•  </w:t>
+      </w:r>
+      <w:hyperlink r:id="rId22">
+        <w:r>
+          <w:rPr>
+            <w:sz w:val="19"/>
+            <w:color w:val="0563C1"/>
+            <w:u w:val="single"/>
+          </w:rPr>
+          <w:t>Accounting System Operational Costing — the cost basis you compared against in AT1</w:t>
+        </w:r>
+      </w:hyperlink>
+    </w:p>
+    <w:p/>
+    <w:tbl>
+      <w:tblPr>
+        <w:tblW w:type="auto" w:w="0"/>
+        <w:tblLook w:firstColumn="1" w:firstRow="1" w:lastColumn="0" w:lastRow="0" w:noHBand="0" w:noVBand="1" w:val="04A0"/>
+      </w:tblPr>
+      <w:tblGrid>
+        <w:gridCol w:w="2616"/>
+        <w:gridCol w:w="2616"/>
+        <w:gridCol w:w="2616"/>
+        <w:gridCol w:w="2616"/>
+      </w:tblGrid>
+      <w:tr>
+        <w:tc>
+          <w:tcPr>
+            <w:tcW w:type="dxa" w:w="2616"/>
+            <w:tcBorders>
+              <w:top w:val="single" w:sz="4" w:space="0" w:color="E4DED3"/>
+              <w:left w:val="single" w:sz="4" w:space="0" w:color="E4DED3"/>
+              <w:bottom w:val="single" w:sz="4" w:space="0" w:color="E4DED3"/>
+              <w:right w:val="single" w:sz="4" w:space="0" w:color="E4DED3"/>
+            </w:tcBorders>
+            <w:shd w:val="clear" w:color="auto" w:fill="F8F4ED"/>
+          </w:tcPr>
+          <w:p>
+            <w:r>
+              <w:rPr>
+                <w:b/>
+                <w:sz w:val="18"/>
+              </w:rPr>
+              <w:t>Item</w:t>
+            </w:r>
+          </w:p>
+        </w:tc>
+        <w:tc>
+          <w:tcPr>
+            <w:tcW w:type="dxa" w:w="2616"/>
+            <w:tcBorders>
+              <w:top w:val="single" w:sz="4" w:space="0" w:color="E4DED3"/>
+              <w:left w:val="single" w:sz="4" w:space="0" w:color="E4DED3"/>
+              <w:bottom w:val="single" w:sz="4" w:space="0" w:color="E4DED3"/>
+              <w:right w:val="single" w:sz="4" w:space="0" w:color="E4DED3"/>
+            </w:tcBorders>
+            <w:shd w:val="clear" w:color="auto" w:fill="F8F4ED"/>
+          </w:tcPr>
+          <w:p>
+            <w:r>
+              <w:rPr>
+                <w:b/>
+                <w:sz w:val="18"/>
+              </w:rPr>
+              <w:t>AT1 estimate</w:t>
+            </w:r>
+          </w:p>
+        </w:tc>
+        <w:tc>
+          <w:tcPr>
+            <w:tcW w:type="dxa" w:w="2616"/>
+            <w:tcBorders>
+              <w:top w:val="single" w:sz="4" w:space="0" w:color="E4DED3"/>
+              <w:left w:val="single" w:sz="4" w:space="0" w:color="E4DED3"/>
+              <w:bottom w:val="single" w:sz="4" w:space="0" w:color="E4DED3"/>
+              <w:right w:val="single" w:sz="4" w:space="0" w:color="E4DED3"/>
+            </w:tcBorders>
+            <w:shd w:val="clear" w:color="auto" w:fill="F8F4ED"/>
+          </w:tcPr>
+          <w:p>
+            <w:r>
+              <w:rPr>
+                <w:b/>
+                <w:sz w:val="18"/>
+              </w:rPr>
+              <w:t>What you deployed</w:t>
+            </w:r>
+          </w:p>
+        </w:tc>
+        <w:tc>
+          <w:tcPr>
+            <w:tcW w:type="dxa" w:w="2616"/>
+            <w:tcBorders>
+              <w:top w:val="single" w:sz="4" w:space="0" w:color="E4DED3"/>
+              <w:left w:val="single" w:sz="4" w:space="0" w:color="E4DED3"/>
+              <w:bottom w:val="single" w:sz="4" w:space="0" w:color="E4DED3"/>
+              <w:right w:val="single" w:sz="4" w:space="0" w:color="E4DED3"/>
+            </w:tcBorders>
+            <w:shd w:val="clear" w:color="auto" w:fill="F8F4ED"/>
+          </w:tcPr>
+          <w:p>
+            <w:r>
+              <w:rPr>
+                <w:b/>
+                <w:sz w:val="18"/>
+              </w:rPr>
+              <w:t>Observed position</w:t>
+            </w:r>
+          </w:p>
+        </w:tc>
+      </w:tr>
+      <w:tr>
+        <w:tc>
+          <w:tcPr>
+            <w:tcW w:type="dxa" w:w="2616"/>
+            <w:tcBorders>
+              <w:top w:val="single" w:sz="4" w:space="0" w:color="E4DED3"/>
+              <w:left w:val="single" w:sz="4" w:space="0" w:color="E4DED3"/>
+              <w:bottom w:val="single" w:sz="4" w:space="0" w:color="E4DED3"/>
+              <w:right w:val="single" w:sz="4" w:space="0" w:color="E4DED3"/>
+            </w:tcBorders>
+          </w:tcPr>
+          <w:p>
+            <w:r>
+              <w:rPr>
+                <w:sz w:val="18"/>
+              </w:rPr>
+              <w:t>Additional compute</w:t>
+            </w:r>
+          </w:p>
+        </w:tc>
+        <w:tc>
+          <w:tcPr>
+            <w:tcW w:type="dxa" w:w="2616"/>
+            <w:tcBorders>
+              <w:top w:val="single" w:sz="4" w:space="0" w:color="E4DED3"/>
+              <w:left w:val="single" w:sz="4" w:space="0" w:color="E4DED3"/>
+              <w:bottom w:val="single" w:sz="4" w:space="0" w:color="E4DED3"/>
+              <w:right w:val="single" w:sz="4" w:space="0" w:color="E4DED3"/>
+            </w:tcBorders>
+          </w:tcPr>
+          <w:p>
+            <w:r>
+              <w:rPr>
+                <w:sz w:val="18"/>
+              </w:rPr>
+            </w:r>
+          </w:p>
+        </w:tc>
+        <w:tc>
+          <w:tcPr>
+            <w:tcW w:type="dxa" w:w="2616"/>
+            <w:tcBorders>
+              <w:top w:val="single" w:sz="4" w:space="0" w:color="E4DED3"/>
+              <w:left w:val="single" w:sz="4" w:space="0" w:color="E4DED3"/>
+              <w:bottom w:val="single" w:sz="4" w:space="0" w:color="E4DED3"/>
+              <w:right w:val="single" w:sz="4" w:space="0" w:color="E4DED3"/>
+            </w:tcBorders>
+          </w:tcPr>
+          <w:p>
+            <w:r>
+              <w:rPr>
+                <w:sz w:val="18"/>
+              </w:rPr>
+            </w:r>
+          </w:p>
+        </w:tc>
+        <w:tc>
+          <w:tcPr>
+            <w:tcW w:type="dxa" w:w="2616"/>
+            <w:tcBorders>
+              <w:top w:val="single" w:sz="4" w:space="0" w:color="E4DED3"/>
+              <w:left w:val="single" w:sz="4" w:space="0" w:color="E4DED3"/>
+              <w:bottom w:val="single" w:sz="4" w:space="0" w:color="E4DED3"/>
+              <w:right w:val="single" w:sz="4" w:space="0" w:color="E4DED3"/>
+            </w:tcBorders>
+          </w:tcPr>
+          <w:p>
+            <w:r>
+              <w:rPr>
+                <w:sz w:val="18"/>
+              </w:rPr>
+            </w:r>
+          </w:p>
+        </w:tc>
+      </w:tr>
+      <w:tr>
+        <w:tc>
+          <w:tcPr>
+            <w:tcW w:type="dxa" w:w="2616"/>
+            <w:tcBorders>
+              <w:top w:val="single" w:sz="4" w:space="0" w:color="E4DED3"/>
+              <w:left w:val="single" w:sz="4" w:space="0" w:color="E4DED3"/>
+              <w:bottom w:val="single" w:sz="4" w:space="0" w:color="E4DED3"/>
+              <w:right w:val="single" w:sz="4" w:space="0" w:color="E4DED3"/>
+            </w:tcBorders>
+          </w:tcPr>
+          <w:p>
+            <w:r>
+              <w:rPr>
+                <w:sz w:val="18"/>
+              </w:rPr>
+              <w:t>Additional networking</w:t>
+            </w:r>
+          </w:p>
+        </w:tc>
+        <w:tc>
+          <w:tcPr>
+            <w:tcW w:type="dxa" w:w="2616"/>
+            <w:tcBorders>
+              <w:top w:val="single" w:sz="4" w:space="0" w:color="E4DED3"/>
+              <w:left w:val="single" w:sz="4" w:space="0" w:color="E4DED3"/>
+              <w:bottom w:val="single" w:sz="4" w:space="0" w:color="E4DED3"/>
+              <w:right w:val="single" w:sz="4" w:space="0" w:color="E4DED3"/>
+            </w:tcBorders>
+          </w:tcPr>
+          <w:p>
+            <w:r>
+              <w:rPr>
+                <w:sz w:val="18"/>
+              </w:rPr>
+            </w:r>
+          </w:p>
+        </w:tc>
+        <w:tc>
+          <w:tcPr>
+            <w:tcW w:type="dxa" w:w="2616"/>
+            <w:tcBorders>
+              <w:top w:val="single" w:sz="4" w:space="0" w:color="E4DED3"/>
+              <w:left w:val="single" w:sz="4" w:space="0" w:color="E4DED3"/>
+              <w:bottom w:val="single" w:sz="4" w:space="0" w:color="E4DED3"/>
+              <w:right w:val="single" w:sz="4" w:space="0" w:color="E4DED3"/>
+            </w:tcBorders>
+          </w:tcPr>
+          <w:p>
+            <w:r>
+              <w:rPr>
+                <w:sz w:val="18"/>
+              </w:rPr>
+            </w:r>
+          </w:p>
+        </w:tc>
+        <w:tc>
+          <w:tcPr>
+            <w:tcW w:type="dxa" w:w="2616"/>
+            <w:tcBorders>
+              <w:top w:val="single" w:sz="4" w:space="0" w:color="E4DED3"/>
+              <w:left w:val="single" w:sz="4" w:space="0" w:color="E4DED3"/>
+              <w:bottom w:val="single" w:sz="4" w:space="0" w:color="E4DED3"/>
+              <w:right w:val="single" w:sz="4" w:space="0" w:color="E4DED3"/>
+            </w:tcBorders>
+          </w:tcPr>
+          <w:p>
+            <w:r>
+              <w:rPr>
+                <w:sz w:val="18"/>
+              </w:rPr>
+            </w:r>
+          </w:p>
+        </w:tc>
+      </w:tr>
+      <w:tr>
+        <w:tc>
+          <w:tcPr>
+            <w:tcW w:type="dxa" w:w="2616"/>
+            <w:tcBorders>
+              <w:top w:val="single" w:sz="4" w:space="0" w:color="E4DED3"/>
+              <w:left w:val="single" w:sz="4" w:space="0" w:color="E4DED3"/>
+              <w:bottom w:val="single" w:sz="4" w:space="0" w:color="E4DED3"/>
+              <w:right w:val="single" w:sz="4" w:space="0" w:color="E4DED3"/>
+            </w:tcBorders>
+          </w:tcPr>
+          <w:p>
+            <w:r>
+              <w:rPr>
+                <w:sz w:val="18"/>
+              </w:rPr>
+              <w:t>Database</w:t>
+            </w:r>
+          </w:p>
+        </w:tc>
+        <w:tc>
+          <w:tcPr>
+            <w:tcW w:type="dxa" w:w="2616"/>
+            <w:tcBorders>
+              <w:top w:val="single" w:sz="4" w:space="0" w:color="E4DED3"/>
+              <w:left w:val="single" w:sz="4" w:space="0" w:color="E4DED3"/>
+              <w:bottom w:val="single" w:sz="4" w:space="0" w:color="E4DED3"/>
+              <w:right w:val="single" w:sz="4" w:space="0" w:color="E4DED3"/>
+            </w:tcBorders>
+          </w:tcPr>
+          <w:p>
+            <w:r>
+              <w:rPr>
+                <w:sz w:val="18"/>
+              </w:rPr>
+            </w:r>
+          </w:p>
+        </w:tc>
+        <w:tc>
+          <w:tcPr>
+            <w:tcW w:type="dxa" w:w="2616"/>
+            <w:tcBorders>
+              <w:top w:val="single" w:sz="4" w:space="0" w:color="E4DED3"/>
+              <w:left w:val="single" w:sz="4" w:space="0" w:color="E4DED3"/>
+              <w:bottom w:val="single" w:sz="4" w:space="0" w:color="E4DED3"/>
+              <w:right w:val="single" w:sz="4" w:space="0" w:color="E4DED3"/>
+            </w:tcBorders>
+          </w:tcPr>
+          <w:p>
+            <w:r>
+              <w:rPr>
+                <w:sz w:val="18"/>
+              </w:rPr>
+            </w:r>
+          </w:p>
+        </w:tc>
+        <w:tc>
+          <w:tcPr>
+            <w:tcW w:type="dxa" w:w="2616"/>
+            <w:tcBorders>
+              <w:top w:val="single" w:sz="4" w:space="0" w:color="E4DED3"/>
+              <w:left w:val="single" w:sz="4" w:space="0" w:color="E4DED3"/>
+              <w:bottom w:val="single" w:sz="4" w:space="0" w:color="E4DED3"/>
+              <w:right w:val="single" w:sz="4" w:space="0" w:color="E4DED3"/>
+            </w:tcBorders>
+          </w:tcPr>
+          <w:p>
+            <w:r>
+              <w:rPr>
+                <w:sz w:val="18"/>
+              </w:rPr>
+            </w:r>
+          </w:p>
+        </w:tc>
+      </w:tr>
+      <w:tr>
+        <w:tc>
+          <w:tcPr>
+            <w:tcW w:type="dxa" w:w="2616"/>
+            <w:tcBorders>
+              <w:top w:val="single" w:sz="4" w:space="0" w:color="E4DED3"/>
+              <w:left w:val="single" w:sz="4" w:space="0" w:color="E4DED3"/>
+              <w:bottom w:val="single" w:sz="4" w:space="0" w:color="E4DED3"/>
+              <w:right w:val="single" w:sz="4" w:space="0" w:color="E4DED3"/>
+            </w:tcBorders>
+          </w:tcPr>
+          <w:p>
+            <w:r>
+              <w:rPr>
+                <w:sz w:val="18"/>
+              </w:rPr>
+              <w:t>Cost measure in effect</w:t>
+            </w:r>
+          </w:p>
+        </w:tc>
+        <w:tc>
+          <w:tcPr>
+            <w:tcW w:type="dxa" w:w="2616"/>
+            <w:tcBorders>
+              <w:top w:val="single" w:sz="4" w:space="0" w:color="E4DED3"/>
+              <w:left w:val="single" w:sz="4" w:space="0" w:color="E4DED3"/>
+              <w:bottom w:val="single" w:sz="4" w:space="0" w:color="E4DED3"/>
+              <w:right w:val="single" w:sz="4" w:space="0" w:color="E4DED3"/>
+            </w:tcBorders>
+          </w:tcPr>
+          <w:p>
+            <w:r>
+              <w:rPr>
+                <w:sz w:val="18"/>
+              </w:rPr>
+            </w:r>
+          </w:p>
+        </w:tc>
+        <w:tc>
+          <w:tcPr>
+            <w:tcW w:type="dxa" w:w="2616"/>
+            <w:tcBorders>
+              <w:top w:val="single" w:sz="4" w:space="0" w:color="E4DED3"/>
+              <w:left w:val="single" w:sz="4" w:space="0" w:color="E4DED3"/>
+              <w:bottom w:val="single" w:sz="4" w:space="0" w:color="E4DED3"/>
+              <w:right w:val="single" w:sz="4" w:space="0" w:color="E4DED3"/>
+            </w:tcBorders>
+          </w:tcPr>
+          <w:p>
+            <w:r>
+              <w:rPr>
+                <w:sz w:val="18"/>
+              </w:rPr>
+            </w:r>
+          </w:p>
+        </w:tc>
+        <w:tc>
+          <w:tcPr>
+            <w:tcW w:type="dxa" w:w="2616"/>
+            <w:tcBorders>
+              <w:top w:val="single" w:sz="4" w:space="0" w:color="E4DED3"/>
+              <w:left w:val="single" w:sz="4" w:space="0" w:color="E4DED3"/>
+              <w:bottom w:val="single" w:sz="4" w:space="0" w:color="E4DED3"/>
+              <w:right w:val="single" w:sz="4" w:space="0" w:color="E4DED3"/>
+            </w:tcBorders>
+          </w:tcPr>
+          <w:p>
+            <w:r>
+              <w:rPr>
+                <w:sz w:val="18"/>
+              </w:rPr>
+            </w:r>
+          </w:p>
+        </w:tc>
+      </w:tr>
+      <w:tr>
+        <w:tc>
+          <w:tcPr>
+            <w:tcW w:type="dxa" w:w="2616"/>
+            <w:tcBorders>
+              <w:top w:val="single" w:sz="4" w:space="0" w:color="E4DED3"/>
+              <w:left w:val="single" w:sz="4" w:space="0" w:color="E4DED3"/>
+              <w:bottom w:val="single" w:sz="4" w:space="0" w:color="E4DED3"/>
+              <w:right w:val="single" w:sz="4" w:space="0" w:color="E4DED3"/>
+            </w:tcBorders>
+          </w:tcPr>
+          <w:p>
+            <w:r>
+              <w:rPr>
+                <w:sz w:val="18"/>
+              </w:rPr>
+              <w:t>Net position against your cost goal</w:t>
+            </w:r>
+          </w:p>
+        </w:tc>
+        <w:tc>
+          <w:tcPr>
+            <w:tcW w:type="dxa" w:w="2616"/>
+            <w:tcBorders>
+              <w:top w:val="single" w:sz="4" w:space="0" w:color="E4DED3"/>
+              <w:left w:val="single" w:sz="4" w:space="0" w:color="E4DED3"/>
+              <w:bottom w:val="single" w:sz="4" w:space="0" w:color="E4DED3"/>
+              <w:right w:val="single" w:sz="4" w:space="0" w:color="E4DED3"/>
+            </w:tcBorders>
+          </w:tcPr>
+          <w:p>
+            <w:r>
+              <w:rPr>
+                <w:sz w:val="18"/>
+              </w:rPr>
+            </w:r>
+          </w:p>
+        </w:tc>
+        <w:tc>
+          <w:tcPr>
+            <w:tcW w:type="dxa" w:w="2616"/>
+            <w:tcBorders>
+              <w:top w:val="single" w:sz="4" w:space="0" w:color="E4DED3"/>
+              <w:left w:val="single" w:sz="4" w:space="0" w:color="E4DED3"/>
+              <w:bottom w:val="single" w:sz="4" w:space="0" w:color="E4DED3"/>
+              <w:right w:val="single" w:sz="4" w:space="0" w:color="E4DED3"/>
+            </w:tcBorders>
+          </w:tcPr>
+          <w:p>
+            <w:r>
+              <w:rPr>
+                <w:sz w:val="18"/>
+              </w:rPr>
+            </w:r>
+          </w:p>
+        </w:tc>
+        <w:tc>
+          <w:tcPr>
+            <w:tcW w:type="dxa" w:w="2616"/>
+            <w:tcBorders>
+              <w:top w:val="single" w:sz="4" w:space="0" w:color="E4DED3"/>
+              <w:left w:val="single" w:sz="4" w:space="0" w:color="E4DED3"/>
+              <w:bottom w:val="single" w:sz="4" w:space="0" w:color="E4DED3"/>
+              <w:right w:val="single" w:sz="4" w:space="0" w:color="E4DED3"/>
+            </w:tcBorders>
+          </w:tcPr>
+          <w:p>
+            <w:r>
+              <w:rPr>
+                <w:sz w:val="18"/>
+              </w:rPr>
+            </w:r>
+          </w:p>
+        </w:tc>
+      </w:tr>
+    </w:tbl>
+    <w:p/>
+    <w:p>
+      <w:pPr>
+        <w:spacing w:after="60"/>
+      </w:pPr>
+      <w:r>
+        <w:rPr>
+          <w:b/>
+          <w:i w:val="0"/>
+          <w:sz w:val="19"/>
+        </w:rPr>
+        <w:t>Evidence</w:t>
+      </w:r>
+    </w:p>
+    <w:tbl>
+      <w:tblPr>
+        <w:tblW w:type="auto" w:w="0"/>
+        <w:tblLook w:firstColumn="1" w:firstRow="1" w:lastColumn="0" w:lastRow="0" w:noHBand="0" w:noVBand="1" w:val="04A0"/>
+      </w:tblPr>
+      <w:tblGrid>
+        <w:gridCol w:w="10466"/>
+      </w:tblGrid>
+      <w:tr>
+        <w:tc>
+          <w:tcPr>
+            <w:tcW w:type="dxa" w:w="9411"/>
+            <w:tcBorders>
+              <w:top w:val="single" w:sz="4" w:space="0" w:color="E4DED3"/>
+              <w:left w:val="single" w:sz="4" w:space="0" w:color="E4DED3"/>
+              <w:bottom w:val="single" w:sz="4" w:space="0" w:color="E4DED3"/>
+              <w:right w:val="single" w:sz="4" w:space="0" w:color="E4DED3"/>
+            </w:tcBorders>
+            <w:shd w:val="clear" w:color="auto" w:fill="F8F4ED"/>
+          </w:tcPr>
+          <w:p>
+            <w:pPr>
+              <w:jc w:val="center"/>
+            </w:pPr>
+            <w:r>
+              <w:rPr>
+                <w:b/>
+                <w:i w:val="0"/>
+                <w:sz w:val="20"/>
+              </w:rPr>
+              <w:t>[ PASTE YOUR SCREENSHOT HERE ]</w:t>
+            </w:r>
+          </w:p>
+          <w:p>
+            <w:pPr>
+              <w:jc w:val="left"/>
+            </w:pPr>
+            <w:r>
+              <w:rPr>
+                <w:b w:val="0"/>
+                <w:i/>
+                <w:color w:val="6B6660"/>
+                <w:sz w:val="19"/>
+              </w:rPr>
+              <w:t>the cost measure you designed, working</w:t>
+            </w:r>
+          </w:p>
+        </w:tc>
+      </w:tr>
+    </w:tbl>
+    <w:p/>
+    <w:p>
+      <w:pPr>
+        <w:spacing w:before="200" w:after="0"/>
+      </w:pPr>
+      <w:r>
+        <w:rPr>
+          <w:b/>
+          <w:color w:val="1F5A5C"/>
+          <w:sz w:val="16"/>
+        </w:rPr>
+        <w:t>TASK 9</w:t>
+      </w:r>
+    </w:p>
+    <w:p>
+      <w:pPr>
+        <w:pStyle w:val="Heading2"/>
+      </w:pPr>
+      <w:r>
+        <w:rPr>
+          <w:color w:val="1F5A5C"/>
+        </w:rPr>
+        <w:t>Apply short-term refinements</w:t>
+      </w:r>
+    </w:p>
+    <w:p>
+      <w:pPr>
+        <w:spacing w:after="120"/>
+      </w:pPr>
+      <w:r>
+        <w:rPr>
+          <w:b w:val="0"/>
+          <w:i w:val="0"/>
+          <w:sz w:val="21"/>
+        </w:rPr>
+        <w:t>Your tests will have found something — a threshold set too tight, a missing alarm, a health check that is slower than it needs to be, capacity that is wrong. Apply the refinements your own test results point to, and record what drove each one. A refinement with no test result behind it is a change, not a refinement.</w:t>
+      </w:r>
+    </w:p>
+    <w:tbl>
+      <w:tblPr>
+        <w:tblW w:type="auto" w:w="0"/>
+        <w:tblLook w:firstColumn="1" w:firstRow="1" w:lastColumn="0" w:lastRow="0" w:noHBand="0" w:noVBand="1" w:val="04A0"/>
+      </w:tblPr>
+      <w:tblGrid>
+        <w:gridCol w:w="3489"/>
+        <w:gridCol w:w="3489"/>
+        <w:gridCol w:w="3489"/>
+      </w:tblGrid>
+      <w:tr>
+        <w:tc>
+          <w:tcPr>
+            <w:tcW w:type="dxa" w:w="3489"/>
+            <w:tcBorders>
+              <w:top w:val="single" w:sz="4" w:space="0" w:color="E4DED3"/>
+              <w:left w:val="single" w:sz="4" w:space="0" w:color="E4DED3"/>
+              <w:bottom w:val="single" w:sz="4" w:space="0" w:color="E4DED3"/>
+              <w:right w:val="single" w:sz="4" w:space="0" w:color="E4DED3"/>
+            </w:tcBorders>
+            <w:shd w:val="clear" w:color="auto" w:fill="F8F4ED"/>
+          </w:tcPr>
+          <w:p>
+            <w:r>
+              <w:rPr>
+                <w:b/>
+                <w:sz w:val="18"/>
+              </w:rPr>
+              <w:t>What the test showed</w:t>
+            </w:r>
+          </w:p>
+        </w:tc>
+        <w:tc>
+          <w:tcPr>
+            <w:tcW w:type="dxa" w:w="3489"/>
+            <w:tcBorders>
+              <w:top w:val="single" w:sz="4" w:space="0" w:color="E4DED3"/>
+              <w:left w:val="single" w:sz="4" w:space="0" w:color="E4DED3"/>
+              <w:bottom w:val="single" w:sz="4" w:space="0" w:color="E4DED3"/>
+              <w:right w:val="single" w:sz="4" w:space="0" w:color="E4DED3"/>
+            </w:tcBorders>
+            <w:shd w:val="clear" w:color="auto" w:fill="F8F4ED"/>
+          </w:tcPr>
+          <w:p>
+            <w:r>
+              <w:rPr>
+                <w:b/>
+                <w:sz w:val="18"/>
+              </w:rPr>
+              <w:t>The refinement you applied</w:t>
+            </w:r>
+          </w:p>
+        </w:tc>
+        <w:tc>
+          <w:tcPr>
+            <w:tcW w:type="dxa" w:w="3489"/>
+            <w:tcBorders>
+              <w:top w:val="single" w:sz="4" w:space="0" w:color="E4DED3"/>
+              <w:left w:val="single" w:sz="4" w:space="0" w:color="E4DED3"/>
+              <w:bottom w:val="single" w:sz="4" w:space="0" w:color="E4DED3"/>
+              <w:right w:val="single" w:sz="4" w:space="0" w:color="E4DED3"/>
+            </w:tcBorders>
+            <w:shd w:val="clear" w:color="auto" w:fill="F8F4ED"/>
+          </w:tcPr>
+          <w:p>
+            <w:r>
+              <w:rPr>
+                <w:b/>
+                <w:sz w:val="18"/>
+              </w:rPr>
+              <w:t>What it changed</w:t>
+            </w:r>
+          </w:p>
+        </w:tc>
+      </w:tr>
+      <w:tr>
+        <w:tc>
+          <w:tcPr>
+            <w:tcW w:type="dxa" w:w="3489"/>
+            <w:tcBorders>
+              <w:top w:val="single" w:sz="4" w:space="0" w:color="E4DED3"/>
+              <w:left w:val="single" w:sz="4" w:space="0" w:color="E4DED3"/>
+              <w:bottom w:val="single" w:sz="4" w:space="0" w:color="E4DED3"/>
+              <w:right w:val="single" w:sz="4" w:space="0" w:color="E4DED3"/>
+            </w:tcBorders>
+          </w:tcPr>
+          <w:p>
+            <w:r>
+              <w:rPr>
+                <w:sz w:val="18"/>
+              </w:rPr>
+            </w:r>
+          </w:p>
+        </w:tc>
+        <w:tc>
+          <w:tcPr>
+            <w:tcW w:type="dxa" w:w="3489"/>
+            <w:tcBorders>
+              <w:top w:val="single" w:sz="4" w:space="0" w:color="E4DED3"/>
+              <w:left w:val="single" w:sz="4" w:space="0" w:color="E4DED3"/>
+              <w:bottom w:val="single" w:sz="4" w:space="0" w:color="E4DED3"/>
+              <w:right w:val="single" w:sz="4" w:space="0" w:color="E4DED3"/>
+            </w:tcBorders>
+          </w:tcPr>
+          <w:p>
+            <w:r>
+              <w:rPr>
+                <w:sz w:val="18"/>
+              </w:rPr>
+            </w:r>
+          </w:p>
+        </w:tc>
+        <w:tc>
+          <w:tcPr>
+            <w:tcW w:type="dxa" w:w="3489"/>
+            <w:tcBorders>
+              <w:top w:val="single" w:sz="4" w:space="0" w:color="E4DED3"/>
+              <w:left w:val="single" w:sz="4" w:space="0" w:color="E4DED3"/>
+              <w:bottom w:val="single" w:sz="4" w:space="0" w:color="E4DED3"/>
+              <w:right w:val="single" w:sz="4" w:space="0" w:color="E4DED3"/>
+            </w:tcBorders>
+          </w:tcPr>
+          <w:p>
+            <w:r>
+              <w:rPr>
+                <w:sz w:val="18"/>
+              </w:rPr>
+            </w:r>
+          </w:p>
+        </w:tc>
+      </w:tr>
+      <w:tr>
+        <w:tc>
+          <w:tcPr>
+            <w:tcW w:type="dxa" w:w="3489"/>
+            <w:tcBorders>
+              <w:top w:val="single" w:sz="4" w:space="0" w:color="E4DED3"/>
+              <w:left w:val="single" w:sz="4" w:space="0" w:color="E4DED3"/>
+              <w:bottom w:val="single" w:sz="4" w:space="0" w:color="E4DED3"/>
+              <w:right w:val="single" w:sz="4" w:space="0" w:color="E4DED3"/>
+            </w:tcBorders>
+          </w:tcPr>
+          <w:p>
+            <w:r>
+              <w:rPr>
+                <w:sz w:val="18"/>
+              </w:rPr>
+            </w:r>
+          </w:p>
+        </w:tc>
+        <w:tc>
+          <w:tcPr>
+            <w:tcW w:type="dxa" w:w="3489"/>
+            <w:tcBorders>
+              <w:top w:val="single" w:sz="4" w:space="0" w:color="E4DED3"/>
+              <w:left w:val="single" w:sz="4" w:space="0" w:color="E4DED3"/>
+              <w:bottom w:val="single" w:sz="4" w:space="0" w:color="E4DED3"/>
+              <w:right w:val="single" w:sz="4" w:space="0" w:color="E4DED3"/>
+            </w:tcBorders>
+          </w:tcPr>
+          <w:p>
+            <w:r>
+              <w:rPr>
+                <w:sz w:val="18"/>
+              </w:rPr>
+            </w:r>
+          </w:p>
+        </w:tc>
+        <w:tc>
+          <w:tcPr>
+            <w:tcW w:type="dxa" w:w="3489"/>
+            <w:tcBorders>
+              <w:top w:val="single" w:sz="4" w:space="0" w:color="E4DED3"/>
+              <w:left w:val="single" w:sz="4" w:space="0" w:color="E4DED3"/>
+              <w:bottom w:val="single" w:sz="4" w:space="0" w:color="E4DED3"/>
+              <w:right w:val="single" w:sz="4" w:space="0" w:color="E4DED3"/>
+            </w:tcBorders>
+          </w:tcPr>
+          <w:p>
+            <w:r>
+              <w:rPr>
+                <w:sz w:val="18"/>
+              </w:rPr>
+            </w:r>
+          </w:p>
+        </w:tc>
+      </w:tr>
+      <w:tr>
+        <w:tc>
+          <w:tcPr>
+            <w:tcW w:type="dxa" w:w="3489"/>
+            <w:tcBorders>
+              <w:top w:val="single" w:sz="4" w:space="0" w:color="E4DED3"/>
+              <w:left w:val="single" w:sz="4" w:space="0" w:color="E4DED3"/>
+              <w:bottom w:val="single" w:sz="4" w:space="0" w:color="E4DED3"/>
+              <w:right w:val="single" w:sz="4" w:space="0" w:color="E4DED3"/>
+            </w:tcBorders>
+          </w:tcPr>
+          <w:p>
+            <w:r>
+              <w:rPr>
+                <w:sz w:val="18"/>
+              </w:rPr>
+            </w:r>
+          </w:p>
+        </w:tc>
+        <w:tc>
+          <w:tcPr>
+            <w:tcW w:type="dxa" w:w="3489"/>
+            <w:tcBorders>
+              <w:top w:val="single" w:sz="4" w:space="0" w:color="E4DED3"/>
+              <w:left w:val="single" w:sz="4" w:space="0" w:color="E4DED3"/>
+              <w:bottom w:val="single" w:sz="4" w:space="0" w:color="E4DED3"/>
+              <w:right w:val="single" w:sz="4" w:space="0" w:color="E4DED3"/>
+            </w:tcBorders>
+          </w:tcPr>
+          <w:p>
+            <w:r>
+              <w:rPr>
+                <w:sz w:val="18"/>
+              </w:rPr>
+            </w:r>
+          </w:p>
+        </w:tc>
+        <w:tc>
+          <w:tcPr>
+            <w:tcW w:type="dxa" w:w="3489"/>
+            <w:tcBorders>
+              <w:top w:val="single" w:sz="4" w:space="0" w:color="E4DED3"/>
+              <w:left w:val="single" w:sz="4" w:space="0" w:color="E4DED3"/>
+              <w:bottom w:val="single" w:sz="4" w:space="0" w:color="E4DED3"/>
+              <w:right w:val="single" w:sz="4" w:space="0" w:color="E4DED3"/>
+            </w:tcBorders>
+          </w:tcPr>
+          <w:p>
+            <w:r>
+              <w:rPr>
+                <w:sz w:val="18"/>
+              </w:rPr>
+            </w:r>
+          </w:p>
+        </w:tc>
+      </w:tr>
+      <w:tr>
+        <w:tc>
+          <w:tcPr>
+            <w:tcW w:type="dxa" w:w="3489"/>
+            <w:tcBorders>
+              <w:top w:val="single" w:sz="4" w:space="0" w:color="E4DED3"/>
+              <w:left w:val="single" w:sz="4" w:space="0" w:color="E4DED3"/>
+              <w:bottom w:val="single" w:sz="4" w:space="0" w:color="E4DED3"/>
+              <w:right w:val="single" w:sz="4" w:space="0" w:color="E4DED3"/>
+            </w:tcBorders>
+          </w:tcPr>
+          <w:p>
+            <w:r>
+              <w:rPr>
+                <w:sz w:val="18"/>
+              </w:rPr>
+            </w:r>
+          </w:p>
+        </w:tc>
+        <w:tc>
+          <w:tcPr>
+            <w:tcW w:type="dxa" w:w="3489"/>
+            <w:tcBorders>
+              <w:top w:val="single" w:sz="4" w:space="0" w:color="E4DED3"/>
+              <w:left w:val="single" w:sz="4" w:space="0" w:color="E4DED3"/>
+              <w:bottom w:val="single" w:sz="4" w:space="0" w:color="E4DED3"/>
+              <w:right w:val="single" w:sz="4" w:space="0" w:color="E4DED3"/>
+            </w:tcBorders>
+          </w:tcPr>
+          <w:p>
+            <w:r>
+              <w:rPr>
+                <w:sz w:val="18"/>
+              </w:rPr>
+            </w:r>
+          </w:p>
+        </w:tc>
+        <w:tc>
+          <w:tcPr>
+            <w:tcW w:type="dxa" w:w="3489"/>
+            <w:tcBorders>
+              <w:top w:val="single" w:sz="4" w:space="0" w:color="E4DED3"/>
+              <w:left w:val="single" w:sz="4" w:space="0" w:color="E4DED3"/>
+              <w:bottom w:val="single" w:sz="4" w:space="0" w:color="E4DED3"/>
+              <w:right w:val="single" w:sz="4" w:space="0" w:color="E4DED3"/>
+            </w:tcBorders>
+          </w:tcPr>
+          <w:p>
+            <w:r>
+              <w:rPr>
+                <w:sz w:val="18"/>
+              </w:rPr>
+            </w:r>
+          </w:p>
+        </w:tc>
+      </w:tr>
+      <w:tr>
+        <w:tc>
+          <w:tcPr>
+            <w:tcW w:type="dxa" w:w="3489"/>
+            <w:tcBorders>
+              <w:top w:val="single" w:sz="4" w:space="0" w:color="E4DED3"/>
+              <w:left w:val="single" w:sz="4" w:space="0" w:color="E4DED3"/>
+              <w:bottom w:val="single" w:sz="4" w:space="0" w:color="E4DED3"/>
+              <w:right w:val="single" w:sz="4" w:space="0" w:color="E4DED3"/>
+            </w:tcBorders>
+          </w:tcPr>
+          <w:p>
+            <w:r>
+              <w:rPr>
+                <w:sz w:val="18"/>
+              </w:rPr>
+            </w:r>
+          </w:p>
+        </w:tc>
+        <w:tc>
+          <w:tcPr>
+            <w:tcW w:type="dxa" w:w="3489"/>
+            <w:tcBorders>
+              <w:top w:val="single" w:sz="4" w:space="0" w:color="E4DED3"/>
+              <w:left w:val="single" w:sz="4" w:space="0" w:color="E4DED3"/>
+              <w:bottom w:val="single" w:sz="4" w:space="0" w:color="E4DED3"/>
+              <w:right w:val="single" w:sz="4" w:space="0" w:color="E4DED3"/>
+            </w:tcBorders>
+          </w:tcPr>
+          <w:p>
+            <w:r>
+              <w:rPr>
+                <w:sz w:val="18"/>
+              </w:rPr>
+            </w:r>
+          </w:p>
+        </w:tc>
+        <w:tc>
+          <w:tcPr>
+            <w:tcW w:type="dxa" w:w="3489"/>
+            <w:tcBorders>
+              <w:top w:val="single" w:sz="4" w:space="0" w:color="E4DED3"/>
+              <w:left w:val="single" w:sz="4" w:space="0" w:color="E4DED3"/>
+              <w:bottom w:val="single" w:sz="4" w:space="0" w:color="E4DED3"/>
+              <w:right w:val="single" w:sz="4" w:space="0" w:color="E4DED3"/>
+            </w:tcBorders>
+          </w:tcPr>
+          <w:p>
+            <w:r>
+              <w:rPr>
+                <w:sz w:val="18"/>
+              </w:rPr>
+            </w:r>
+          </w:p>
+        </w:tc>
+      </w:tr>
+    </w:tbl>
+    <w:p/>
+    <w:p>
+      <w:pPr>
+        <w:spacing w:after="60"/>
+      </w:pPr>
+      <w:r>
+        <w:rPr>
+          <w:b/>
+          <w:i w:val="0"/>
+          <w:sz w:val="19"/>
+        </w:rPr>
+        <w:t>Evidence</w:t>
+      </w:r>
+    </w:p>
+    <w:tbl>
+      <w:tblPr>
+        <w:tblW w:type="auto" w:w="0"/>
+        <w:tblLook w:firstColumn="1" w:firstRow="1" w:lastColumn="0" w:lastRow="0" w:noHBand="0" w:noVBand="1" w:val="04A0"/>
+      </w:tblPr>
+      <w:tblGrid>
+        <w:gridCol w:w="10466"/>
+      </w:tblGrid>
+      <w:tr>
+        <w:tc>
+          <w:tcPr>
+            <w:tcW w:type="dxa" w:w="9411"/>
+            <w:tcBorders>
+              <w:top w:val="single" w:sz="4" w:space="0" w:color="E4DED3"/>
+              <w:left w:val="single" w:sz="4" w:space="0" w:color="E4DED3"/>
+              <w:bottom w:val="single" w:sz="4" w:space="0" w:color="E4DED3"/>
+              <w:right w:val="single" w:sz="4" w:space="0" w:color="E4DED3"/>
+            </w:tcBorders>
+            <w:shd w:val="clear" w:color="auto" w:fill="F8F4ED"/>
+          </w:tcPr>
+          <w:p>
+            <w:pPr>
+              <w:jc w:val="center"/>
+            </w:pPr>
+            <w:r>
+              <w:rPr>
+                <w:b/>
+                <w:i w:val="0"/>
+                <w:sz w:val="20"/>
+              </w:rPr>
+              <w:t>[ PASTE YOUR SCREENSHOT HERE ]</w:t>
+            </w:r>
+          </w:p>
+          <w:p>
+            <w:pPr>
+              <w:jc w:val="left"/>
+            </w:pPr>
+            <w:r>
+              <w:rPr>
+                <w:b w:val="0"/>
+                <w:i/>
+                <w:color w:val="6B6660"/>
+                <w:sz w:val="19"/>
+              </w:rPr>
+              <w:t>a refinement applied, and its effect</w:t>
+            </w:r>
+          </w:p>
+        </w:tc>
+      </w:tr>
+    </w:tbl>
+    <w:p/>
+    <w:p>
+      <w:pPr>
+        <w:spacing w:before="200" w:after="0"/>
+      </w:pPr>
+      <w:r>
+        <w:rPr>
+          <w:b/>
+          <w:color w:val="1F5A5C"/>
+          <w:sz w:val="16"/>
+        </w:rPr>
+        <w:t>TASK 10</w:t>
+      </w:r>
+    </w:p>
+    <w:p>
+      <w:pPr>
+        <w:pStyle w:val="Heading2"/>
+      </w:pPr>
+      <w:r>
+        <w:rPr>
+          <w:color w:val="1F5A5C"/>
+        </w:rPr>
+        <w:t>Document the as-deployed architecture and test results</w:t>
+      </w:r>
+    </w:p>
+    <w:p>
+      <w:pPr>
+        <w:spacing w:after="120"/>
+      </w:pPr>
+      <w:r>
+        <w:rPr>
+          <w:b w:val="0"/>
+          <w:i w:val="0"/>
+          <w:sz w:val="21"/>
+        </w:rPr>
+        <w:t>Document what is actually deployed, and how it differs from what was approved. Write it for the YAT ICT person who inherits this environment and was not here. Include the test results — the as-deployed state without the evidence it works is half a handover. Highlight every change from the approved design, with the reason.</w:t>
+      </w:r>
+    </w:p>
+    <w:tbl>
+      <w:tblPr>
+        <w:tblW w:type="auto" w:w="0"/>
+        <w:tblLook w:firstColumn="1" w:firstRow="1" w:lastColumn="0" w:lastRow="0" w:noHBand="0" w:noVBand="1" w:val="04A0"/>
+      </w:tblPr>
+      <w:tblGrid>
+        <w:gridCol w:w="10466"/>
+      </w:tblGrid>
+      <w:tr>
+        <w:tc>
+          <w:tcPr>
+            <w:tcW w:type="dxa" w:w="9411"/>
+            <w:tcBorders>
+              <w:top w:val="single" w:sz="4" w:space="0" w:color="E4DED3"/>
+              <w:left w:val="single" w:sz="4" w:space="0" w:color="E4DED3"/>
+              <w:bottom w:val="single" w:sz="4" w:space="0" w:color="E4DED3"/>
+              <w:right w:val="single" w:sz="4" w:space="0" w:color="E4DED3"/>
+            </w:tcBorders>
+            <w:shd w:val="clear" w:color="auto" w:fill="F8F4ED"/>
+          </w:tcPr>
+          <w:p>
+            <w:pPr>
+              <w:jc w:val="center"/>
+            </w:pPr>
+            <w:r>
+              <w:rPr>
+                <w:b/>
+                <w:i w:val="0"/>
+                <w:sz w:val="20"/>
+              </w:rPr>
+              <w:t>[ WRITE YOUR ANSWER HERE ]</w:t>
+            </w:r>
+          </w:p>
+        </w:tc>
+      </w:tr>
+    </w:tbl>
+    <w:p/>
+    <w:p>
+      <w:pPr>
+        <w:spacing w:before="200" w:after="0"/>
+      </w:pPr>
+      <w:r>
+        <w:rPr>
+          <w:b/>
+          <w:color w:val="1F5A5C"/>
+          <w:sz w:val="16"/>
+        </w:rPr>
+        <w:t>TASK 11</w:t>
+      </w:r>
+    </w:p>
+    <w:p>
+      <w:pPr>
+        <w:pStyle w:val="Heading2"/>
+      </w:pPr>
+      <w:r>
+        <w:rPr>
+          <w:color w:val="1F5A5C"/>
+        </w:rPr>
+        <w:t>Describe the long-term improvement strategy</w:t>
+      </w:r>
+    </w:p>
+    <w:p>
+      <w:pPr>
+        <w:spacing w:after="120"/>
+      </w:pPr>
+      <w:r>
+        <w:rPr>
+          <w:b w:val="0"/>
+          <w:i w:val="0"/>
+          <w:sz w:val="21"/>
+        </w:rPr>
+        <w:t>You have deployed what was approved. Describe what YAT should do next and over the longer term, and what each thing would buy them. This is not a list of everything possible — it is what you would advise a client you have just spent a project with, in the order you would advise it.</w:t>
+      </w:r>
+    </w:p>
+    <w:tbl>
+      <w:tblPr>
+        <w:tblW w:type="auto" w:w="0"/>
+        <w:tblLook w:firstColumn="1" w:firstRow="1" w:lastColumn="0" w:lastRow="0" w:noHBand="0" w:noVBand="1" w:val="04A0"/>
+      </w:tblPr>
+      <w:tblGrid>
+        <w:gridCol w:w="3489"/>
+        <w:gridCol w:w="3489"/>
+        <w:gridCol w:w="3489"/>
+      </w:tblGrid>
+      <w:tr>
+        <w:tc>
+          <w:tcPr>
+            <w:tcW w:type="dxa" w:w="3489"/>
+            <w:tcBorders>
+              <w:top w:val="single" w:sz="4" w:space="0" w:color="E4DED3"/>
+              <w:left w:val="single" w:sz="4" w:space="0" w:color="E4DED3"/>
+              <w:bottom w:val="single" w:sz="4" w:space="0" w:color="E4DED3"/>
+              <w:right w:val="single" w:sz="4" w:space="0" w:color="E4DED3"/>
+            </w:tcBorders>
+            <w:shd w:val="clear" w:color="auto" w:fill="F8F4ED"/>
+          </w:tcPr>
+          <w:p>
+            <w:r>
+              <w:rPr>
+                <w:b/>
+                <w:sz w:val="18"/>
+              </w:rPr>
+              <w:t>Strategy</w:t>
+            </w:r>
+          </w:p>
+        </w:tc>
+        <w:tc>
+          <w:tcPr>
+            <w:tcW w:type="dxa" w:w="3489"/>
+            <w:tcBorders>
+              <w:top w:val="single" w:sz="4" w:space="0" w:color="E4DED3"/>
+              <w:left w:val="single" w:sz="4" w:space="0" w:color="E4DED3"/>
+              <w:bottom w:val="single" w:sz="4" w:space="0" w:color="E4DED3"/>
+              <w:right w:val="single" w:sz="4" w:space="0" w:color="E4DED3"/>
+            </w:tcBorders>
+            <w:shd w:val="clear" w:color="auto" w:fill="F8F4ED"/>
+          </w:tcPr>
+          <w:p>
+            <w:r>
+              <w:rPr>
+                <w:b/>
+                <w:sz w:val="18"/>
+              </w:rPr>
+              <w:t>Why, and when</w:t>
+            </w:r>
+          </w:p>
+        </w:tc>
+        <w:tc>
+          <w:tcPr>
+            <w:tcW w:type="dxa" w:w="3489"/>
+            <w:tcBorders>
+              <w:top w:val="single" w:sz="4" w:space="0" w:color="E4DED3"/>
+              <w:left w:val="single" w:sz="4" w:space="0" w:color="E4DED3"/>
+              <w:bottom w:val="single" w:sz="4" w:space="0" w:color="E4DED3"/>
+              <w:right w:val="single" w:sz="4" w:space="0" w:color="E4DED3"/>
+            </w:tcBorders>
+            <w:shd w:val="clear" w:color="auto" w:fill="F8F4ED"/>
+          </w:tcPr>
+          <w:p>
+            <w:r>
+              <w:rPr>
+                <w:b/>
+                <w:sz w:val="18"/>
+              </w:rPr>
+              <w:t>The benefit to YAT</w:t>
+            </w:r>
+          </w:p>
+        </w:tc>
+      </w:tr>
+      <w:tr>
+        <w:tc>
+          <w:tcPr>
+            <w:tcW w:type="dxa" w:w="3489"/>
+            <w:tcBorders>
+              <w:top w:val="single" w:sz="4" w:space="0" w:color="E4DED3"/>
+              <w:left w:val="single" w:sz="4" w:space="0" w:color="E4DED3"/>
+              <w:bottom w:val="single" w:sz="4" w:space="0" w:color="E4DED3"/>
+              <w:right w:val="single" w:sz="4" w:space="0" w:color="E4DED3"/>
+            </w:tcBorders>
+          </w:tcPr>
+          <w:p>
+            <w:r>
+              <w:rPr>
+                <w:sz w:val="18"/>
+              </w:rPr>
+            </w:r>
+          </w:p>
+        </w:tc>
+        <w:tc>
+          <w:tcPr>
+            <w:tcW w:type="dxa" w:w="3489"/>
+            <w:tcBorders>
+              <w:top w:val="single" w:sz="4" w:space="0" w:color="E4DED3"/>
+              <w:left w:val="single" w:sz="4" w:space="0" w:color="E4DED3"/>
+              <w:bottom w:val="single" w:sz="4" w:space="0" w:color="E4DED3"/>
+              <w:right w:val="single" w:sz="4" w:space="0" w:color="E4DED3"/>
+            </w:tcBorders>
+          </w:tcPr>
+          <w:p>
+            <w:r>
+              <w:rPr>
+                <w:sz w:val="18"/>
+              </w:rPr>
+            </w:r>
+          </w:p>
+        </w:tc>
+        <w:tc>
+          <w:tcPr>
+            <w:tcW w:type="dxa" w:w="3489"/>
+            <w:tcBorders>
+              <w:top w:val="single" w:sz="4" w:space="0" w:color="E4DED3"/>
+              <w:left w:val="single" w:sz="4" w:space="0" w:color="E4DED3"/>
+              <w:bottom w:val="single" w:sz="4" w:space="0" w:color="E4DED3"/>
+              <w:right w:val="single" w:sz="4" w:space="0" w:color="E4DED3"/>
+            </w:tcBorders>
+          </w:tcPr>
+          <w:p>
+            <w:r>
+              <w:rPr>
+                <w:sz w:val="18"/>
+              </w:rPr>
+            </w:r>
+          </w:p>
+        </w:tc>
+      </w:tr>
+      <w:tr>
+        <w:tc>
+          <w:tcPr>
+            <w:tcW w:type="dxa" w:w="3489"/>
+            <w:tcBorders>
+              <w:top w:val="single" w:sz="4" w:space="0" w:color="E4DED3"/>
+              <w:left w:val="single" w:sz="4" w:space="0" w:color="E4DED3"/>
+              <w:bottom w:val="single" w:sz="4" w:space="0" w:color="E4DED3"/>
+              <w:right w:val="single" w:sz="4" w:space="0" w:color="E4DED3"/>
+            </w:tcBorders>
+          </w:tcPr>
+          <w:p>
+            <w:r>
+              <w:rPr>
+                <w:sz w:val="18"/>
+              </w:rPr>
+            </w:r>
+          </w:p>
+        </w:tc>
+        <w:tc>
+          <w:tcPr>
+            <w:tcW w:type="dxa" w:w="3489"/>
+            <w:tcBorders>
+              <w:top w:val="single" w:sz="4" w:space="0" w:color="E4DED3"/>
+              <w:left w:val="single" w:sz="4" w:space="0" w:color="E4DED3"/>
+              <w:bottom w:val="single" w:sz="4" w:space="0" w:color="E4DED3"/>
+              <w:right w:val="single" w:sz="4" w:space="0" w:color="E4DED3"/>
+            </w:tcBorders>
+          </w:tcPr>
+          <w:p>
+            <w:r>
+              <w:rPr>
+                <w:sz w:val="18"/>
+              </w:rPr>
+            </w:r>
+          </w:p>
+        </w:tc>
+        <w:tc>
+          <w:tcPr>
+            <w:tcW w:type="dxa" w:w="3489"/>
+            <w:tcBorders>
+              <w:top w:val="single" w:sz="4" w:space="0" w:color="E4DED3"/>
+              <w:left w:val="single" w:sz="4" w:space="0" w:color="E4DED3"/>
+              <w:bottom w:val="single" w:sz="4" w:space="0" w:color="E4DED3"/>
+              <w:right w:val="single" w:sz="4" w:space="0" w:color="E4DED3"/>
+            </w:tcBorders>
+          </w:tcPr>
+          <w:p>
+            <w:r>
+              <w:rPr>
+                <w:sz w:val="18"/>
+              </w:rPr>
+            </w:r>
+          </w:p>
+        </w:tc>
+      </w:tr>
+      <w:tr>
+        <w:tc>
+          <w:tcPr>
+            <w:tcW w:type="dxa" w:w="3489"/>
+            <w:tcBorders>
+              <w:top w:val="single" w:sz="4" w:space="0" w:color="E4DED3"/>
+              <w:left w:val="single" w:sz="4" w:space="0" w:color="E4DED3"/>
+              <w:bottom w:val="single" w:sz="4" w:space="0" w:color="E4DED3"/>
+              <w:right w:val="single" w:sz="4" w:space="0" w:color="E4DED3"/>
+            </w:tcBorders>
+          </w:tcPr>
+          <w:p>
+            <w:r>
+              <w:rPr>
+                <w:sz w:val="18"/>
+              </w:rPr>
+            </w:r>
+          </w:p>
+        </w:tc>
+        <w:tc>
+          <w:tcPr>
+            <w:tcW w:type="dxa" w:w="3489"/>
+            <w:tcBorders>
+              <w:top w:val="single" w:sz="4" w:space="0" w:color="E4DED3"/>
+              <w:left w:val="single" w:sz="4" w:space="0" w:color="E4DED3"/>
+              <w:bottom w:val="single" w:sz="4" w:space="0" w:color="E4DED3"/>
+              <w:right w:val="single" w:sz="4" w:space="0" w:color="E4DED3"/>
+            </w:tcBorders>
+          </w:tcPr>
+          <w:p>
+            <w:r>
+              <w:rPr>
+                <w:sz w:val="18"/>
+              </w:rPr>
+            </w:r>
+          </w:p>
+        </w:tc>
+        <w:tc>
+          <w:tcPr>
+            <w:tcW w:type="dxa" w:w="3489"/>
+            <w:tcBorders>
+              <w:top w:val="single" w:sz="4" w:space="0" w:color="E4DED3"/>
+              <w:left w:val="single" w:sz="4" w:space="0" w:color="E4DED3"/>
+              <w:bottom w:val="single" w:sz="4" w:space="0" w:color="E4DED3"/>
+              <w:right w:val="single" w:sz="4" w:space="0" w:color="E4DED3"/>
+            </w:tcBorders>
+          </w:tcPr>
+          <w:p>
+            <w:r>
+              <w:rPr>
+                <w:sz w:val="18"/>
+              </w:rPr>
+            </w:r>
+          </w:p>
+        </w:tc>
+      </w:tr>
+      <w:tr>
+        <w:tc>
+          <w:tcPr>
+            <w:tcW w:type="dxa" w:w="3489"/>
+            <w:tcBorders>
+              <w:top w:val="single" w:sz="4" w:space="0" w:color="E4DED3"/>
+              <w:left w:val="single" w:sz="4" w:space="0" w:color="E4DED3"/>
+              <w:bottom w:val="single" w:sz="4" w:space="0" w:color="E4DED3"/>
+              <w:right w:val="single" w:sz="4" w:space="0" w:color="E4DED3"/>
+            </w:tcBorders>
+          </w:tcPr>
+          <w:p>
+            <w:r>
+              <w:rPr>
+                <w:sz w:val="18"/>
+              </w:rPr>
+            </w:r>
+          </w:p>
+        </w:tc>
+        <w:tc>
+          <w:tcPr>
+            <w:tcW w:type="dxa" w:w="3489"/>
+            <w:tcBorders>
+              <w:top w:val="single" w:sz="4" w:space="0" w:color="E4DED3"/>
+              <w:left w:val="single" w:sz="4" w:space="0" w:color="E4DED3"/>
+              <w:bottom w:val="single" w:sz="4" w:space="0" w:color="E4DED3"/>
+              <w:right w:val="single" w:sz="4" w:space="0" w:color="E4DED3"/>
+            </w:tcBorders>
+          </w:tcPr>
+          <w:p>
+            <w:r>
+              <w:rPr>
+                <w:sz w:val="18"/>
+              </w:rPr>
+            </w:r>
+          </w:p>
+        </w:tc>
+        <w:tc>
+          <w:tcPr>
+            <w:tcW w:type="dxa" w:w="3489"/>
+            <w:tcBorders>
+              <w:top w:val="single" w:sz="4" w:space="0" w:color="E4DED3"/>
+              <w:left w:val="single" w:sz="4" w:space="0" w:color="E4DED3"/>
+              <w:bottom w:val="single" w:sz="4" w:space="0" w:color="E4DED3"/>
+              <w:right w:val="single" w:sz="4" w:space="0" w:color="E4DED3"/>
+            </w:tcBorders>
+          </w:tcPr>
+          <w:p>
+            <w:r>
+              <w:rPr>
+                <w:sz w:val="18"/>
+              </w:rPr>
+            </w:r>
+          </w:p>
+        </w:tc>
+      </w:tr>
+      <w:tr>
+        <w:tc>
+          <w:tcPr>
+            <w:tcW w:type="dxa" w:w="3489"/>
+            <w:tcBorders>
+              <w:top w:val="single" w:sz="4" w:space="0" w:color="E4DED3"/>
+              <w:left w:val="single" w:sz="4" w:space="0" w:color="E4DED3"/>
+              <w:bottom w:val="single" w:sz="4" w:space="0" w:color="E4DED3"/>
+              <w:right w:val="single" w:sz="4" w:space="0" w:color="E4DED3"/>
+            </w:tcBorders>
+          </w:tcPr>
+          <w:p>
+            <w:r>
+              <w:rPr>
+                <w:sz w:val="18"/>
+              </w:rPr>
+            </w:r>
+          </w:p>
+        </w:tc>
+        <w:tc>
+          <w:tcPr>
+            <w:tcW w:type="dxa" w:w="3489"/>
+            <w:tcBorders>
+              <w:top w:val="single" w:sz="4" w:space="0" w:color="E4DED3"/>
+              <w:left w:val="single" w:sz="4" w:space="0" w:color="E4DED3"/>
+              <w:bottom w:val="single" w:sz="4" w:space="0" w:color="E4DED3"/>
+              <w:right w:val="single" w:sz="4" w:space="0" w:color="E4DED3"/>
+            </w:tcBorders>
+          </w:tcPr>
+          <w:p>
+            <w:r>
+              <w:rPr>
+                <w:sz w:val="18"/>
+              </w:rPr>
+            </w:r>
+          </w:p>
+        </w:tc>
+        <w:tc>
+          <w:tcPr>
+            <w:tcW w:type="dxa" w:w="3489"/>
+            <w:tcBorders>
+              <w:top w:val="single" w:sz="4" w:space="0" w:color="E4DED3"/>
+              <w:left w:val="single" w:sz="4" w:space="0" w:color="E4DED3"/>
+              <w:bottom w:val="single" w:sz="4" w:space="0" w:color="E4DED3"/>
+              <w:right w:val="single" w:sz="4" w:space="0" w:color="E4DED3"/>
+            </w:tcBorders>
+          </w:tcPr>
+          <w:p>
+            <w:r>
+              <w:rPr>
+                <w:sz w:val="18"/>
+              </w:rPr>
+            </w:r>
+          </w:p>
+        </w:tc>
+      </w:tr>
+    </w:tbl>
+    <w:p/>
+    <w:p>
+      <w:pPr>
+        <w:spacing w:before="200" w:after="0"/>
+      </w:pPr>
+      <w:r>
+        <w:rPr>
+          <w:b/>
+          <w:color w:val="1F5A5C"/>
+          <w:sz w:val="16"/>
+        </w:rPr>
+        <w:t>TASK 12</w:t>
+      </w:r>
+    </w:p>
+    <w:p>
+      <w:pPr>
+        <w:pStyle w:val="Heading2"/>
+      </w:pPr>
+      <w:r>
+        <w:rPr>
+          <w:color w:val="1F5A5C"/>
+        </w:rPr>
+        <w:t>Hand over and obtain final sign-off</w:t>
+      </w:r>
+    </w:p>
+    <w:p>
+      <w:pPr>
+        <w:spacing w:after="120"/>
+      </w:pPr>
+      <w:r>
+        <w:rPr>
+          <w:b w:val="0"/>
+          <w:i w:val="0"/>
+          <w:sz w:val="21"/>
+        </w:rPr>
+        <w:t>Walk Sam Walker through what you deployed, what your tests showed, and what you are recommending next. Answer questions, respond to feedback, and obtain final sign-off. File your documentation per the Records Management Policy.</w:t>
+      </w:r>
+    </w:p>
+    <w:p>
+      <w:pPr>
+        <w:spacing w:after="60"/>
+      </w:pPr>
+      <w:r>
+        <w:rPr>
+          <w:b/>
+          <w:i w:val="0"/>
+          <w:sz w:val="19"/>
+        </w:rPr>
+        <w:t>Related resources</w:t>
+      </w:r>
+    </w:p>
+    <w:p>
+      <w:pPr>
+        <w:spacing w:after="60"/>
+        <w:ind w:left="340"/>
+      </w:pPr>
+      <w:r>
+        <w:rPr>
+          <w:sz w:val="19"/>
+        </w:rPr>
+        <w:t xml:space="preserve">•  </w:t>
+      </w:r>
+      <w:hyperlink r:id="rId20">
+        <w:r>
+          <w:rPr>
+            <w:sz w:val="19"/>
+            <w:color w:val="0563C1"/>
+            <w:u w:val="single"/>
+          </w:rPr>
+          <w:t>Records Management Policy — where completed engagement documentation is filed</w:t>
+        </w:r>
+      </w:hyperlink>
+    </w:p>
+    <w:p/>
+    <w:tbl>
+      <w:tblPr>
+        <w:tblW w:type="auto" w:w="0"/>
+        <w:tblLook w:firstColumn="1" w:firstRow="1" w:lastColumn="0" w:lastRow="0" w:noHBand="0" w:noVBand="1" w:val="04A0"/>
+      </w:tblPr>
+      <w:tblGrid>
+        <w:gridCol w:w="5233"/>
+        <w:gridCol w:w="5233"/>
+      </w:tblGrid>
+      <w:tr>
+        <w:tc>
+          <w:tcPr>
+            <w:tcW w:type="dxa" w:w="5233"/>
+            <w:tcBorders>
+              <w:top w:val="single" w:sz="4" w:space="0" w:color="E4DED3"/>
+              <w:left w:val="single" w:sz="4" w:space="0" w:color="E4DED3"/>
+              <w:bottom w:val="single" w:sz="4" w:space="0" w:color="E4DED3"/>
+              <w:right w:val="single" w:sz="4" w:space="0" w:color="E4DED3"/>
+            </w:tcBorders>
+            <w:shd w:val="clear" w:color="auto" w:fill="F8F4ED"/>
+          </w:tcPr>
+          <w:p>
+            <w:r>
+              <w:rPr>
+                <w:b/>
+                <w:sz w:val="18"/>
+              </w:rPr>
+              <w:t>Record</w:t>
+            </w:r>
+          </w:p>
+        </w:tc>
+        <w:tc>
+          <w:tcPr>
+            <w:tcW w:type="dxa" w:w="5233"/>
+            <w:tcBorders>
+              <w:top w:val="single" w:sz="4" w:space="0" w:color="E4DED3"/>
+              <w:left w:val="single" w:sz="4" w:space="0" w:color="E4DED3"/>
+              <w:bottom w:val="single" w:sz="4" w:space="0" w:color="E4DED3"/>
+              <w:right w:val="single" w:sz="4" w:space="0" w:color="E4DED3"/>
+            </w:tcBorders>
+            <w:shd w:val="clear" w:color="auto" w:fill="F8F4ED"/>
+          </w:tcPr>
+          <w:p>
+            <w:r>
+              <w:rPr>
+                <w:b/>
+                <w:sz w:val="18"/>
+              </w:rPr>
+              <w:t>Your entry</w:t>
+            </w:r>
+          </w:p>
+        </w:tc>
+      </w:tr>
+      <w:tr>
+        <w:tc>
+          <w:tcPr>
+            <w:tcW w:type="dxa" w:w="5233"/>
+            <w:tcBorders>
+              <w:top w:val="single" w:sz="4" w:space="0" w:color="E4DED3"/>
+              <w:left w:val="single" w:sz="4" w:space="0" w:color="E4DED3"/>
+              <w:bottom w:val="single" w:sz="4" w:space="0" w:color="E4DED3"/>
+              <w:right w:val="single" w:sz="4" w:space="0" w:color="E4DED3"/>
+            </w:tcBorders>
+          </w:tcPr>
+          <w:p>
+            <w:r>
+              <w:rPr>
+                <w:sz w:val="18"/>
+              </w:rPr>
+              <w:t>What you handed over</w:t>
+            </w:r>
+          </w:p>
+        </w:tc>
+        <w:tc>
+          <w:tcPr>
+            <w:tcW w:type="dxa" w:w="5233"/>
+            <w:tcBorders>
+              <w:top w:val="single" w:sz="4" w:space="0" w:color="E4DED3"/>
+              <w:left w:val="single" w:sz="4" w:space="0" w:color="E4DED3"/>
+              <w:bottom w:val="single" w:sz="4" w:space="0" w:color="E4DED3"/>
+              <w:right w:val="single" w:sz="4" w:space="0" w:color="E4DED3"/>
+            </w:tcBorders>
+          </w:tcPr>
+          <w:p>
+            <w:r>
+              <w:rPr>
+                <w:sz w:val="18"/>
+              </w:rPr>
+            </w:r>
+          </w:p>
+        </w:tc>
+      </w:tr>
+      <w:tr>
+        <w:tc>
+          <w:tcPr>
+            <w:tcW w:type="dxa" w:w="5233"/>
+            <w:tcBorders>
+              <w:top w:val="single" w:sz="4" w:space="0" w:color="E4DED3"/>
+              <w:left w:val="single" w:sz="4" w:space="0" w:color="E4DED3"/>
+              <w:bottom w:val="single" w:sz="4" w:space="0" w:color="E4DED3"/>
+              <w:right w:val="single" w:sz="4" w:space="0" w:color="E4DED3"/>
+            </w:tcBorders>
+          </w:tcPr>
+          <w:p>
+            <w:r>
+              <w:rPr>
+                <w:sz w:val="18"/>
+              </w:rPr>
+              <w:t>Where you filed it</w:t>
+            </w:r>
+          </w:p>
+        </w:tc>
+        <w:tc>
+          <w:tcPr>
+            <w:tcW w:type="dxa" w:w="5233"/>
+            <w:tcBorders>
+              <w:top w:val="single" w:sz="4" w:space="0" w:color="E4DED3"/>
+              <w:left w:val="single" w:sz="4" w:space="0" w:color="E4DED3"/>
+              <w:bottom w:val="single" w:sz="4" w:space="0" w:color="E4DED3"/>
+              <w:right w:val="single" w:sz="4" w:space="0" w:color="E4DED3"/>
+            </w:tcBorders>
+          </w:tcPr>
+          <w:p>
+            <w:r>
+              <w:rPr>
+                <w:sz w:val="18"/>
+              </w:rPr>
+            </w:r>
+          </w:p>
+        </w:tc>
+      </w:tr>
+      <w:tr>
+        <w:tc>
+          <w:tcPr>
+            <w:tcW w:type="dxa" w:w="5233"/>
+            <w:tcBorders>
+              <w:top w:val="single" w:sz="4" w:space="0" w:color="E4DED3"/>
+              <w:left w:val="single" w:sz="4" w:space="0" w:color="E4DED3"/>
+              <w:bottom w:val="single" w:sz="4" w:space="0" w:color="E4DED3"/>
+              <w:right w:val="single" w:sz="4" w:space="0" w:color="E4DED3"/>
+            </w:tcBorders>
+          </w:tcPr>
+          <w:p>
+            <w:r>
+              <w:rPr>
+                <w:sz w:val="18"/>
+              </w:rPr>
+              <w:t>Feedback given, and your response</w:t>
+            </w:r>
+          </w:p>
+        </w:tc>
+        <w:tc>
+          <w:tcPr>
+            <w:tcW w:type="dxa" w:w="5233"/>
+            <w:tcBorders>
+              <w:top w:val="single" w:sz="4" w:space="0" w:color="E4DED3"/>
+              <w:left w:val="single" w:sz="4" w:space="0" w:color="E4DED3"/>
+              <w:bottom w:val="single" w:sz="4" w:space="0" w:color="E4DED3"/>
+              <w:right w:val="single" w:sz="4" w:space="0" w:color="E4DED3"/>
+            </w:tcBorders>
+          </w:tcPr>
+          <w:p>
+            <w:r>
+              <w:rPr>
+                <w:sz w:val="18"/>
+              </w:rPr>
+            </w:r>
+          </w:p>
+        </w:tc>
+      </w:tr>
+      <w:tr>
+        <w:tc>
+          <w:tcPr>
+            <w:tcW w:type="dxa" w:w="5233"/>
+            <w:tcBorders>
+              <w:top w:val="single" w:sz="4" w:space="0" w:color="E4DED3"/>
+              <w:left w:val="single" w:sz="4" w:space="0" w:color="E4DED3"/>
+              <w:bottom w:val="single" w:sz="4" w:space="0" w:color="E4DED3"/>
+              <w:right w:val="single" w:sz="4" w:space="0" w:color="E4DED3"/>
+            </w:tcBorders>
+          </w:tcPr>
+          <w:p>
+            <w:r>
+              <w:rPr>
+                <w:sz w:val="18"/>
+              </w:rPr>
+              <w:t>Decision</w:t>
+            </w:r>
+          </w:p>
+        </w:tc>
+        <w:tc>
+          <w:tcPr>
+            <w:tcW w:type="dxa" w:w="5233"/>
+            <w:tcBorders>
+              <w:top w:val="single" w:sz="4" w:space="0" w:color="E4DED3"/>
+              <w:left w:val="single" w:sz="4" w:space="0" w:color="E4DED3"/>
+              <w:bottom w:val="single" w:sz="4" w:space="0" w:color="E4DED3"/>
+              <w:right w:val="single" w:sz="4" w:space="0" w:color="E4DED3"/>
+            </w:tcBorders>
+          </w:tcPr>
+          <w:p>
+            <w:r>
+              <w:rPr>
+                <w:sz w:val="18"/>
+              </w:rPr>
+            </w:r>
+          </w:p>
+        </w:tc>
+      </w:tr>
+      <w:tr>
+        <w:tc>
+          <w:tcPr>
+            <w:tcW w:type="dxa" w:w="5233"/>
+            <w:tcBorders>
+              <w:top w:val="single" w:sz="4" w:space="0" w:color="E4DED3"/>
+              <w:left w:val="single" w:sz="4" w:space="0" w:color="E4DED3"/>
+              <w:bottom w:val="single" w:sz="4" w:space="0" w:color="E4DED3"/>
+              <w:right w:val="single" w:sz="4" w:space="0" w:color="E4DED3"/>
+            </w:tcBorders>
+          </w:tcPr>
+          <w:p>
+            <w:r>
+              <w:rPr>
+                <w:sz w:val="18"/>
+              </w:rPr>
+              <w:t>Signed by, and date</w:t>
+            </w:r>
+          </w:p>
+        </w:tc>
+        <w:tc>
+          <w:tcPr>
+            <w:tcW w:type="dxa" w:w="5233"/>
+            <w:tcBorders>
+              <w:top w:val="single" w:sz="4" w:space="0" w:color="E4DED3"/>
+              <w:left w:val="single" w:sz="4" w:space="0" w:color="E4DED3"/>
+              <w:bottom w:val="single" w:sz="4" w:space="0" w:color="E4DED3"/>
+              <w:right w:val="single" w:sz="4" w:space="0" w:color="E4DED3"/>
+            </w:tcBorders>
+          </w:tcPr>
+          <w:p>
+            <w:r>
+              <w:rPr>
+                <w:sz w:val="18"/>
+              </w:rPr>
+            </w:r>
+          </w:p>
+        </w:tc>
+      </w:tr>
+    </w:tbl>
+    <w:p/>
+    <w:p>
+      <w:pPr>
+        <w:spacing w:before="200" w:after="0"/>
+      </w:pPr>
+      <w:r>
+        <w:rPr>
+          <w:b/>
+          <w:color w:val="1F5A5C"/>
+          <w:sz w:val="16"/>
+        </w:rPr>
+        <w:t>TASK 13</w:t>
+      </w:r>
+    </w:p>
+    <w:p>
+      <w:pPr>
+        <w:pStyle w:val="Heading2"/>
+      </w:pPr>
+      <w:r>
+        <w:rPr>
+          <w:color w:val="1F5A5C"/>
+        </w:rPr>
+        <w:t>Remove what you deployed</w:t>
+      </w:r>
+    </w:p>
+    <w:p>
+      <w:pPr>
+        <w:spacing w:after="120"/>
+      </w:pPr>
+      <w:r>
+        <w:rPr>
+          <w:b w:val="0"/>
+          <w:i w:val="0"/>
+          <w:sz w:val="21"/>
+        </w:rPr>
+        <w:t>Tear the environment down through the infrastructure-as-code tooling and confirm it is gone. Lab environments are not free and an environment left running is a cost YAT did not agree to.</w:t>
+      </w:r>
+    </w:p>
+    <w:tbl>
+      <w:tblPr>
+        <w:tblW w:type="auto" w:w="0"/>
+        <w:tblLook w:firstColumn="1" w:firstRow="1" w:lastColumn="0" w:lastRow="0" w:noHBand="0" w:noVBand="1" w:val="04A0"/>
+      </w:tblPr>
+      <w:tblGrid>
+        <w:gridCol w:w="3489"/>
+        <w:gridCol w:w="3489"/>
+        <w:gridCol w:w="3489"/>
+      </w:tblGrid>
+      <w:tr>
+        <w:tc>
+          <w:tcPr>
+            <w:tcW w:type="dxa" w:w="3489"/>
+            <w:tcBorders>
+              <w:top w:val="single" w:sz="4" w:space="0" w:color="E4DED3"/>
+              <w:left w:val="single" w:sz="4" w:space="0" w:color="E4DED3"/>
+              <w:bottom w:val="single" w:sz="4" w:space="0" w:color="E4DED3"/>
+              <w:right w:val="single" w:sz="4" w:space="0" w:color="E4DED3"/>
+            </w:tcBorders>
+            <w:shd w:val="clear" w:color="auto" w:fill="F8F4ED"/>
+          </w:tcPr>
+          <w:p>
+            <w:r>
+              <w:rPr>
+                <w:b/>
+                <w:sz w:val="18"/>
+              </w:rPr>
+              <w:t>What you removed</w:t>
+            </w:r>
+          </w:p>
+        </w:tc>
+        <w:tc>
+          <w:tcPr>
+            <w:tcW w:type="dxa" w:w="3489"/>
+            <w:tcBorders>
+              <w:top w:val="single" w:sz="4" w:space="0" w:color="E4DED3"/>
+              <w:left w:val="single" w:sz="4" w:space="0" w:color="E4DED3"/>
+              <w:bottom w:val="single" w:sz="4" w:space="0" w:color="E4DED3"/>
+              <w:right w:val="single" w:sz="4" w:space="0" w:color="E4DED3"/>
+            </w:tcBorders>
+            <w:shd w:val="clear" w:color="auto" w:fill="F8F4ED"/>
+          </w:tcPr>
+          <w:p>
+            <w:r>
+              <w:rPr>
+                <w:b/>
+                <w:sz w:val="18"/>
+              </w:rPr>
+              <w:t>How</w:t>
+            </w:r>
+          </w:p>
+        </w:tc>
+        <w:tc>
+          <w:tcPr>
+            <w:tcW w:type="dxa" w:w="3489"/>
+            <w:tcBorders>
+              <w:top w:val="single" w:sz="4" w:space="0" w:color="E4DED3"/>
+              <w:left w:val="single" w:sz="4" w:space="0" w:color="E4DED3"/>
+              <w:bottom w:val="single" w:sz="4" w:space="0" w:color="E4DED3"/>
+              <w:right w:val="single" w:sz="4" w:space="0" w:color="E4DED3"/>
+            </w:tcBorders>
+            <w:shd w:val="clear" w:color="auto" w:fill="F8F4ED"/>
+          </w:tcPr>
+          <w:p>
+            <w:r>
+              <w:rPr>
+                <w:b/>
+                <w:sz w:val="18"/>
+              </w:rPr>
+              <w:t>Confirmed gone</w:t>
+            </w:r>
+          </w:p>
+        </w:tc>
+      </w:tr>
+      <w:tr>
+        <w:tc>
+          <w:tcPr>
+            <w:tcW w:type="dxa" w:w="3489"/>
+            <w:tcBorders>
+              <w:top w:val="single" w:sz="4" w:space="0" w:color="E4DED3"/>
+              <w:left w:val="single" w:sz="4" w:space="0" w:color="E4DED3"/>
+              <w:bottom w:val="single" w:sz="4" w:space="0" w:color="E4DED3"/>
+              <w:right w:val="single" w:sz="4" w:space="0" w:color="E4DED3"/>
+            </w:tcBorders>
+          </w:tcPr>
+          <w:p>
+            <w:r>
+              <w:rPr>
+                <w:sz w:val="18"/>
+              </w:rPr>
+              <w:t>The improved environment</w:t>
+            </w:r>
+          </w:p>
+        </w:tc>
+        <w:tc>
+          <w:tcPr>
+            <w:tcW w:type="dxa" w:w="3489"/>
+            <w:tcBorders>
+              <w:top w:val="single" w:sz="4" w:space="0" w:color="E4DED3"/>
+              <w:left w:val="single" w:sz="4" w:space="0" w:color="E4DED3"/>
+              <w:bottom w:val="single" w:sz="4" w:space="0" w:color="E4DED3"/>
+              <w:right w:val="single" w:sz="4" w:space="0" w:color="E4DED3"/>
+            </w:tcBorders>
+          </w:tcPr>
+          <w:p>
+            <w:r>
+              <w:rPr>
+                <w:sz w:val="18"/>
+              </w:rPr>
+            </w:r>
+          </w:p>
+        </w:tc>
+        <w:tc>
+          <w:tcPr>
+            <w:tcW w:type="dxa" w:w="3489"/>
+            <w:tcBorders>
+              <w:top w:val="single" w:sz="4" w:space="0" w:color="E4DED3"/>
+              <w:left w:val="single" w:sz="4" w:space="0" w:color="E4DED3"/>
+              <w:bottom w:val="single" w:sz="4" w:space="0" w:color="E4DED3"/>
+              <w:right w:val="single" w:sz="4" w:space="0" w:color="E4DED3"/>
+            </w:tcBorders>
+          </w:tcPr>
+          <w:p>
+            <w:r>
+              <w:rPr>
+                <w:sz w:val="18"/>
+              </w:rPr>
+            </w:r>
+          </w:p>
+        </w:tc>
+      </w:tr>
+      <w:tr>
+        <w:tc>
+          <w:tcPr>
+            <w:tcW w:type="dxa" w:w="3489"/>
+            <w:tcBorders>
+              <w:top w:val="single" w:sz="4" w:space="0" w:color="E4DED3"/>
+              <w:left w:val="single" w:sz="4" w:space="0" w:color="E4DED3"/>
+              <w:bottom w:val="single" w:sz="4" w:space="0" w:color="E4DED3"/>
+              <w:right w:val="single" w:sz="4" w:space="0" w:color="E4DED3"/>
+            </w:tcBorders>
+          </w:tcPr>
+          <w:p>
+            <w:r>
+              <w:rPr>
+                <w:sz w:val="18"/>
+              </w:rPr>
+              <w:t>The baseline stack</w:t>
+            </w:r>
+          </w:p>
+        </w:tc>
+        <w:tc>
+          <w:tcPr>
+            <w:tcW w:type="dxa" w:w="3489"/>
+            <w:tcBorders>
+              <w:top w:val="single" w:sz="4" w:space="0" w:color="E4DED3"/>
+              <w:left w:val="single" w:sz="4" w:space="0" w:color="E4DED3"/>
+              <w:bottom w:val="single" w:sz="4" w:space="0" w:color="E4DED3"/>
+              <w:right w:val="single" w:sz="4" w:space="0" w:color="E4DED3"/>
+            </w:tcBorders>
+          </w:tcPr>
+          <w:p>
+            <w:r>
+              <w:rPr>
+                <w:sz w:val="18"/>
+              </w:rPr>
+            </w:r>
+          </w:p>
+        </w:tc>
+        <w:tc>
+          <w:tcPr>
+            <w:tcW w:type="dxa" w:w="3489"/>
+            <w:tcBorders>
+              <w:top w:val="single" w:sz="4" w:space="0" w:color="E4DED3"/>
+              <w:left w:val="single" w:sz="4" w:space="0" w:color="E4DED3"/>
+              <w:bottom w:val="single" w:sz="4" w:space="0" w:color="E4DED3"/>
+              <w:right w:val="single" w:sz="4" w:space="0" w:color="E4DED3"/>
+            </w:tcBorders>
+          </w:tcPr>
+          <w:p>
+            <w:r>
+              <w:rPr>
+                <w:sz w:val="18"/>
+              </w:rPr>
+            </w:r>
+          </w:p>
+        </w:tc>
+      </w:tr>
+      <w:tr>
+        <w:tc>
+          <w:tcPr>
+            <w:tcW w:type="dxa" w:w="3489"/>
+            <w:tcBorders>
+              <w:top w:val="single" w:sz="4" w:space="0" w:color="E4DED3"/>
+              <w:left w:val="single" w:sz="4" w:space="0" w:color="E4DED3"/>
+              <w:bottom w:val="single" w:sz="4" w:space="0" w:color="E4DED3"/>
+              <w:right w:val="single" w:sz="4" w:space="0" w:color="E4DED3"/>
+            </w:tcBorders>
+          </w:tcPr>
+          <w:p>
+            <w:r>
+              <w:rPr>
+                <w:sz w:val="18"/>
+              </w:rPr>
+              <w:t>Anything left behind</w:t>
+            </w:r>
+          </w:p>
+        </w:tc>
+        <w:tc>
+          <w:tcPr>
+            <w:tcW w:type="dxa" w:w="3489"/>
+            <w:tcBorders>
+              <w:top w:val="single" w:sz="4" w:space="0" w:color="E4DED3"/>
+              <w:left w:val="single" w:sz="4" w:space="0" w:color="E4DED3"/>
+              <w:bottom w:val="single" w:sz="4" w:space="0" w:color="E4DED3"/>
+              <w:right w:val="single" w:sz="4" w:space="0" w:color="E4DED3"/>
+            </w:tcBorders>
+          </w:tcPr>
+          <w:p>
+            <w:r>
+              <w:rPr>
+                <w:sz w:val="18"/>
+              </w:rPr>
+            </w:r>
+          </w:p>
+        </w:tc>
+        <w:tc>
+          <w:tcPr>
+            <w:tcW w:type="dxa" w:w="3489"/>
+            <w:tcBorders>
+              <w:top w:val="single" w:sz="4" w:space="0" w:color="E4DED3"/>
+              <w:left w:val="single" w:sz="4" w:space="0" w:color="E4DED3"/>
+              <w:bottom w:val="single" w:sz="4" w:space="0" w:color="E4DED3"/>
+              <w:right w:val="single" w:sz="4" w:space="0" w:color="E4DED3"/>
+            </w:tcBorders>
+          </w:tcPr>
+          <w:p>
+            <w:r>
+              <w:rPr>
+                <w:sz w:val="18"/>
+              </w:rPr>
+            </w:r>
+          </w:p>
+        </w:tc>
+      </w:tr>
+    </w:tbl>
+    <w:p/>
+    <w:p>
+      <w:pPr>
+        <w:pStyle w:val="Heading1"/>
+      </w:pPr>
+      <w:r>
+        <w:t>Knowledge questions</w:t>
+      </w:r>
+    </w:p>
+    <w:p>
+      <w:pPr>
+        <w:spacing w:after="200"/>
+      </w:pPr>
+      <w:r>
+        <w:rPr>
+          <w:b w:val="0"/>
+          <w:i/>
+          <w:color w:val="6B6660"/>
+          <w:sz w:val="19"/>
+        </w:rPr>
+        <w:t>Answer these about your own deployment. Generic answers about cloud infrastructure will not pass.</w:t>
+      </w:r>
+    </w:p>
+    <w:p>
+      <w:pPr>
+        <w:spacing w:before="200" w:after="0"/>
+      </w:pPr>
+      <w:r>
+        <w:rPr>
+          <w:b/>
+          <w:color w:val="1F5A5C"/>
+          <w:sz w:val="16"/>
+        </w:rPr>
+        <w:t>QUESTION 1</w:t>
+      </w:r>
+    </w:p>
+    <w:p>
+      <w:pPr>
+        <w:pStyle w:val="Heading2"/>
+      </w:pPr>
+      <w:r>
+        <w:rPr>
+          <w:color w:val="1F5A5C"/>
+        </w:rPr>
+        <w:t>How did you test this environment, and how do you avoid single points of failure?</w:t>
+      </w:r>
+    </w:p>
+    <w:p>
+      <w:pPr>
+        <w:spacing w:after="120"/>
+      </w:pPr>
+      <w:r>
+        <w:rPr>
+          <w:b w:val="0"/>
+          <w:i w:val="0"/>
+          <w:sz w:val="21"/>
+        </w:rPr>
+        <w:t>Describe the testing and debugging techniques you used, and explain the techniques available for avoiding single points of failure — pointing at where each one appears, or deliberately does not appear, in what you deployed.</w:t>
+      </w:r>
+    </w:p>
+    <w:tbl>
+      <w:tblPr>
+        <w:tblW w:type="auto" w:w="0"/>
+        <w:tblLook w:firstColumn="1" w:firstRow="1" w:lastColumn="0" w:lastRow="0" w:noHBand="0" w:noVBand="1" w:val="04A0"/>
+      </w:tblPr>
+      <w:tblGrid>
+        <w:gridCol w:w="10466"/>
+      </w:tblGrid>
+      <w:tr>
+        <w:tc>
+          <w:tcPr>
+            <w:tcW w:type="dxa" w:w="9411"/>
+            <w:tcBorders>
+              <w:top w:val="single" w:sz="4" w:space="0" w:color="E4DED3"/>
+              <w:left w:val="single" w:sz="4" w:space="0" w:color="E4DED3"/>
+              <w:bottom w:val="single" w:sz="4" w:space="0" w:color="E4DED3"/>
+              <w:right w:val="single" w:sz="4" w:space="0" w:color="E4DED3"/>
+            </w:tcBorders>
+            <w:shd w:val="clear" w:color="auto" w:fill="F8F4ED"/>
+          </w:tcPr>
+          <w:p>
+            <w:pPr>
+              <w:jc w:val="center"/>
+            </w:pPr>
+            <w:r>
+              <w:rPr>
+                <w:b/>
+                <w:i w:val="0"/>
+                <w:sz w:val="20"/>
+              </w:rPr>
+              <w:t>[ WRITE YOUR ANSWER HERE ]</w:t>
+            </w:r>
+          </w:p>
+        </w:tc>
+      </w:tr>
+    </w:tbl>
+    <w:p/>
+    <w:p>
+      <w:pPr>
+        <w:spacing w:before="200" w:after="0"/>
+      </w:pPr>
+      <w:r>
+        <w:rPr>
+          <w:b/>
+          <w:color w:val="1F5A5C"/>
+          <w:sz w:val="16"/>
+        </w:rPr>
+        <w:t>QUESTION 2</w:t>
+      </w:r>
+    </w:p>
+    <w:p>
+      <w:pPr>
+        <w:pStyle w:val="Heading2"/>
+      </w:pPr>
+      <w:r>
+        <w:rPr>
+          <w:color w:val="1F5A5C"/>
+        </w:rPr>
+        <w:t>What would you monitor to know this environment is healthy?</w:t>
+      </w:r>
+    </w:p>
+    <w:p>
+      <w:pPr>
+        <w:spacing w:after="120"/>
+      </w:pPr>
+      <w:r>
+        <w:rPr>
+          <w:b w:val="0"/>
+          <w:i w:val="0"/>
+          <w:sz w:val="21"/>
+        </w:rPr>
+        <w:t>Explain the techniques, methods and industry standard metrics used to monitor cloud resources, and say which of them you would leave in place for YAT to run this environment day to day.</w:t>
+      </w:r>
+    </w:p>
+    <w:tbl>
+      <w:tblPr>
+        <w:tblW w:type="auto" w:w="0"/>
+        <w:tblLook w:firstColumn="1" w:firstRow="1" w:lastColumn="0" w:lastRow="0" w:noHBand="0" w:noVBand="1" w:val="04A0"/>
+      </w:tblPr>
+      <w:tblGrid>
+        <w:gridCol w:w="10466"/>
+      </w:tblGrid>
+      <w:tr>
+        <w:tc>
+          <w:tcPr>
+            <w:tcW w:type="dxa" w:w="9411"/>
+            <w:tcBorders>
+              <w:top w:val="single" w:sz="4" w:space="0" w:color="E4DED3"/>
+              <w:left w:val="single" w:sz="4" w:space="0" w:color="E4DED3"/>
+              <w:bottom w:val="single" w:sz="4" w:space="0" w:color="E4DED3"/>
+              <w:right w:val="single" w:sz="4" w:space="0" w:color="E4DED3"/>
+            </w:tcBorders>
+            <w:shd w:val="clear" w:color="auto" w:fill="F8F4ED"/>
+          </w:tcPr>
+          <w:p>
+            <w:pPr>
+              <w:jc w:val="center"/>
+            </w:pPr>
+            <w:r>
+              <w:rPr>
+                <w:b/>
+                <w:i w:val="0"/>
+                <w:sz w:val="20"/>
+              </w:rPr>
+              <w:t>[ WRITE YOUR ANSWER HERE ]</w:t>
+            </w:r>
+          </w:p>
+        </w:tc>
+      </w:tr>
+    </w:tbl>
+    <w:p/>
     <w:sectPr>
       <w:headerReference w:type="even" r:id="rId11"/>
       <w:headerReference w:type="default" r:id="rId12"/>
